--- a/docs/הגשה סופית/6 - מסמך סקייל וביצועים - Runi.docx
+++ b/docs/הגשה סופית/6 - מסמך סקייל וביצועים - Runi.docx
@@ -1,6 +1,6 @@
 
 <file path=word/document.xml><?xml version="1.0" encoding="utf-8"?>
-<w:document xmlns:wpc="http://schemas.microsoft.com/office/word/2010/wordprocessingCanvas" xmlns:cx="http://schemas.microsoft.com/office/drawing/2014/chartex" xmlns:cx1="http://schemas.microsoft.com/office/drawing/2015/9/8/chartex" xmlns:cx2="http://schemas.microsoft.com/office/drawing/2015/10/21/chartex" xmlns:cx3="http://schemas.microsoft.com/office/drawing/2016/5/9/chartex" xmlns:cx4="http://schemas.microsoft.com/office/drawing/2016/5/10/chartex" xmlns:cx5="http://schemas.microsoft.com/office/drawing/2016/5/11/chartex" xmlns:cx6="http://schemas.microsoft.com/office/drawing/2016/5/12/chartex" xmlns:cx7="http://schemas.microsoft.com/office/drawing/2016/5/13/chartex" xmlns:cx8="http://schemas.microsoft.com/office/drawing/2016/5/14/chartex" xmlns:mc="http://schemas.openxmlformats.org/markup-compatibility/2006" xmlns:m="http://schemas.openxmlformats.org/officeDocument/2006/math" xmlns:aink="http://schemas.microsoft.com/office/drawing/2016/ink" xmlns:am3d="http://schemas.microsoft.com/office/drawing/2017/model3d" xmlns:oel="http://schemas.microsoft.com/office/2019/extlst" xmlns:r="http://schemas.openxmlformats.org/officeDocument/2006/relationships" xmlns:wp14="http://schemas.microsoft.com/office/word/2010/wordprocessingDrawing" xmlns:wp="http://schemas.openxmlformats.org/drawingml/2006/wordprocessingDrawing" xmlns:wpg="http://schemas.microsoft.com/office/word/2010/wordprocessingGroup" xmlns:wpi="http://schemas.microsoft.com/office/word/2010/wordprocessingInk" xmlns:wps="http://schemas.microsoft.com/office/word/2010/wordprocessingShape" xmlns:o="urn:schemas-microsoft-com:office:office" xmlns:v="urn:schemas-microsoft-com:vml" xmlns:w10="urn:schemas-microsoft-com:office:word" xmlns:w="http://schemas.openxmlformats.org/wordprocessingml/2006/main" xmlns:w14="http://schemas.microsoft.com/office/word/2010/wordml" xmlns:w15="http://schemas.microsoft.com/office/word/2012/wordml" xmlns:w16cei="http://schemas.microsoft.com/office/word/2026/wordml/cei" xmlns:w16cex="http://schemas.microsoft.com/office/word/2018/wordml/cex" xmlns:w16cid="http://schemas.microsoft.com/office/word/2016/wordml/cid" xmlns:w16="http://schemas.microsoft.com/office/word/2018/wordml" xmlns:w16sdtdh="http://schemas.microsoft.com/office/word/2020/wordml/sdtdatahash" xmlns:w16sdtfl="http://schemas.microsoft.com/office/word/2024/wordml/sdtformatlock" xmlns:w16se="http://schemas.microsoft.com/office/word/2015/wordml/symex" xmlns:w16du="http://schemas.microsoft.com/office/word/2023/wordml/word16du" xmlns:wne="http://schemas.microsoft.com/office/word/2006/wordml" mc:Ignorable="w14 w15 w16se w16cid w16 w16cex w16sdtdh w16sdtfl w16du wp14">
+<w:document xmlns:wpc="http://schemas.microsoft.com/office/word/2010/wordprocessingCanvas" xmlns:cx="http://schemas.microsoft.com/office/drawing/2014/chartex" xmlns:cx1="http://schemas.microsoft.com/office/drawing/2015/9/8/chartex" xmlns:cx2="http://schemas.microsoft.com/office/drawing/2015/10/21/chartex" xmlns:cx3="http://schemas.microsoft.com/office/drawing/2016/5/9/chartex" xmlns:cx4="http://schemas.microsoft.com/office/drawing/2016/5/10/chartex" xmlns:cx5="http://schemas.microsoft.com/office/drawing/2016/5/11/chartex" xmlns:cx6="http://schemas.microsoft.com/office/drawing/2016/5/12/chartex" xmlns:cx7="http://schemas.microsoft.com/office/drawing/2016/5/13/chartex" xmlns:cx8="http://schemas.microsoft.com/office/drawing/2016/5/14/chartex" xmlns:mc="http://schemas.openxmlformats.org/markup-compatibility/2006" xmlns:m="http://schemas.openxmlformats.org/officeDocument/2006/math" xmlns:aink="http://schemas.microsoft.com/office/drawing/2016/ink" xmlns:am3d="http://schemas.microsoft.com/office/drawing/2017/model3d" xmlns:oel="http://schemas.microsoft.com/office/2019/extlst" xmlns:r="http://schemas.openxmlformats.org/officeDocument/2006/relationships" xmlns:wp14="http://schemas.microsoft.com/office/word/2010/wordprocessingDrawing" xmlns:wp="http://schemas.openxmlformats.org/drawingml/2006/wordprocessingDrawing" xmlns:wpg="http://schemas.microsoft.com/office/word/2010/wordprocessingGroup" xmlns:wpi="http://schemas.microsoft.com/office/word/2010/wordprocessingInk" xmlns:wps="http://schemas.microsoft.com/office/word/2010/wordprocessingShape" xmlns:o="urn:schemas-microsoft-com:office:office" xmlns:v="urn:schemas-microsoft-com:vml" xmlns:w10="urn:schemas-microsoft-com:office:word" xmlns:w="http://schemas.openxmlformats.org/wordprocessingml/2006/main" xmlns:w14="http://schemas.microsoft.com/office/word/2010/wordml" xmlns:w15="http://schemas.microsoft.com/office/word/2012/wordml" xmlns:w16cex="http://schemas.microsoft.com/office/word/2018/wordml/cex" xmlns:w16cid="http://schemas.microsoft.com/office/word/2016/wordml/cid" xmlns:w16="http://schemas.microsoft.com/office/word/2018/wordml" xmlns:w16sdtdh="http://schemas.microsoft.com/office/word/2020/wordml/sdtdatahash" xmlns:w16sdtfl="http://schemas.microsoft.com/office/word/2024/wordml/sdtformatlock" xmlns:w16se="http://schemas.microsoft.com/office/word/2015/wordml/symex" xmlns:w16du="http://schemas.microsoft.com/office/word/2023/wordml/word16du" xmlns:wne="http://schemas.microsoft.com/office/word/2006/wordml" mc:Ignorable="w14 w15 w16se w16cid w16 w16cex w16sdtdh w16sdtfl w16du wp14">
   <w:body>
     <w:p>
       <w:pPr>
@@ -31,7 +31,7 @@
           <w:sz w:val="27"/>
           <w:szCs w:val="27"/>
         </w:rPr>
-        <w:t xml:space="preserve">מסמך סקייל וביצועים</w:t>
+        <w:t>מסמך סקייל וביצועים</w:t>
       </w:r>
     </w:p>
     <w:p>
@@ -39,7 +39,7 @@
         <w:spacing w:after="140" w:line="300" w:lineRule="auto"/>
       </w:pPr>
       <w:r>
-        <w:t xml:space="preserve">תרגיל סיום — Internet Technologies | RUNI CS 2026 עודכן: 2 בספטמבר 2026</w:t>
+        <w:t>תרגיל סיום — Internet Technologies | RUNI CS 2026 עודכן: 2 בספטמבר 2026</w:t>
       </w:r>
     </w:p>
     <w:p>
@@ -49,8 +49,8 @@
       <w:r>
         <w:rPr>
           <w:color w:val="000000"/>
+          <w:sz w:val="27"/>
           <w:szCs w:val="27"/>
-          <w:sz w:val="27"/>
         </w:rPr>
         <w:t>תוכן עניינים</w:t>
       </w:r>
@@ -68,7 +68,11 @@
       </w:pPr>
       <w:r>
         <w:fldChar w:fldCharType="begin"/>
+      </w:r>
+      <w:r>
         <w:instrText xml:space="preserve"> TOC \o "1-2" \h \z \u </w:instrText>
+      </w:r>
+      <w:r>
         <w:fldChar w:fldCharType="separate"/>
       </w:r>
       <w:hyperlink w:anchor="_Toc6doc6000" w:history="1">
@@ -77,7 +81,7 @@
             <w:rStyle w:val="Hyperlink"/>
             <w:noProof/>
           </w:rPr>
-          <w:t xml:space="preserve">נקודת המוצא</w:t>
+          <w:t>נקודת המוצא</w:t>
         </w:r>
         <w:r>
           <w:rPr>
@@ -86,8 +90,36 @@
             <w:rtl w:val="0"/>
           </w:rPr>
           <w:tab/>
+        </w:r>
+        <w:r>
+          <w:rPr>
+            <w:noProof/>
+            <w:webHidden/>
+            <w:rtl w:val="0"/>
+          </w:rPr>
           <w:fldChar w:fldCharType="begin"/>
+        </w:r>
+        <w:r>
+          <w:rPr>
+            <w:noProof/>
+            <w:webHidden/>
+            <w:rtl w:val="0"/>
+          </w:rPr>
           <w:instrText xml:space="preserve"> PAGEREF _Toc6doc6000 \h </w:instrText>
+        </w:r>
+        <w:r>
+          <w:rPr>
+            <w:noProof/>
+            <w:webHidden/>
+            <w:rtl w:val="0"/>
+          </w:rPr>
+        </w:r>
+        <w:r>
+          <w:rPr>
+            <w:noProof/>
+            <w:webHidden/>
+            <w:rtl w:val="0"/>
+          </w:rPr>
           <w:fldChar w:fldCharType="separate"/>
         </w:r>
         <w:r>
@@ -95,7 +127,7 @@
             <w:noProof/>
             <w:webHidden/>
           </w:rPr>
-          <w:t>1</w:t>
+          <w:t>2</w:t>
         </w:r>
         <w:r>
           <w:rPr>
@@ -124,7 +156,7 @@
             <w:rStyle w:val="Hyperlink"/>
             <w:noProof/>
           </w:rPr>
-          <w:t xml:space="preserve">1. מה יקרה עם עשרות או מאות משתמשים</w:t>
+          <w:t>1. מה יקרה עם עשרות או מאות משתמשים</w:t>
         </w:r>
         <w:r>
           <w:rPr>
@@ -133,8 +165,36 @@
             <w:rtl w:val="0"/>
           </w:rPr>
           <w:tab/>
+        </w:r>
+        <w:r>
+          <w:rPr>
+            <w:noProof/>
+            <w:webHidden/>
+            <w:rtl w:val="0"/>
+          </w:rPr>
           <w:fldChar w:fldCharType="begin"/>
+        </w:r>
+        <w:r>
+          <w:rPr>
+            <w:noProof/>
+            <w:webHidden/>
+            <w:rtl w:val="0"/>
+          </w:rPr>
           <w:instrText xml:space="preserve"> PAGEREF _Toc6doc6001 \h </w:instrText>
+        </w:r>
+        <w:r>
+          <w:rPr>
+            <w:noProof/>
+            <w:webHidden/>
+            <w:rtl w:val="0"/>
+          </w:rPr>
+        </w:r>
+        <w:r>
+          <w:rPr>
+            <w:noProof/>
+            <w:webHidden/>
+            <w:rtl w:val="0"/>
+          </w:rPr>
           <w:fldChar w:fldCharType="separate"/>
         </w:r>
         <w:r>
@@ -171,7 +231,7 @@
             <w:rStyle w:val="Hyperlink"/>
             <w:noProof/>
           </w:rPr>
-          <w:t xml:space="preserve">מה מחזיק בלי מאמץ</w:t>
+          <w:t>מה מחזיק בלי מאמץ</w:t>
         </w:r>
         <w:r>
           <w:rPr>
@@ -180,8 +240,36 @@
             <w:rtl w:val="0"/>
           </w:rPr>
           <w:tab/>
+        </w:r>
+        <w:r>
+          <w:rPr>
+            <w:noProof/>
+            <w:webHidden/>
+            <w:rtl w:val="0"/>
+          </w:rPr>
           <w:fldChar w:fldCharType="begin"/>
+        </w:r>
+        <w:r>
+          <w:rPr>
+            <w:noProof/>
+            <w:webHidden/>
+            <w:rtl w:val="0"/>
+          </w:rPr>
           <w:instrText xml:space="preserve"> PAGEREF _Toc6doc6002 \h </w:instrText>
+        </w:r>
+        <w:r>
+          <w:rPr>
+            <w:noProof/>
+            <w:webHidden/>
+            <w:rtl w:val="0"/>
+          </w:rPr>
+        </w:r>
+        <w:r>
+          <w:rPr>
+            <w:noProof/>
+            <w:webHidden/>
+            <w:rtl w:val="0"/>
+          </w:rPr>
           <w:fldChar w:fldCharType="separate"/>
         </w:r>
         <w:r>
@@ -218,7 +306,7 @@
             <w:rStyle w:val="Hyperlink"/>
             <w:noProof/>
           </w:rPr>
-          <w:t xml:space="preserve">מה שנשבר ראשון — המשימה היומית</w:t>
+          <w:t>מה שנשבר ראשון — המשימה היומית</w:t>
         </w:r>
         <w:r>
           <w:rPr>
@@ -227,8 +315,36 @@
             <w:rtl w:val="0"/>
           </w:rPr>
           <w:tab/>
+        </w:r>
+        <w:r>
+          <w:rPr>
+            <w:noProof/>
+            <w:webHidden/>
+            <w:rtl w:val="0"/>
+          </w:rPr>
           <w:fldChar w:fldCharType="begin"/>
+        </w:r>
+        <w:r>
+          <w:rPr>
+            <w:noProof/>
+            <w:webHidden/>
+            <w:rtl w:val="0"/>
+          </w:rPr>
           <w:instrText xml:space="preserve"> PAGEREF _Toc6doc6003 \h </w:instrText>
+        </w:r>
+        <w:r>
+          <w:rPr>
+            <w:noProof/>
+            <w:webHidden/>
+            <w:rtl w:val="0"/>
+          </w:rPr>
+        </w:r>
+        <w:r>
+          <w:rPr>
+            <w:noProof/>
+            <w:webHidden/>
+            <w:rtl w:val="0"/>
+          </w:rPr>
           <w:fldChar w:fldCharType="separate"/>
         </w:r>
         <w:r>
@@ -265,7 +381,7 @@
             <w:rStyle w:val="Hyperlink"/>
             <w:noProof/>
           </w:rPr>
-          <w:t xml:space="preserve">2. אילו שאילתות עלולות להיות כבדות</w:t>
+          <w:t>2. אילו שאילתות עלולות להיות כבדות</w:t>
         </w:r>
         <w:r>
           <w:rPr>
@@ -274,8 +390,36 @@
             <w:rtl w:val="0"/>
           </w:rPr>
           <w:tab/>
+        </w:r>
+        <w:r>
+          <w:rPr>
+            <w:noProof/>
+            <w:webHidden/>
+            <w:rtl w:val="0"/>
+          </w:rPr>
           <w:fldChar w:fldCharType="begin"/>
+        </w:r>
+        <w:r>
+          <w:rPr>
+            <w:noProof/>
+            <w:webHidden/>
+            <w:rtl w:val="0"/>
+          </w:rPr>
           <w:instrText xml:space="preserve"> PAGEREF _Toc6doc6004 \h </w:instrText>
+        </w:r>
+        <w:r>
+          <w:rPr>
+            <w:noProof/>
+            <w:webHidden/>
+            <w:rtl w:val="0"/>
+          </w:rPr>
+        </w:r>
+        <w:r>
+          <w:rPr>
+            <w:noProof/>
+            <w:webHidden/>
+            <w:rtl w:val="0"/>
+          </w:rPr>
           <w:fldChar w:fldCharType="separate"/>
         </w:r>
         <w:r>
@@ -283,7 +427,7 @@
             <w:noProof/>
             <w:webHidden/>
           </w:rPr>
-          <w:t>2</w:t>
+          <w:t>3</w:t>
         </w:r>
         <w:r>
           <w:rPr>
@@ -312,7 +456,7 @@
             <w:rStyle w:val="Hyperlink"/>
             <w:noProof/>
           </w:rPr>
-          <w:t xml:space="preserve">הדבר שהכי חשוב שנעשה נכון: אין N+1</w:t>
+          <w:t>הדבר שהכי חשוב שנעשה נכון: אין N+1</w:t>
         </w:r>
         <w:r>
           <w:rPr>
@@ -321,8 +465,36 @@
             <w:rtl w:val="0"/>
           </w:rPr>
           <w:tab/>
+        </w:r>
+        <w:r>
+          <w:rPr>
+            <w:noProof/>
+            <w:webHidden/>
+            <w:rtl w:val="0"/>
+          </w:rPr>
           <w:fldChar w:fldCharType="begin"/>
+        </w:r>
+        <w:r>
+          <w:rPr>
+            <w:noProof/>
+            <w:webHidden/>
+            <w:rtl w:val="0"/>
+          </w:rPr>
           <w:instrText xml:space="preserve"> PAGEREF _Toc6doc6005 \h </w:instrText>
+        </w:r>
+        <w:r>
+          <w:rPr>
+            <w:noProof/>
+            <w:webHidden/>
+            <w:rtl w:val="0"/>
+          </w:rPr>
+        </w:r>
+        <w:r>
+          <w:rPr>
+            <w:noProof/>
+            <w:webHidden/>
+            <w:rtl w:val="0"/>
+          </w:rPr>
           <w:fldChar w:fldCharType="separate"/>
         </w:r>
         <w:r>
@@ -359,7 +531,7 @@
             <w:rStyle w:val="Hyperlink"/>
             <w:noProof/>
           </w:rPr>
-          <w:t xml:space="preserve">3. אינדקסים</w:t>
+          <w:t>3. אינדקסים</w:t>
         </w:r>
         <w:r>
           <w:rPr>
@@ -368,8 +540,36 @@
             <w:rtl w:val="0"/>
           </w:rPr>
           <w:tab/>
+        </w:r>
+        <w:r>
+          <w:rPr>
+            <w:noProof/>
+            <w:webHidden/>
+            <w:rtl w:val="0"/>
+          </w:rPr>
           <w:fldChar w:fldCharType="begin"/>
+        </w:r>
+        <w:r>
+          <w:rPr>
+            <w:noProof/>
+            <w:webHidden/>
+            <w:rtl w:val="0"/>
+          </w:rPr>
           <w:instrText xml:space="preserve"> PAGEREF _Toc6doc6006 \h </w:instrText>
+        </w:r>
+        <w:r>
+          <w:rPr>
+            <w:noProof/>
+            <w:webHidden/>
+            <w:rtl w:val="0"/>
+          </w:rPr>
+        </w:r>
+        <w:r>
+          <w:rPr>
+            <w:noProof/>
+            <w:webHidden/>
+            <w:rtl w:val="0"/>
+          </w:rPr>
           <w:fldChar w:fldCharType="separate"/>
         </w:r>
         <w:r>
@@ -377,7 +577,7 @@
             <w:noProof/>
             <w:webHidden/>
           </w:rPr>
-          <w:t>3</w:t>
+          <w:t>4</w:t>
         </w:r>
         <w:r>
           <w:rPr>
@@ -406,7 +606,7 @@
             <w:rStyle w:val="Hyperlink"/>
             <w:noProof/>
           </w:rPr>
-          <w:t xml:space="preserve">4. איך נמנעים מטעינה מיותרת</w:t>
+          <w:t>4. איך נמנעים מטעינה מיותרת</w:t>
         </w:r>
         <w:r>
           <w:rPr>
@@ -415,8 +615,36 @@
             <w:rtl w:val="0"/>
           </w:rPr>
           <w:tab/>
+        </w:r>
+        <w:r>
+          <w:rPr>
+            <w:noProof/>
+            <w:webHidden/>
+            <w:rtl w:val="0"/>
+          </w:rPr>
           <w:fldChar w:fldCharType="begin"/>
+        </w:r>
+        <w:r>
+          <w:rPr>
+            <w:noProof/>
+            <w:webHidden/>
+            <w:rtl w:val="0"/>
+          </w:rPr>
           <w:instrText xml:space="preserve"> PAGEREF _Toc6doc6007 \h </w:instrText>
+        </w:r>
+        <w:r>
+          <w:rPr>
+            <w:noProof/>
+            <w:webHidden/>
+            <w:rtl w:val="0"/>
+          </w:rPr>
+        </w:r>
+        <w:r>
+          <w:rPr>
+            <w:noProof/>
+            <w:webHidden/>
+            <w:rtl w:val="0"/>
+          </w:rPr>
           <w:fldChar w:fldCharType="separate"/>
         </w:r>
         <w:r>
@@ -424,7 +652,7 @@
             <w:noProof/>
             <w:webHidden/>
           </w:rPr>
-          <w:t>4</w:t>
+          <w:t>5</w:t>
         </w:r>
         <w:r>
           <w:rPr>
@@ -453,7 +681,7 @@
             <w:rStyle w:val="Hyperlink"/>
             <w:noProof/>
           </w:rPr>
-          <w:t xml:space="preserve">5. Pagination — ואיפה הוא חסר</w:t>
+          <w:t>5. Pagination — ואיפה הוא חסר</w:t>
         </w:r>
         <w:r>
           <w:rPr>
@@ -462,8 +690,36 @@
             <w:rtl w:val="0"/>
           </w:rPr>
           <w:tab/>
+        </w:r>
+        <w:r>
+          <w:rPr>
+            <w:noProof/>
+            <w:webHidden/>
+            <w:rtl w:val="0"/>
+          </w:rPr>
           <w:fldChar w:fldCharType="begin"/>
+        </w:r>
+        <w:r>
+          <w:rPr>
+            <w:noProof/>
+            <w:webHidden/>
+            <w:rtl w:val="0"/>
+          </w:rPr>
           <w:instrText xml:space="preserve"> PAGEREF _Toc6doc6008 \h </w:instrText>
+        </w:r>
+        <w:r>
+          <w:rPr>
+            <w:noProof/>
+            <w:webHidden/>
+            <w:rtl w:val="0"/>
+          </w:rPr>
+        </w:r>
+        <w:r>
+          <w:rPr>
+            <w:noProof/>
+            <w:webHidden/>
+            <w:rtl w:val="0"/>
+          </w:rPr>
           <w:fldChar w:fldCharType="separate"/>
         </w:r>
         <w:r>
@@ -471,7 +727,7 @@
             <w:noProof/>
             <w:webHidden/>
           </w:rPr>
-          <w:t>4</w:t>
+          <w:t>5</w:t>
         </w:r>
         <w:r>
           <w:rPr>
@@ -500,7 +756,7 @@
             <w:rStyle w:val="Hyperlink"/>
             <w:noProof/>
           </w:rPr>
-          <w:t xml:space="preserve">ומה עוד לא מלא</w:t>
+          <w:t>ומה עוד לא מלא</w:t>
         </w:r>
         <w:r>
           <w:rPr>
@@ -509,8 +765,36 @@
             <w:rtl w:val="0"/>
           </w:rPr>
           <w:tab/>
+        </w:r>
+        <w:r>
+          <w:rPr>
+            <w:noProof/>
+            <w:webHidden/>
+            <w:rtl w:val="0"/>
+          </w:rPr>
           <w:fldChar w:fldCharType="begin"/>
+        </w:r>
+        <w:r>
+          <w:rPr>
+            <w:noProof/>
+            <w:webHidden/>
+            <w:rtl w:val="0"/>
+          </w:rPr>
           <w:instrText xml:space="preserve"> PAGEREF _Toc6doc6009 \h </w:instrText>
+        </w:r>
+        <w:r>
+          <w:rPr>
+            <w:noProof/>
+            <w:webHidden/>
+            <w:rtl w:val="0"/>
+          </w:rPr>
+        </w:r>
+        <w:r>
+          <w:rPr>
+            <w:noProof/>
+            <w:webHidden/>
+            <w:rtl w:val="0"/>
+          </w:rPr>
           <w:fldChar w:fldCharType="separate"/>
         </w:r>
         <w:r>
@@ -547,7 +831,7 @@
             <w:rStyle w:val="Hyperlink"/>
             <w:noProof/>
           </w:rPr>
-          <w:t xml:space="preserve">6. הפרדה בין צד לקוח לצד שרת</w:t>
+          <w:t>6. הפרדה בין צד לקוח לצד שרת</w:t>
         </w:r>
         <w:r>
           <w:rPr>
@@ -556,8 +840,36 @@
             <w:rtl w:val="0"/>
           </w:rPr>
           <w:tab/>
+        </w:r>
+        <w:r>
+          <w:rPr>
+            <w:noProof/>
+            <w:webHidden/>
+            <w:rtl w:val="0"/>
+          </w:rPr>
           <w:fldChar w:fldCharType="begin"/>
+        </w:r>
+        <w:r>
+          <w:rPr>
+            <w:noProof/>
+            <w:webHidden/>
+            <w:rtl w:val="0"/>
+          </w:rPr>
           <w:instrText xml:space="preserve"> PAGEREF _Toc6doc6010 \h </w:instrText>
+        </w:r>
+        <w:r>
+          <w:rPr>
+            <w:noProof/>
+            <w:webHidden/>
+            <w:rtl w:val="0"/>
+          </w:rPr>
+        </w:r>
+        <w:r>
+          <w:rPr>
+            <w:noProof/>
+            <w:webHidden/>
+            <w:rtl w:val="0"/>
+          </w:rPr>
           <w:fldChar w:fldCharType="separate"/>
         </w:r>
         <w:r>
@@ -565,7 +877,7 @@
             <w:noProof/>
             <w:webHidden/>
           </w:rPr>
-          <w:t>5</w:t>
+          <w:t>6</w:t>
         </w:r>
         <w:r>
           <w:rPr>
@@ -594,7 +906,7 @@
             <w:rStyle w:val="Hyperlink"/>
             <w:noProof/>
           </w:rPr>
-          <w:t xml:space="preserve">7. מגבלות המוצר הנוכחי</w:t>
+          <w:t>7. מגבלות המוצר הנוכחי</w:t>
         </w:r>
         <w:r>
           <w:rPr>
@@ -603,8 +915,36 @@
             <w:rtl w:val="0"/>
           </w:rPr>
           <w:tab/>
+        </w:r>
+        <w:r>
+          <w:rPr>
+            <w:noProof/>
+            <w:webHidden/>
+            <w:rtl w:val="0"/>
+          </w:rPr>
           <w:fldChar w:fldCharType="begin"/>
+        </w:r>
+        <w:r>
+          <w:rPr>
+            <w:noProof/>
+            <w:webHidden/>
+            <w:rtl w:val="0"/>
+          </w:rPr>
           <w:instrText xml:space="preserve"> PAGEREF _Toc6doc6011 \h </w:instrText>
+        </w:r>
+        <w:r>
+          <w:rPr>
+            <w:noProof/>
+            <w:webHidden/>
+            <w:rtl w:val="0"/>
+          </w:rPr>
+        </w:r>
+        <w:r>
+          <w:rPr>
+            <w:noProof/>
+            <w:webHidden/>
+            <w:rtl w:val="0"/>
+          </w:rPr>
           <w:fldChar w:fldCharType="separate"/>
         </w:r>
         <w:r>
@@ -612,7 +952,7 @@
             <w:noProof/>
             <w:webHidden/>
           </w:rPr>
-          <w:t>6</w:t>
+          <w:t>7</w:t>
         </w:r>
         <w:r>
           <w:rPr>
@@ -641,7 +981,7 @@
             <w:rStyle w:val="Hyperlink"/>
             <w:noProof/>
           </w:rPr>
-          <w:t xml:space="preserve">8. מה היינו משפרים לגרסה הבאה</w:t>
+          <w:t>8. מה היינו משפרים לגרסה הבאה</w:t>
         </w:r>
         <w:r>
           <w:rPr>
@@ -650,8 +990,36 @@
             <w:rtl w:val="0"/>
           </w:rPr>
           <w:tab/>
+        </w:r>
+        <w:r>
+          <w:rPr>
+            <w:noProof/>
+            <w:webHidden/>
+            <w:rtl w:val="0"/>
+          </w:rPr>
           <w:fldChar w:fldCharType="begin"/>
+        </w:r>
+        <w:r>
+          <w:rPr>
+            <w:noProof/>
+            <w:webHidden/>
+            <w:rtl w:val="0"/>
+          </w:rPr>
           <w:instrText xml:space="preserve"> PAGEREF _Toc6doc6012 \h </w:instrText>
+        </w:r>
+        <w:r>
+          <w:rPr>
+            <w:noProof/>
+            <w:webHidden/>
+            <w:rtl w:val="0"/>
+          </w:rPr>
+        </w:r>
+        <w:r>
+          <w:rPr>
+            <w:noProof/>
+            <w:webHidden/>
+            <w:rtl w:val="0"/>
+          </w:rPr>
           <w:fldChar w:fldCharType="separate"/>
         </w:r>
         <w:r>
@@ -659,7 +1027,7 @@
             <w:noProof/>
             <w:webHidden/>
           </w:rPr>
-          <w:t>6</w:t>
+          <w:t>7</w:t>
         </w:r>
         <w:r>
           <w:rPr>
@@ -688,7 +1056,7 @@
             <w:rStyle w:val="Hyperlink"/>
             <w:noProof/>
           </w:rPr>
-          <w:t xml:space="preserve">לפי סדר החזר ההשקעה</w:t>
+          <w:t>לפי סדר החזר ההשקעה</w:t>
         </w:r>
         <w:r>
           <w:rPr>
@@ -697,8 +1065,36 @@
             <w:rtl w:val="0"/>
           </w:rPr>
           <w:tab/>
+        </w:r>
+        <w:r>
+          <w:rPr>
+            <w:noProof/>
+            <w:webHidden/>
+            <w:rtl w:val="0"/>
+          </w:rPr>
           <w:fldChar w:fldCharType="begin"/>
+        </w:r>
+        <w:r>
+          <w:rPr>
+            <w:noProof/>
+            <w:webHidden/>
+            <w:rtl w:val="0"/>
+          </w:rPr>
           <w:instrText xml:space="preserve"> PAGEREF _Toc6doc6013 \h </w:instrText>
+        </w:r>
+        <w:r>
+          <w:rPr>
+            <w:noProof/>
+            <w:webHidden/>
+            <w:rtl w:val="0"/>
+          </w:rPr>
+        </w:r>
+        <w:r>
+          <w:rPr>
+            <w:noProof/>
+            <w:webHidden/>
+            <w:rtl w:val="0"/>
+          </w:rPr>
           <w:fldChar w:fldCharType="separate"/>
         </w:r>
         <w:r>
@@ -706,7 +1102,7 @@
             <w:noProof/>
             <w:webHidden/>
           </w:rPr>
-          <w:t>6</w:t>
+          <w:t>7</w:t>
         </w:r>
         <w:r>
           <w:rPr>
@@ -736,23 +1132,22 @@
         <w:pStyle w:val="Heading1"/>
         <w:spacing w:before="320" w:after="120"/>
       </w:pPr>
-      <w:bookmarkStart w:id="6015" w:name="_Toc6doc6000"/>
-      <w:r>
-        <w:rPr>
-          <w:color w:val="000000"/>
+      <w:bookmarkStart w:id="0" w:name="_Toc6doc6000"/>
+      <w:r>
+        <w:rPr>
           <w:sz w:val="27"/>
           <w:szCs w:val="27"/>
         </w:rPr>
-        <w:t xml:space="preserve">נקודת המוצא</w:t>
-      </w:r>
-      <w:bookmarkEnd w:id="6015"/>
+        <w:lastRenderedPageBreak/>
+        <w:t>נקודת המוצא</w:t>
+      </w:r>
+      <w:bookmarkEnd w:id="0"/>
     </w:p>
     <w:p>
       <w:pPr>
         <w:spacing w:after="140" w:line="300" w:lineRule="auto"/>
       </w:pPr>
       <w:r>
-        <w:rPr/>
         <w:t xml:space="preserve">המוצר בנוי לעשרות עד מאות משתמשים. המסמך אומר </w:t>
       </w:r>
       <w:r>
@@ -763,7 +1158,6 @@
         <w:t>איפה זה מחזיק, איפה זה נשבר, ומה נדרש כדי לעבור את הנקודה הזו</w:t>
       </w:r>
       <w:r>
-        <w:rPr/>
         <w:t xml:space="preserve"> — כולל דבר אחד שכבר עכשיו הוא צוואר בקבוק ידוע.</w:t>
       </w:r>
     </w:p>
@@ -789,7 +1183,54 @@
         <w:t>130 ריצות ו-329 לילות</w:t>
       </w:r>
       <w:r>
-        <w:t xml:space="preserve">. אלף משתמשים = כרבע מיליון ריצות. זה לא מספר גדול לפוסטגרס.</w:t>
+        <w:t>. אלף משתמשים = כרבע מיליון ריצות. זה לא מספר גדול לפוסטגרס.</w:t>
+      </w:r>
+    </w:p>
+    <w:p>
+      <w:pPr>
+        <w:keepNext/>
+        <w:spacing w:before="120" w:after="200"/>
+        <w:jc w:val="center"/>
+      </w:pPr>
+      <w:r>
+        <w:rPr>
+          <w:noProof/>
+        </w:rPr>
+        <w:drawing>
+          <wp:inline distT="0" distB="0" distL="0" distR="0" wp14:anchorId="7C48DC57" wp14:editId="1239DE22">
+            <wp:extent cx="5760720" cy="3103107"/>
+            <wp:effectExtent l="0" t="0" r="0" b="0"/>
+            <wp:docPr id="101" name="Picture 101"/>
+            <wp:cNvGraphicFramePr>
+              <a:graphicFrameLocks xmlns:a="http://schemas.openxmlformats.org/drawingml/2006/main" noChangeAspect="1"/>
+            </wp:cNvGraphicFramePr>
+            <a:graphic xmlns:a="http://schemas.openxmlformats.org/drawingml/2006/main">
+              <a:graphicData uri="http://schemas.openxmlformats.org/drawingml/2006/picture">
+                <pic:pic xmlns:pic="http://schemas.openxmlformats.org/drawingml/2006/picture">
+                  <pic:nvPicPr>
+                    <pic:cNvPr id="101" name="Picture 101"/>
+                    <pic:cNvPicPr/>
+                  </pic:nvPicPr>
+                  <pic:blipFill>
+                    <a:blip r:embed="rId7"/>
+                    <a:stretch>
+                      <a:fillRect/>
+                    </a:stretch>
+                  </pic:blipFill>
+                  <pic:spPr>
+                    <a:xfrm>
+                      <a:off x="0" y="0"/>
+                      <a:ext cx="5760720" cy="3103107"/>
+                    </a:xfrm>
+                    <a:prstGeom prst="rect">
+                      <a:avLst/>
+                    </a:prstGeom>
+                  </pic:spPr>
+                </pic:pic>
+              </a:graphicData>
+            </a:graphic>
+          </wp:inline>
+        </w:drawing>
       </w:r>
     </w:p>
     <w:tbl>
@@ -797,15 +1238,15 @@
         <w:bidiVisual/>
         <w:tblW w:w="9350" w:type="dxa"/>
         <w:tblBorders>
-          <w:top w:val="single" w:sz="4" w:color="000000"/>
-          <w:left w:val="single" w:sz="4" w:color="000000"/>
-          <w:bottom w:val="single" w:sz="4" w:color="000000"/>
-          <w:right w:val="single" w:sz="4" w:color="000000"/>
-          <w:insideH w:val="single" w:sz="4" w:color="000000"/>
-          <w:insideV w:val="single" w:sz="4" w:color="000000"/>
+          <w:top w:val="single" w:sz="4" w:space="0" w:color="000000"/>
+          <w:left w:val="single" w:sz="4" w:space="0" w:color="000000"/>
+          <w:bottom w:val="single" w:sz="4" w:space="0" w:color="000000"/>
+          <w:right w:val="single" w:sz="4" w:space="0" w:color="000000"/>
+          <w:insideH w:val="single" w:sz="4" w:space="0" w:color="000000"/>
+          <w:insideV w:val="single" w:sz="4" w:space="0" w:color="000000"/>
         </w:tblBorders>
         <w:tblLayout w:type="fixed"/>
-        <w:tblLook w:val="04A0"/>
+        <w:tblLook w:val="04A0" w:firstRow="1" w:lastRow="0" w:firstColumn="1" w:lastColumn="0" w:noHBand="0" w:noVBand="1"/>
       </w:tblPr>
       <w:tblGrid>
         <w:gridCol w:w="3200"/>
@@ -833,7 +1274,7 @@
                 <w:b/>
                 <w:bCs/>
               </w:rPr>
-              <w:t xml:space="preserve">נושא</w:t>
+              <w:t>נושא</w:t>
             </w:r>
           </w:p>
         </w:tc>
@@ -857,7 +1298,7 @@
                 <w:b/>
                 <w:bCs/>
               </w:rPr>
-              <w:t xml:space="preserve">נקודת השבירה</w:t>
+              <w:t>נקודת השבירה</w:t>
             </w:r>
           </w:p>
         </w:tc>
@@ -881,7 +1322,7 @@
                 <w:b/>
                 <w:bCs/>
               </w:rPr>
-              <w:t xml:space="preserve">מפורט בסעיף</w:t>
+              <w:t>מפורט בסעיף</w:t>
             </w:r>
           </w:p>
         </w:tc>
@@ -902,8 +1343,7 @@
               <w:jc w:val="right"/>
             </w:pPr>
             <w:r>
-              <w:rPr/>
-              <w:t xml:space="preserve">המשימה היומית (לולאה סדרתית)</w:t>
+              <w:t>המשימה היומית (לולאה סדרתית)</w:t>
             </w:r>
           </w:p>
         </w:tc>
@@ -922,8 +1362,7 @@
               <w:jc w:val="right"/>
             </w:pPr>
             <w:r>
-              <w:rPr/>
-              <w:t xml:space="preserve">~200–400 משתמשים פעילים</w:t>
+              <w:t>~200–400 משתמשים פעילים</w:t>
             </w:r>
           </w:p>
         </w:tc>
@@ -942,8 +1381,7 @@
               <w:jc w:val="right"/>
             </w:pPr>
             <w:r>
-              <w:rPr/>
-              <w:t xml:space="preserve">סעיף 1</w:t>
+              <w:t>סעיף 1</w:t>
             </w:r>
           </w:p>
         </w:tc>
@@ -964,8 +1402,7 @@
               <w:jc w:val="right"/>
             </w:pPr>
             <w:r>
-              <w:rPr/>
-              <w:t xml:space="preserve">מגבלת קצב בצד ספקי נתונים חיצוניים</w:t>
+              <w:t>מגבלת קצב בצד ספקי נתונים חיצוניים</w:t>
             </w:r>
           </w:p>
         </w:tc>
@@ -984,8 +1421,7 @@
               <w:jc w:val="right"/>
             </w:pPr>
             <w:r>
-              <w:rPr/>
-              <w:t xml:space="preserve">פעילה כבר היום, לא תלויה בגדילה</w:t>
+              <w:t>פעילה כבר היום, לא תלויה בגדילה</w:t>
             </w:r>
           </w:p>
         </w:tc>
@@ -1004,8 +1440,7 @@
               <w:jc w:val="right"/>
             </w:pPr>
             <w:r>
-              <w:rPr/>
-              <w:t xml:space="preserve">סעיף 1</w:t>
+              <w:t>סעיף 1</w:t>
             </w:r>
           </w:p>
         </w:tc>
@@ -1026,8 +1461,7 @@
               <w:jc w:val="right"/>
             </w:pPr>
             <w:r>
-              <w:rPr/>
-              <w:t xml:space="preserve">עימוד בזיכרון</w:t>
+              <w:t>עימוד בזיכרון</w:t>
             </w:r>
           </w:p>
         </w:tc>
@@ -1046,8 +1480,7 @@
               <w:jc w:val="right"/>
             </w:pPr>
             <w:r>
-              <w:rPr/>
-              <w:t xml:space="preserve">מעל 60 ריצות ברשימה לכל משתמש</w:t>
+              <w:t>מעל 60 ריצות ברשימה לכל משתמש</w:t>
             </w:r>
           </w:p>
         </w:tc>
@@ -1066,8 +1499,7 @@
               <w:jc w:val="right"/>
             </w:pPr>
             <w:r>
-              <w:rPr/>
-              <w:t xml:space="preserve">סעיף 5</w:t>
+              <w:t>סעיף 5</w:t>
             </w:r>
           </w:p>
         </w:tc>
@@ -1088,8 +1520,7 @@
               <w:jc w:val="right"/>
             </w:pPr>
             <w:r>
-              <w:rPr/>
-              <w:t xml:space="preserve">תוכנית Hobby ב-Vercel</w:t>
+              <w:t>תוכנית Hobby ב-Vercel</w:t>
             </w:r>
           </w:p>
         </w:tc>
@@ -1108,8 +1539,7 @@
               <w:jc w:val="right"/>
             </w:pPr>
             <w:r>
-              <w:rPr/>
-              <w:t xml:space="preserve">תקרת פלטפורמה קשיחה</w:t>
+              <w:t>תקרת פלטפורמה קשיחה</w:t>
             </w:r>
           </w:p>
         </w:tc>
@@ -1128,8 +1558,7 @@
               <w:jc w:val="right"/>
             </w:pPr>
             <w:r>
-              <w:rPr/>
-              <w:t xml:space="preserve">סעיף 7</w:t>
+              <w:t>סעיף 7</w:t>
             </w:r>
           </w:p>
         </w:tc>
@@ -1141,100 +1570,95 @@
         <w:spacing w:before="320" w:after="120"/>
       </w:pPr>
       <w:bookmarkStart w:id="1" w:name="toc_2"/>
+      <w:bookmarkStart w:id="2" w:name="_Toc6doc6001"/>
       <w:bookmarkEnd w:id="1"/>
-      <w:bookmarkStart w:id="6016" w:name="_Toc6doc6001"/>
+      <w:r>
+        <w:rPr>
+          <w:sz w:val="27"/>
+          <w:szCs w:val="27"/>
+        </w:rPr>
+        <w:t>1. מה יקרה עם עשרות או מאות משתמשים</w:t>
+      </w:r>
+      <w:bookmarkEnd w:id="2"/>
+    </w:p>
+    <w:p>
+      <w:pPr>
+        <w:pStyle w:val="Heading2"/>
+        <w:spacing w:before="240" w:after="120"/>
+      </w:pPr>
+      <w:bookmarkStart w:id="3" w:name="toc_3"/>
+      <w:bookmarkStart w:id="4" w:name="_Toc6doc6002"/>
+      <w:bookmarkEnd w:id="3"/>
       <w:r>
         <w:rPr>
           <w:b/>
           <w:bCs/>
-          <w:color w:val="000000"/>
-          <w:sz w:val="27"/>
-          <w:szCs w:val="27"/>
-        </w:rPr>
-        <w:t>1. מה יקרה עם עשרות או מאות משתמשים</w:t>
-      </w:r>
-      <w:bookmarkEnd w:id="6016"/>
+          <w:sz w:val="23"/>
+          <w:szCs w:val="23"/>
+        </w:rPr>
+        <w:t>מה מחזיק בלי מאמץ</w:t>
+      </w:r>
+      <w:bookmarkEnd w:id="4"/>
+    </w:p>
+    <w:p>
+      <w:pPr>
+        <w:spacing w:after="140" w:line="300" w:lineRule="auto"/>
+      </w:pPr>
+      <w:r>
+        <w:rPr>
+          <w:b/>
+          <w:bCs/>
+        </w:rPr>
+        <w:t>קריאת מסך.</w:t>
+      </w:r>
+      <w:r>
+        <w:t xml:space="preserve"> כל עמוד נבנה בשרת עם מספר קבוע של שאילתות, כולן על אינדקס וכולן מסוננות למשתמש אחד. עוד משתמשים = עוד בקשות מקבילות, לא שאילתות כבדות יותר. Vercel מרחיב אופקית לבד.</w:t>
+      </w:r>
+    </w:p>
+    <w:p>
+      <w:pPr>
+        <w:spacing w:after="140" w:line="300" w:lineRule="auto"/>
+      </w:pPr>
+      <w:r>
+        <w:rPr>
+          <w:b/>
+          <w:bCs/>
+        </w:rPr>
+        <w:t>החישובים.</w:t>
+      </w:r>
+      <w:r>
+        <w:t xml:space="preserve"> כל מודל העומס הוא פונקציות טהורות על מערכים באורך מאות. עלות זניחה, ואינה גדלה עם מספר המשתמשים.</w:t>
+      </w:r>
     </w:p>
     <w:p>
       <w:pPr>
         <w:pStyle w:val="Heading2"/>
         <w:spacing w:before="240" w:after="120"/>
       </w:pPr>
-      <w:bookmarkStart w:id="2" w:name="toc_3"/>
-      <w:bookmarkEnd w:id="2"/>
-      <w:bookmarkStart w:id="6017" w:name="_Toc6doc6002"/>
-      <w:r>
-        <w:rPr>
-          <w:b/>
-          <w:bCs/>
-          <w:color w:val="000000"/>
+      <w:bookmarkStart w:id="5" w:name="_Toc6doc6003"/>
+      <w:r>
+        <w:rPr>
           <w:sz w:val="23"/>
           <w:szCs w:val="23"/>
         </w:rPr>
-        <w:t>מה מחזיק בלי מאמץ</w:t>
-      </w:r>
-      <w:bookmarkEnd w:id="6017"/>
-    </w:p>
-    <w:p>
-      <w:pPr>
-        <w:spacing w:after="140" w:line="300" w:lineRule="auto"/>
-      </w:pPr>
-      <w:r>
-        <w:rPr>
-          <w:b/>
-          <w:bCs/>
-        </w:rPr>
-        <w:t>קריאת מסך.</w:t>
-      </w:r>
-      <w:r>
-        <w:t xml:space="preserve"> כל עמוד נבנה בשרת עם מספר קבוע של שאילתות, כולן על אינדקס וכולן מסוננות למשתמש אחד. עוד משתמשים = עוד בקשות מקבילות, לא שאילתות כבדות יותר. Vercel מרחיב אופקית לבד.</w:t>
-      </w:r>
-    </w:p>
-    <w:p>
-      <w:pPr>
-        <w:spacing w:after="140" w:line="300" w:lineRule="auto"/>
-      </w:pPr>
-      <w:r>
-        <w:rPr>
-          <w:b/>
-          <w:bCs/>
-        </w:rPr>
-        <w:t>החישובים.</w:t>
-      </w:r>
-      <w:r>
-        <w:t xml:space="preserve"> כל מודל העומס הוא פונקציות טהורות על מערכים באורך מאות. עלות זניחה, ואינה גדלה עם מספר המשתמשים.</w:t>
-      </w:r>
-    </w:p>
-    <w:p>
-      <w:pPr>
-        <w:pStyle w:val="Heading2"/>
-        <w:spacing w:before="240" w:after="120"/>
-      </w:pPr>
-      <w:bookmarkStart w:id="6018" w:name="_Toc6doc6003"/>
-      <w:r>
-        <w:rPr>
-          <w:color w:val="000000"/>
-          <w:sz w:val="23"/>
-          <w:szCs w:val="23"/>
-        </w:rPr>
-        <w:t xml:space="preserve">מה שנשבר ראשון — המשימה היומית</w:t>
-      </w:r>
-      <w:bookmarkEnd w:id="6018"/>
+        <w:t>מה שנשבר ראשון — המשימה היומית</w:t>
+      </w:r>
+      <w:bookmarkEnd w:id="5"/>
     </w:p>
     <w:tbl>
       <w:tblPr>
         <w:bidiVisual/>
         <w:tblW w:w="9350" w:type="dxa"/>
         <w:tblBorders>
-          <w:top w:val="single" w:sz="4" w:color="000000"/>
-          <w:left w:val="single" w:sz="4" w:color="000000"/>
-          <w:bottom w:val="single" w:sz="4" w:color="000000"/>
-          <w:right w:val="single" w:sz="4" w:color="000000"/>
-          <w:insideH w:val="single" w:sz="4" w:color="000000"/>
-          <w:insideV w:val="single" w:sz="4" w:color="000000"/>
+          <w:top w:val="single" w:sz="4" w:space="0" w:color="000000"/>
+          <w:left w:val="single" w:sz="4" w:space="0" w:color="000000"/>
+          <w:bottom w:val="single" w:sz="4" w:space="0" w:color="000000"/>
+          <w:right w:val="single" w:sz="4" w:space="0" w:color="000000"/>
+          <w:insideH w:val="single" w:sz="4" w:space="0" w:color="000000"/>
+          <w:insideV w:val="single" w:sz="4" w:space="0" w:color="000000"/>
         </w:tblBorders>
         <w:tblLayout w:type="fixed"/>
-        <w:tblLook w:val="04A0"/>
+        <w:tblLook w:val="04A0" w:firstRow="1" w:lastRow="0" w:firstColumn="1" w:lastColumn="0" w:noHBand="0" w:noVBand="1"/>
       </w:tblPr>
       <w:tblGrid>
         <w:gridCol w:w="9350"/>
@@ -1257,55 +1681,56 @@
             </w:pPr>
             <w:r>
               <w:rPr>
+                <w:rFonts w:ascii="Courier New" w:hAnsi="Courier New" w:cs="Courier New"/>
                 <w:b/>
                 <w:bCs/>
+              </w:rPr>
+              <w:t>for (const conn of connections ?? []) {</w:t>
+            </w:r>
+            <w:r>
+              <w:br/>
+            </w:r>
+            <w:r>
+              <w:rPr>
                 <w:rFonts w:ascii="Courier New" w:hAnsi="Courier New" w:cs="Courier New"/>
-              </w:rPr>
-              <w:t xml:space="preserve">for (const conn of connections ?? []) {</w:t>
-            </w:r>
-            <w:r>
-              <w:br/>
-            </w:r>
-            <w:r>
-              <w:rPr>
                 <w:b/>
                 <w:bCs/>
+              </w:rPr>
+              <w:t xml:space="preserve">  await importFromIcu(...);      // רשת: ריצות + מקטעים</w:t>
+            </w:r>
+            <w:r>
+              <w:br/>
+            </w:r>
+            <w:r>
+              <w:rPr>
                 <w:rFonts w:ascii="Courier New" w:hAnsi="Courier New" w:cs="Courier New"/>
-              </w:rPr>
-              <w:t xml:space="preserve">  await importFromIcu(...);      // רשת: ריצות + מקטעים</w:t>
-            </w:r>
-            <w:r>
-              <w:br/>
-            </w:r>
-            <w:r>
-              <w:rPr>
                 <w:b/>
                 <w:bCs/>
+              </w:rPr>
+              <w:t xml:space="preserve">  await recomputeForUser(...);   // חישוב</w:t>
+            </w:r>
+            <w:r>
+              <w:br/>
+            </w:r>
+            <w:r>
+              <w:rPr>
                 <w:rFonts w:ascii="Courier New" w:hAnsi="Courier New" w:cs="Courier New"/>
-              </w:rPr>
-              <w:t xml:space="preserve">  await recomputeForUser(...);   // חישוב</w:t>
-            </w:r>
-            <w:r>
-              <w:br/>
-            </w:r>
-            <w:r>
-              <w:rPr>
                 <w:b/>
                 <w:bCs/>
+              </w:rPr>
+              <w:lastRenderedPageBreak/>
+              <w:t xml:space="preserve">  await runPlanAdjustment(...);  // כתיבה</w:t>
+            </w:r>
+            <w:r>
+              <w:br/>
+            </w:r>
+            <w:r>
+              <w:rPr>
                 <w:rFonts w:ascii="Courier New" w:hAnsi="Courier New" w:cs="Courier New"/>
-              </w:rPr>
-              <w:t xml:space="preserve">  await runPlanAdjustment(...);  // כתיבה</w:t>
-            </w:r>
-            <w:r>
-              <w:br/>
-            </w:r>
-            <w:r>
-              <w:rPr>
                 <w:b/>
                 <w:bCs/>
-                <w:rFonts w:ascii="Courier New" w:hAnsi="Courier New" w:cs="Courier New"/>
-              </w:rPr>
-              <w:t xml:space="preserve">}</w:t>
+              </w:rPr>
+              <w:t>}</w:t>
             </w:r>
           </w:p>
         </w:tc>
@@ -1320,6 +1745,7 @@
           <w:b/>
           <w:bCs/>
         </w:rPr>
+        <w:lastRenderedPageBreak/>
         <w:t>לולאה סדרתית.</w:t>
       </w:r>
       <w:r>
@@ -1349,12 +1775,6 @@
         <w:gridCol w:w="4680"/>
       </w:tblGrid>
       <w:tr>
-        <w:tblPrEx>
-          <w:tblCellMar>
-            <w:top w:w="0" w:type="dxa"/>
-            <w:bottom w:w="0" w:type="dxa"/>
-          </w:tblCellMar>
-        </w:tblPrEx>
         <w:trPr>
           <w:cantSplit/>
           <w:tblHeader/>
@@ -1415,12 +1835,6 @@
         </w:tc>
       </w:tr>
       <w:tr>
-        <w:tblPrEx>
-          <w:tblCellMar>
-            <w:top w:w="0" w:type="dxa"/>
-            <w:bottom w:w="0" w:type="dxa"/>
-          </w:tblCellMar>
-        </w:tblPrEx>
         <w:trPr>
           <w:cantSplit/>
         </w:trPr>
@@ -1472,12 +1886,6 @@
         </w:tc>
       </w:tr>
       <w:tr>
-        <w:tblPrEx>
-          <w:tblCellMar>
-            <w:top w:w="0" w:type="dxa"/>
-            <w:bottom w:w="0" w:type="dxa"/>
-          </w:tblCellMar>
-        </w:tblPrEx>
         <w:trPr>
           <w:cantSplit/>
         </w:trPr>
@@ -1529,12 +1937,6 @@
         </w:tc>
       </w:tr>
       <w:tr>
-        <w:tblPrEx>
-          <w:tblCellMar>
-            <w:top w:w="0" w:type="dxa"/>
-            <w:bottom w:w="0" w:type="dxa"/>
-          </w:tblCellMar>
-        </w:tblPrEx>
         <w:trPr>
           <w:cantSplit/>
         </w:trPr>
@@ -1586,12 +1988,6 @@
         </w:tc>
       </w:tr>
       <w:tr>
-        <w:tblPrEx>
-          <w:tblCellMar>
-            <w:top w:w="0" w:type="dxa"/>
-            <w:bottom w:w="0" w:type="dxa"/>
-          </w:tblCellMar>
-        </w:tblPrEx>
         <w:trPr>
           <w:cantSplit/>
         </w:trPr>
@@ -1683,7 +2079,7 @@
         <w:rPr>
           <w:rFonts w:hint="cs"/>
         </w:rPr>
-        <w:t xml:space="preserve">ויש מגבלה שנייה מאחוריה: intervals.icu מגביל קצב. אין למוצר היום אינטגרציה ישירה עם Garmin, Apple HealthKit או Suunto — הכל עובר דרך intervals.icu בלבד — כך שהתקרות שלהם לא רלוונטיות כרגע; אם תתווסף אינטגרציה ישירה בעתיד, שתיהן דורשות הרשמת-שותף ואישור מראש (Suunto אוסר מפתחים עצמאיים לגמרי), ולא מפרסמות מספרי קצב.</w:t>
+        <w:t>ויש מגבלה שנייה מאחוריה: intervals.icu מגביל קצב. אין למוצר היום אינטגרציה ישירה עם Garmin, Apple HealthKit או Suunto — הכל עובר דרך intervals.icu בלבד — כך שהתקרות שלהם לא רלוונטיות כרגע; אם תתווסף אינטגרציה ישירה בעתיד, שתיהן דורשות הרשמת-שותף ואישור מראש (Suunto אוסר מפתחים עצמאיים לגמרי), ולא מפרסמות מספרי קצב.</w:t>
       </w:r>
     </w:p>
     <w:p>
@@ -1695,7 +2091,6 @@
           <w:b/>
           <w:bCs/>
         </w:rPr>
-        <w:lastRenderedPageBreak/>
         <w:t>מה נדרש:</w:t>
       </w:r>
       <w:r>
@@ -1713,24 +2108,22 @@
         <w:pStyle w:val="Heading1"/>
         <w:spacing w:before="320" w:after="120"/>
       </w:pPr>
-      <w:bookmarkStart w:id="6019" w:name="_Toc6doc6004"/>
-      <w:r>
-        <w:rPr>
-          <w:color w:val="000000"/>
+      <w:bookmarkStart w:id="6" w:name="_Toc6doc6004"/>
+      <w:r>
+        <w:rPr>
           <w:sz w:val="27"/>
           <w:szCs w:val="27"/>
         </w:rPr>
-        <w:t xml:space="preserve">2. אילו שאילתות עלולות להיות כבדות</w:t>
-      </w:r>
-      <w:bookmarkEnd w:id="6019"/>
+        <w:t>2. אילו שאילתות עלולות להיות כבדות</w:t>
+      </w:r>
+      <w:bookmarkEnd w:id="6"/>
     </w:p>
     <w:p>
       <w:pPr>
         <w:spacing w:after="140" w:line="300" w:lineRule="auto"/>
       </w:pPr>
       <w:r>
-        <w:rPr/>
-        <w:t xml:space="preserve">השאילתות הכבדות בפוטנציה הן אלה שסורקות היסטוריה שלמה או נתונים של הרבה משתמשים בבת אחת — רוסטר מאמן, סדרות זמן ארוכות, וסריקות שיאים. הטבלה הבאה מפרטת לכל אחת למה היא כבדה ומה נעשה כדי לרכך אותה.</w:t>
+        <w:t>השאילתות הכבדות בפוטנציה הן אלה שסורקות היסטוריה שלמה או נתונים של הרבה משתמשים בבת אחת — רוסטר מאמן, סדרות זמן ארוכות, וסריקות שיאים. הטבלה הבאה מפרטת לכל אחת למה היא כבדה ומה נעשה כדי לרכך אותה.</w:t>
       </w:r>
     </w:p>
     <w:tbl>
@@ -1757,12 +2150,6 @@
         <w:gridCol w:w="3120"/>
       </w:tblGrid>
       <w:tr>
-        <w:tblPrEx>
-          <w:tblCellMar>
-            <w:top w:w="0" w:type="dxa"/>
-            <w:bottom w:w="0" w:type="dxa"/>
-          </w:tblCellMar>
-        </w:tblPrEx>
         <w:trPr>
           <w:cantSplit/>
           <w:tblHeader/>
@@ -1850,12 +2237,6 @@
         </w:tc>
       </w:tr>
       <w:tr>
-        <w:tblPrEx>
-          <w:tblCellMar>
-            <w:top w:w="0" w:type="dxa"/>
-            <w:bottom w:w="0" w:type="dxa"/>
-          </w:tblCellMar>
-        </w:tblPrEx>
         <w:trPr>
           <w:cantSplit/>
         </w:trPr>
@@ -1878,7 +2259,7 @@
                 <w:sz w:val="19"/>
                 <w:szCs w:val="19"/>
               </w:rPr>
-              <w:t xml:space="preserve">רוסטר המאמן</w:t>
+              <w:t>רוסטר המאמן</w:t>
             </w:r>
           </w:p>
         </w:tc>
@@ -1939,12 +2320,6 @@
         </w:tc>
       </w:tr>
       <w:tr>
-        <w:tblPrEx>
-          <w:tblCellMar>
-            <w:top w:w="0" w:type="dxa"/>
-            <w:bottom w:w="0" w:type="dxa"/>
-          </w:tblCellMar>
-        </w:tblPrEx>
         <w:trPr>
           <w:cantSplit/>
         </w:trPr>
@@ -2023,7 +2398,7 @@
                 <w:szCs w:val="19"/>
                 <w:rtl w:val="0"/>
               </w:rPr>
-              <w:t xml:space="preserve">(משתמש, תאריך)</w:t>
+              <w:t>(משתמש, תאריך)</w:t>
             </w:r>
             <w:r>
               <w:rPr>
@@ -2036,12 +2411,6 @@
         </w:tc>
       </w:tr>
       <w:tr>
-        <w:tblPrEx>
-          <w:tblCellMar>
-            <w:top w:w="0" w:type="dxa"/>
-            <w:bottom w:w="0" w:type="dxa"/>
-          </w:tblCellMar>
-        </w:tblPrEx>
         <w:trPr>
           <w:cantSplit/>
         </w:trPr>
@@ -2128,12 +2497,6 @@
         </w:tc>
       </w:tr>
       <w:tr>
-        <w:tblPrEx>
-          <w:tblCellMar>
-            <w:top w:w="0" w:type="dxa"/>
-            <w:bottom w:w="0" w:type="dxa"/>
-          </w:tblCellMar>
-        </w:tblPrEx>
         <w:trPr>
           <w:cantSplit/>
         </w:trPr>
@@ -2179,7 +2542,7 @@
                 <w:sz w:val="19"/>
                 <w:szCs w:val="19"/>
               </w:rPr>
-              <w:t xml:space="preserve">כל האימונים של כל הרוסטר לשנה</w:t>
+              <w:t>כל האימונים של כל הרוסטר לשנה</w:t>
             </w:r>
           </w:p>
         </w:tc>
@@ -2208,12 +2571,6 @@
         </w:tc>
       </w:tr>
       <w:tr>
-        <w:tblPrEx>
-          <w:tblCellMar>
-            <w:top w:w="0" w:type="dxa"/>
-            <w:bottom w:w="0" w:type="dxa"/>
-          </w:tblCellMar>
-        </w:tblPrEx>
         <w:trPr>
           <w:cantSplit/>
         </w:trPr>
@@ -2297,12 +2654,6 @@
         </w:tc>
       </w:tr>
       <w:tr>
-        <w:tblPrEx>
-          <w:tblCellMar>
-            <w:top w:w="0" w:type="dxa"/>
-            <w:bottom w:w="0" w:type="dxa"/>
-          </w:tblCellMar>
-        </w:tblPrEx>
         <w:trPr>
           <w:cantSplit/>
         </w:trPr>
@@ -2377,12 +2728,6 @@
         </w:tc>
       </w:tr>
       <w:tr>
-        <w:tblPrEx>
-          <w:tblCellMar>
-            <w:top w:w="0" w:type="dxa"/>
-            <w:bottom w:w="0" w:type="dxa"/>
-          </w:tblCellMar>
-        </w:tblPrEx>
         <w:trPr>
           <w:cantSplit/>
         </w:trPr>
@@ -2467,16 +2812,15 @@
         <w:pStyle w:val="Heading2"/>
         <w:spacing w:before="240" w:after="120"/>
       </w:pPr>
-      <w:bookmarkStart w:id="6020" w:name="_Toc6doc6005"/>
-      <w:r>
-        <w:rPr>
-          <w:color w:val="000000"/>
+      <w:bookmarkStart w:id="7" w:name="_Toc6doc6005"/>
+      <w:r>
+        <w:rPr>
           <w:sz w:val="23"/>
           <w:szCs w:val="23"/>
         </w:rPr>
-        <w:t xml:space="preserve">הדבר שהכי חשוב שנעשה נכון: אין N+1</w:t>
-      </w:r>
-      <w:bookmarkEnd w:id="6020"/>
+        <w:t>הדבר שהכי חשוב שנעשה נכון: אין N+1</w:t>
+      </w:r>
+      <w:bookmarkEnd w:id="7"/>
     </w:p>
     <w:p>
       <w:pPr>
@@ -2502,6 +2846,7 @@
           <w:b/>
           <w:bCs/>
         </w:rPr>
+        <w:lastRenderedPageBreak/>
         <w:t>מה שנעשה:</w:t>
       </w:r>
       <w:r>
@@ -2554,8 +2899,7 @@
         <w:spacing w:after="140" w:line="300" w:lineRule="auto"/>
       </w:pPr>
       <w:r>
-        <w:rPr/>
-        <w:t xml:space="preserve">בפועל: מאמן עם 30 מתאמנים טוען בכ-4 שאילתות קבוצתיות בלבד (אחת לכל סוג נתון: רוסטר, מוכנות, שיאים, יומן) ולא ב-30 שאילתות נפרדות — זה מה שעומד מאחורי "עולה כמו מאמן עם 3".</w:t>
+        <w:t>בפועל: מאמן עם 30 מתאמנים טוען בכ-4 שאילתות קבוצתיות בלבד (אחת לכל סוג נתון: רוסטר, מוכנות, שיאים, יומן) ולא ב-30 שאילתות נפרדות — זה מה שעומד מאחורי "עולה כמו מאמן עם 3".</w:t>
       </w:r>
     </w:p>
     <w:p>
@@ -2563,44 +2907,41 @@
         <w:pStyle w:val="Heading1"/>
         <w:spacing w:before="320" w:after="120"/>
       </w:pPr>
-      <w:bookmarkStart w:id="6" w:name="toc_7"/>
-      <w:bookmarkEnd w:id="6"/>
-      <w:bookmarkStart w:id="6021" w:name="_Toc6doc6006"/>
-      <w:r>
-        <w:rPr>
-          <w:b/>
-          <w:bCs/>
-          <w:color w:val="000000"/>
+      <w:bookmarkStart w:id="8" w:name="toc_7"/>
+      <w:bookmarkStart w:id="9" w:name="_Toc6doc6006"/>
+      <w:bookmarkEnd w:id="8"/>
+      <w:r>
+        <w:rPr>
           <w:sz w:val="27"/>
           <w:szCs w:val="27"/>
         </w:rPr>
         <w:t>3. אינדקסים</w:t>
       </w:r>
-      <w:bookmarkEnd w:id="6021"/>
+      <w:bookmarkEnd w:id="9"/>
     </w:p>
     <w:p>
       <w:pPr>
         <w:spacing w:after="140" w:line="300" w:lineRule="auto"/>
       </w:pPr>
       <w:r>
-        <w:rPr/>
-        <w:t xml:space="preserve">18 אינדקסים נוצרו במפורש, ועוד מפתחות ראשיים ואילוצי ייחודיות שפוסטגרס ממש אותם כאינדקס גם הם. אף אחד מהם אינו "ליתר ביטחון": כל אינדקס שנוצר במפורש מכסה שאילתה שקיימת בקוד.</w:t>
+        <w:t>18 אינדקסים נוצרו במפורש, ועוד מפתחות ראשיים ואילוצי ייחודיות שפוסטגרס ממש אותם כאינדקס גם הם. אף אחד מהם אינו "ליתר ביטחון": כל אינדקס שנוצר במפורש מכסה שאילתה שקיימת בקוד.</w:t>
       </w:r>
     </w:p>
     <w:tbl>
       <w:tblPr>
         <w:bidiVisual/>
         <w:tblW w:w="9350" w:type="dxa"/>
+        <w:jc w:val="center"/>
         <w:tblBorders>
-          <w:top w:val="single" w:sz="4" w:color="000000"/>
-          <w:left w:val="single" w:sz="4" w:color="000000"/>
-          <w:bottom w:val="single" w:sz="4" w:color="000000"/>
-          <w:right w:val="single" w:sz="4" w:color="000000"/>
-          <w:insideH w:val="single" w:sz="4" w:color="000000"/>
-          <w:insideV w:val="single" w:sz="4" w:color="000000"/>
+          <w:top w:val="single" w:sz="4" w:space="0" w:color="000000"/>
+          <w:left w:val="single" w:sz="4" w:space="0" w:color="000000"/>
+          <w:bottom w:val="single" w:sz="4" w:space="0" w:color="000000"/>
+          <w:right w:val="single" w:sz="4" w:space="0" w:color="000000"/>
+          <w:insideH w:val="single" w:sz="4" w:space="0" w:color="000000"/>
+          <w:insideV w:val="single" w:sz="4" w:space="0" w:color="000000"/>
         </w:tblBorders>
         <w:tblLayout w:type="fixed"/>
-        <w:tblLook w:val="04A0"/>
+        <w:tblLook w:val="04A0" w:firstRow="1" w:lastRow="0" w:firstColumn="1" w:lastColumn="0" w:noHBand="0" w:noVBand="1"/>
       </w:tblPr>
       <w:tblGrid>
         <w:gridCol w:w="3000"/>
@@ -2608,6 +2949,9 @@
         <w:gridCol w:w="3550"/>
       </w:tblGrid>
       <w:tr>
+        <w:trPr>
+          <w:jc w:val="center"/>
+        </w:trPr>
         <w:tc>
           <w:tcPr>
             <w:tcW w:w="3000" w:type="dxa"/>
@@ -2618,17 +2962,18 @@
               <w:bottom w:w="90" w:type="dxa"/>
               <w:right w:w="120" w:type="dxa"/>
             </w:tcMar>
-          </w:tcPr>
-          <w:p>
-            <w:pPr>
-              <w:jc w:val="right"/>
+            <w:vAlign w:val="center"/>
+          </w:tcPr>
+          <w:p>
+            <w:pPr>
+              <w:jc w:val="center"/>
             </w:pPr>
             <w:r>
               <w:rPr>
                 <w:b/>
                 <w:bCs/>
               </w:rPr>
-              <w:t xml:space="preserve">אינדקס</w:t>
+              <w:t>אינדקס</w:t>
             </w:r>
           </w:p>
         </w:tc>
@@ -2642,17 +2987,18 @@
               <w:bottom w:w="90" w:type="dxa"/>
               <w:right w:w="120" w:type="dxa"/>
             </w:tcMar>
-          </w:tcPr>
-          <w:p>
-            <w:pPr>
-              <w:jc w:val="right"/>
+            <w:vAlign w:val="center"/>
+          </w:tcPr>
+          <w:p>
+            <w:pPr>
+              <w:jc w:val="center"/>
             </w:pPr>
             <w:r>
               <w:rPr>
                 <w:b/>
                 <w:bCs/>
               </w:rPr>
-              <w:t xml:space="preserve">משרת</w:t>
+              <w:t>משרת</w:t>
             </w:r>
           </w:p>
         </w:tc>
@@ -2666,22 +3012,26 @@
               <w:bottom w:w="90" w:type="dxa"/>
               <w:right w:w="120" w:type="dxa"/>
             </w:tcMar>
-          </w:tcPr>
-          <w:p>
-            <w:pPr>
-              <w:jc w:val="right"/>
+            <w:vAlign w:val="center"/>
+          </w:tcPr>
+          <w:p>
+            <w:pPr>
+              <w:jc w:val="center"/>
             </w:pPr>
             <w:r>
               <w:rPr>
                 <w:b/>
                 <w:bCs/>
               </w:rPr>
-              <w:t xml:space="preserve">למה נבחר</w:t>
+              <w:t>למה נבחר</w:t>
             </w:r>
           </w:p>
         </w:tc>
       </w:tr>
       <w:tr>
+        <w:trPr>
+          <w:jc w:val="center"/>
+        </w:trPr>
         <w:tc>
           <w:tcPr>
             <w:tcW w:w="3000" w:type="dxa"/>
@@ -2691,14 +3041,14 @@
               <w:bottom w:w="90" w:type="dxa"/>
               <w:right w:w="120" w:type="dxa"/>
             </w:tcMar>
-          </w:tcPr>
-          <w:p>
-            <w:pPr>
-              <w:jc w:val="right"/>
-            </w:pPr>
-            <w:r>
-              <w:rPr/>
-              <w:t xml:space="preserve">activities (user_id, started_at)</w:t>
+            <w:vAlign w:val="center"/>
+          </w:tcPr>
+          <w:p>
+            <w:pPr>
+              <w:jc w:val="center"/>
+            </w:pPr>
+            <w:r>
+              <w:t>activities (user_id, started_at)</w:t>
             </w:r>
           </w:p>
         </w:tc>
@@ -2711,14 +3061,14 @@
               <w:bottom w:w="90" w:type="dxa"/>
               <w:right w:w="120" w:type="dxa"/>
             </w:tcMar>
-          </w:tcPr>
-          <w:p>
-            <w:pPr>
-              <w:jc w:val="right"/>
-            </w:pPr>
-            <w:r>
-              <w:rPr/>
-              <w:t xml:space="preserve">רשימת ריצות, דשבורד, יכולת</w:t>
+            <w:vAlign w:val="center"/>
+          </w:tcPr>
+          <w:p>
+            <w:pPr>
+              <w:jc w:val="center"/>
+            </w:pPr>
+            <w:r>
+              <w:t>רשימת ריצות, דשבורד, יכולת</w:t>
             </w:r>
           </w:p>
         </w:tc>
@@ -2731,19 +3081,22 @@
               <w:bottom w:w="90" w:type="dxa"/>
               <w:right w:w="120" w:type="dxa"/>
             </w:tcMar>
-          </w:tcPr>
-          <w:p>
-            <w:pPr>
-              <w:jc w:val="right"/>
-            </w:pPr>
-            <w:r>
-              <w:rPr/>
-              <w:t xml:space="preserve">כל שאילתה מסוננת למשתמש אחד וממוינת/מסוננת לפי תאריך — בלי זה כל שליפה היתה סריקה מלאה.</w:t>
+            <w:vAlign w:val="center"/>
+          </w:tcPr>
+          <w:p>
+            <w:pPr>
+              <w:jc w:val="center"/>
+            </w:pPr>
+            <w:r>
+              <w:t>כל שאילתה מסוננת למשתמש אחד וממוינת/מסוננת לפי תאריך — בלי זה כל שליפה היתה סריקה מלאה.</w:t>
             </w:r>
           </w:p>
         </w:tc>
       </w:tr>
       <w:tr>
+        <w:trPr>
+          <w:jc w:val="center"/>
+        </w:trPr>
         <w:tc>
           <w:tcPr>
             <w:tcW w:w="3000" w:type="dxa"/>
@@ -2753,14 +3106,14 @@
               <w:bottom w:w="90" w:type="dxa"/>
               <w:right w:w="120" w:type="dxa"/>
             </w:tcMar>
-          </w:tcPr>
-          <w:p>
-            <w:pPr>
-              <w:jc w:val="right"/>
-            </w:pPr>
-            <w:r>
-              <w:rPr/>
-              <w:t xml:space="preserve">activities (user_id, source, external_id)</w:t>
+            <w:vAlign w:val="center"/>
+          </w:tcPr>
+          <w:p>
+            <w:pPr>
+              <w:jc w:val="center"/>
+            </w:pPr>
+            <w:r>
+              <w:t>activities (user_id, source, external_id)</w:t>
             </w:r>
           </w:p>
         </w:tc>
@@ -2773,14 +3126,14 @@
               <w:bottom w:w="90" w:type="dxa"/>
               <w:right w:w="120" w:type="dxa"/>
             </w:tcMar>
-          </w:tcPr>
-          <w:p>
-            <w:pPr>
-              <w:jc w:val="right"/>
-            </w:pPr>
-            <w:r>
-              <w:rPr/>
-              <w:t xml:space="preserve">ייחודי — ייבוא חוזר לא מכפיל</w:t>
+            <w:vAlign w:val="center"/>
+          </w:tcPr>
+          <w:p>
+            <w:pPr>
+              <w:jc w:val="center"/>
+            </w:pPr>
+            <w:r>
+              <w:t>ייחודי — ייבוא חוזר לא מכפיל</w:t>
             </w:r>
           </w:p>
         </w:tc>
@@ -2793,19 +3146,22 @@
               <w:bottom w:w="90" w:type="dxa"/>
               <w:right w:w="120" w:type="dxa"/>
             </w:tcMar>
-          </w:tcPr>
-          <w:p>
-            <w:pPr>
-              <w:jc w:val="right"/>
-            </w:pPr>
-            <w:r>
-              <w:rPr/>
-              <w:t xml:space="preserve">מזהה ייבוא כפול במהירות ומונע אותו במבנה, לא רק בלוגיקה.</w:t>
+            <w:vAlign w:val="center"/>
+          </w:tcPr>
+          <w:p>
+            <w:pPr>
+              <w:jc w:val="center"/>
+            </w:pPr>
+            <w:r>
+              <w:t>מזהה ייבוא כפול במהירות ומונע אותו במבנה, לא רק בלוגיקה.</w:t>
             </w:r>
           </w:p>
         </w:tc>
       </w:tr>
       <w:tr>
+        <w:trPr>
+          <w:jc w:val="center"/>
+        </w:trPr>
         <w:tc>
           <w:tcPr>
             <w:tcW w:w="3000" w:type="dxa"/>
@@ -2815,14 +3171,14 @@
               <w:bottom w:w="90" w:type="dxa"/>
               <w:right w:w="120" w:type="dxa"/>
             </w:tcMar>
-          </w:tcPr>
-          <w:p>
-            <w:pPr>
-              <w:jc w:val="right"/>
-            </w:pPr>
-            <w:r>
-              <w:rPr/>
-              <w:t xml:space="preserve">activities_derivation_idx</w:t>
+            <w:vAlign w:val="center"/>
+          </w:tcPr>
+          <w:p>
+            <w:pPr>
+              <w:jc w:val="center"/>
+            </w:pPr>
+            <w:r>
+              <w:t>activities_derivation_idx</w:t>
             </w:r>
           </w:p>
         </w:tc>
@@ -2835,14 +3191,14 @@
               <w:bottom w:w="90" w:type="dxa"/>
               <w:right w:w="120" w:type="dxa"/>
             </w:tcMar>
-          </w:tcPr>
-          <w:p>
-            <w:pPr>
-              <w:jc w:val="right"/>
-            </w:pPr>
-            <w:r>
-              <w:rPr/>
-              <w:t xml:space="preserve">"מה עוד לא נותח" — חלקי, רק intervals.icu</w:t>
+            <w:vAlign w:val="center"/>
+          </w:tcPr>
+          <w:p>
+            <w:pPr>
+              <w:jc w:val="center"/>
+            </w:pPr>
+            <w:r>
+              <w:t>"מה עוד לא נותח" — חלקי, רק intervals.icu</w:t>
             </w:r>
           </w:p>
         </w:tc>
@@ -2855,19 +3211,22 @@
               <w:bottom w:w="90" w:type="dxa"/>
               <w:right w:w="120" w:type="dxa"/>
             </w:tcMar>
-          </w:tcPr>
-          <w:p>
-            <w:pPr>
-              <w:jc w:val="right"/>
-            </w:pPr>
-            <w:r>
-              <w:rPr/>
-              <w:t xml:space="preserve">מסנן רק שורות שטרם נותחו, כך שסריקת "מה עוד לא נותח" לא עוברת על כל הטבלה.</w:t>
+            <w:vAlign w:val="center"/>
+          </w:tcPr>
+          <w:p>
+            <w:pPr>
+              <w:jc w:val="center"/>
+            </w:pPr>
+            <w:r>
+              <w:t>מסנן רק שורות שטרם נותחו, כך שסריקת "מה עוד לא נותח" לא עוברת על כל הטבלה.</w:t>
             </w:r>
           </w:p>
         </w:tc>
       </w:tr>
       <w:tr>
+        <w:trPr>
+          <w:jc w:val="center"/>
+        </w:trPr>
         <w:tc>
           <w:tcPr>
             <w:tcW w:w="3000" w:type="dxa"/>
@@ -2877,14 +3236,14 @@
               <w:bottom w:w="90" w:type="dxa"/>
               <w:right w:w="120" w:type="dxa"/>
             </w:tcMar>
-          </w:tcPr>
-          <w:p>
-            <w:pPr>
-              <w:jc w:val="right"/>
-            </w:pPr>
-            <w:r>
-              <w:rPr/>
-              <w:t xml:space="preserve">readiness_snapshots (user_id, date)</w:t>
+            <w:vAlign w:val="center"/>
+          </w:tcPr>
+          <w:p>
+            <w:pPr>
+              <w:jc w:val="center"/>
+            </w:pPr>
+            <w:r>
+              <w:t>readiness_snapshots (user_id, date)</w:t>
             </w:r>
           </w:p>
         </w:tc>
@@ -2897,14 +3256,14 @@
               <w:bottom w:w="90" w:type="dxa"/>
               <w:right w:w="120" w:type="dxa"/>
             </w:tcMar>
-          </w:tcPr>
-          <w:p>
-            <w:pPr>
-              <w:jc w:val="right"/>
-            </w:pPr>
-            <w:r>
-              <w:rPr/>
-              <w:t xml:space="preserve">סדרת הדשבורד</w:t>
+            <w:vAlign w:val="center"/>
+          </w:tcPr>
+          <w:p>
+            <w:pPr>
+              <w:jc w:val="center"/>
+            </w:pPr>
+            <w:r>
+              <w:t>סדרת הדשבורד</w:t>
             </w:r>
           </w:p>
         </w:tc>
@@ -2917,19 +3276,22 @@
               <w:bottom w:w="90" w:type="dxa"/>
               <w:right w:w="120" w:type="dxa"/>
             </w:tcMar>
-          </w:tcPr>
-          <w:p>
-            <w:pPr>
-              <w:jc w:val="right"/>
-            </w:pPr>
-            <w:r>
-              <w:rPr/>
-              <w:t xml:space="preserve">הסדרה נשלפת לפי משתמש וחלון תאריכים, ממוינת.</w:t>
+            <w:vAlign w:val="center"/>
+          </w:tcPr>
+          <w:p>
+            <w:pPr>
+              <w:jc w:val="center"/>
+            </w:pPr>
+            <w:r>
+              <w:t>הסדרה נשלפת לפי משתמש וחלון תאריכים, ממוינת.</w:t>
             </w:r>
           </w:p>
         </w:tc>
       </w:tr>
       <w:tr>
+        <w:trPr>
+          <w:jc w:val="center"/>
+        </w:trPr>
         <w:tc>
           <w:tcPr>
             <w:tcW w:w="3000" w:type="dxa"/>
@@ -2939,14 +3301,14 @@
               <w:bottom w:w="90" w:type="dxa"/>
               <w:right w:w="120" w:type="dxa"/>
             </w:tcMar>
-          </w:tcPr>
-          <w:p>
-            <w:pPr>
-              <w:jc w:val="right"/>
-            </w:pPr>
-            <w:r>
-              <w:rPr/>
-              <w:t xml:space="preserve">plan_workouts (plan_id, day_date)</w:t>
+            <w:vAlign w:val="center"/>
+          </w:tcPr>
+          <w:p>
+            <w:pPr>
+              <w:jc w:val="center"/>
+            </w:pPr>
+            <w:r>
+              <w:t>plan_workouts (plan_id, day_date)</w:t>
             </w:r>
           </w:p>
         </w:tc>
@@ -2959,14 +3321,14 @@
               <w:bottom w:w="90" w:type="dxa"/>
               <w:right w:w="120" w:type="dxa"/>
             </w:tcMar>
-          </w:tcPr>
-          <w:p>
-            <w:pPr>
-              <w:jc w:val="right"/>
-            </w:pPr>
-            <w:r>
-              <w:rPr/>
-              <w:t xml:space="preserve">שבוע התוכנית והיומן</w:t>
+            <w:vAlign w:val="center"/>
+          </w:tcPr>
+          <w:p>
+            <w:pPr>
+              <w:jc w:val="center"/>
+            </w:pPr>
+            <w:r>
+              <w:t>שבוע התוכנית והיומן</w:t>
             </w:r>
           </w:p>
         </w:tc>
@@ -2979,19 +3341,22 @@
               <w:bottom w:w="90" w:type="dxa"/>
               <w:right w:w="120" w:type="dxa"/>
             </w:tcMar>
-          </w:tcPr>
-          <w:p>
-            <w:pPr>
-              <w:jc w:val="right"/>
-            </w:pPr>
-            <w:r>
-              <w:rPr/>
-              <w:t xml:space="preserve">שבוע התוכנית והיומן נשלפים לפי תוכנית וטווח תאריכים.</w:t>
+            <w:vAlign w:val="center"/>
+          </w:tcPr>
+          <w:p>
+            <w:pPr>
+              <w:jc w:val="center"/>
+            </w:pPr>
+            <w:r>
+              <w:t>שבוע התוכנית והיומן נשלפים לפי תוכנית וטווח תאריכים.</w:t>
             </w:r>
           </w:p>
         </w:tc>
       </w:tr>
       <w:tr>
+        <w:trPr>
+          <w:jc w:val="center"/>
+        </w:trPr>
         <w:tc>
           <w:tcPr>
             <w:tcW w:w="3000" w:type="dxa"/>
@@ -3001,14 +3366,14 @@
               <w:bottom w:w="90" w:type="dxa"/>
               <w:right w:w="120" w:type="dxa"/>
             </w:tcMar>
-          </w:tcPr>
-          <w:p>
-            <w:pPr>
-              <w:jc w:val="right"/>
-            </w:pPr>
-            <w:r>
-              <w:rPr/>
-              <w:t xml:space="preserve">plan_workouts_adjustable_idx</w:t>
+            <w:vAlign w:val="center"/>
+          </w:tcPr>
+          <w:p>
+            <w:pPr>
+              <w:jc w:val="center"/>
+            </w:pPr>
+            <w:r>
+              <w:t>plan_workouts_adjustable_idx</w:t>
             </w:r>
           </w:p>
         </w:tc>
@@ -3021,14 +3386,14 @@
               <w:bottom w:w="90" w:type="dxa"/>
               <w:right w:w="120" w:type="dxa"/>
             </w:tcMar>
-          </w:tcPr>
-          <w:p>
-            <w:pPr>
-              <w:jc w:val="right"/>
-            </w:pPr>
-            <w:r>
-              <w:rPr/>
-              <w:t xml:space="preserve">חלקי — רק origin = 'generated'</w:t>
+            <w:vAlign w:val="center"/>
+          </w:tcPr>
+          <w:p>
+            <w:pPr>
+              <w:jc w:val="center"/>
+            </w:pPr>
+            <w:r>
+              <w:t>חלקי — רק origin = 'generated'</w:t>
             </w:r>
           </w:p>
         </w:tc>
@@ -3041,19 +3406,22 @@
               <w:bottom w:w="90" w:type="dxa"/>
               <w:right w:w="120" w:type="dxa"/>
             </w:tcMar>
-          </w:tcPr>
-          <w:p>
-            <w:pPr>
-              <w:jc w:val="right"/>
-            </w:pPr>
-            <w:r>
-              <w:rPr/>
-              <w:t xml:space="preserve">מסנן רק אימונים שנוצרו אוטומטית — אלה שהמנוע רשאי לגעת בהם, וזו השאילתה שרצה כל לילה.</w:t>
+            <w:vAlign w:val="center"/>
+          </w:tcPr>
+          <w:p>
+            <w:pPr>
+              <w:jc w:val="center"/>
+            </w:pPr>
+            <w:r>
+              <w:t>מסנן רק אימונים שנוצרו אוטומטית — אלה שהמנוע רשאי לגעת בהם, וזו השאילתה שרצה כל לילה.</w:t>
             </w:r>
           </w:p>
         </w:tc>
       </w:tr>
       <w:tr>
+        <w:trPr>
+          <w:jc w:val="center"/>
+        </w:trPr>
         <w:tc>
           <w:tcPr>
             <w:tcW w:w="3000" w:type="dxa"/>
@@ -3063,14 +3431,14 @@
               <w:bottom w:w="90" w:type="dxa"/>
               <w:right w:w="120" w:type="dxa"/>
             </w:tcMar>
-          </w:tcPr>
-          <w:p>
-            <w:pPr>
-              <w:jc w:val="right"/>
-            </w:pPr>
-            <w:r>
-              <w:rPr/>
-              <w:t xml:space="preserve">coach_athletes — לפי מאמן ולפי מתאמן</w:t>
+            <w:vAlign w:val="center"/>
+          </w:tcPr>
+          <w:p>
+            <w:pPr>
+              <w:jc w:val="center"/>
+            </w:pPr>
+            <w:r>
+              <w:t>coach_athletes — לפי מאמן ולפי מתאמן</w:t>
             </w:r>
           </w:p>
         </w:tc>
@@ -3083,14 +3451,14 @@
               <w:bottom w:w="90" w:type="dxa"/>
               <w:right w:w="120" w:type="dxa"/>
             </w:tcMar>
-          </w:tcPr>
-          <w:p>
-            <w:pPr>
-              <w:jc w:val="right"/>
-            </w:pPr>
-            <w:r>
-              <w:rPr/>
-              <w:t xml:space="preserve">שני כיווני החיפוש</w:t>
+            <w:vAlign w:val="center"/>
+          </w:tcPr>
+          <w:p>
+            <w:pPr>
+              <w:jc w:val="center"/>
+            </w:pPr>
+            <w:r>
+              <w:t>שני כיווני החיפוש</w:t>
             </w:r>
           </w:p>
         </w:tc>
@@ -3103,19 +3471,22 @@
               <w:bottom w:w="90" w:type="dxa"/>
               <w:right w:w="120" w:type="dxa"/>
             </w:tcMar>
-          </w:tcPr>
-          <w:p>
-            <w:pPr>
-              <w:jc w:val="right"/>
-            </w:pPr>
-            <w:r>
-              <w:rPr/>
-              <w:t xml:space="preserve">החיפוש קורה משני הכיוונים — מאמן למתאמנים, ומתאמן למאמנים — וכל כיוון צריך אינדקס משלו.</w:t>
+            <w:vAlign w:val="center"/>
+          </w:tcPr>
+          <w:p>
+            <w:pPr>
+              <w:jc w:val="center"/>
+            </w:pPr>
+            <w:r>
+              <w:t>החיפוש קורה משני הכיוונים — מאמן למתאמנים, ומתאמן למאמנים — וכל כיוון צריך אינדקס משלו.</w:t>
             </w:r>
           </w:p>
         </w:tc>
       </w:tr>
       <w:tr>
+        <w:trPr>
+          <w:jc w:val="center"/>
+        </w:trPr>
         <w:tc>
           <w:tcPr>
             <w:tcW w:w="3000" w:type="dxa"/>
@@ -3125,14 +3496,14 @@
               <w:bottom w:w="90" w:type="dxa"/>
               <w:right w:w="120" w:type="dxa"/>
             </w:tcMar>
-          </w:tcPr>
-          <w:p>
-            <w:pPr>
-              <w:jc w:val="right"/>
-            </w:pPr>
-            <w:r>
-              <w:rPr/>
-              <w:t xml:space="preserve">coach_reminders (coach_id, done, due_date)</w:t>
+            <w:vAlign w:val="center"/>
+          </w:tcPr>
+          <w:p>
+            <w:pPr>
+              <w:jc w:val="center"/>
+            </w:pPr>
+            <w:r>
+              <w:t>coach_reminders (coach_id, done, due_date)</w:t>
             </w:r>
           </w:p>
         </w:tc>
@@ -3145,14 +3516,14 @@
               <w:bottom w:w="90" w:type="dxa"/>
               <w:right w:w="120" w:type="dxa"/>
             </w:tcMar>
-          </w:tcPr>
-          <w:p>
-            <w:pPr>
-              <w:jc w:val="right"/>
-            </w:pPr>
-            <w:r>
-              <w:rPr/>
-              <w:t xml:space="preserve">תזכורות פתוחות</w:t>
+            <w:vAlign w:val="center"/>
+          </w:tcPr>
+          <w:p>
+            <w:pPr>
+              <w:jc w:val="center"/>
+            </w:pPr>
+            <w:r>
+              <w:t>תזכורות פתוחות</w:t>
             </w:r>
           </w:p>
         </w:tc>
@@ -3165,19 +3536,22 @@
               <w:bottom w:w="90" w:type="dxa"/>
               <w:right w:w="120" w:type="dxa"/>
             </w:tcMar>
-          </w:tcPr>
-          <w:p>
-            <w:pPr>
-              <w:jc w:val="right"/>
-            </w:pPr>
-            <w:r>
-              <w:rPr/>
-              <w:t xml:space="preserve">מסנן תזכורות פתוחות (done=false) ומיין לפי תאריך יעד.</w:t>
+            <w:vAlign w:val="center"/>
+          </w:tcPr>
+          <w:p>
+            <w:pPr>
+              <w:jc w:val="center"/>
+            </w:pPr>
+            <w:r>
+              <w:t>מסנן תזכורות פתוחות (done=false) ומיין לפי תאריך יעד.</w:t>
             </w:r>
           </w:p>
         </w:tc>
       </w:tr>
       <w:tr>
+        <w:trPr>
+          <w:jc w:val="center"/>
+        </w:trPr>
         <w:tc>
           <w:tcPr>
             <w:tcW w:w="3000" w:type="dxa"/>
@@ -3187,14 +3561,14 @@
               <w:bottom w:w="90" w:type="dxa"/>
               <w:right w:w="120" w:type="dxa"/>
             </w:tcMar>
-          </w:tcPr>
-          <w:p>
-            <w:pPr>
-              <w:jc w:val="right"/>
-            </w:pPr>
-            <w:r>
-              <w:rPr/>
-              <w:t xml:space="preserve">coach_cycles (coach_id, race_date)</w:t>
+            <w:vAlign w:val="center"/>
+          </w:tcPr>
+          <w:p>
+            <w:pPr>
+              <w:jc w:val="center"/>
+            </w:pPr>
+            <w:r>
+              <w:t>coach_cycles (coach_id, race_date)</w:t>
             </w:r>
           </w:p>
         </w:tc>
@@ -3207,14 +3581,14 @@
               <w:bottom w:w="90" w:type="dxa"/>
               <w:right w:w="120" w:type="dxa"/>
             </w:tcMar>
-          </w:tcPr>
-          <w:p>
-            <w:pPr>
-              <w:jc w:val="right"/>
-            </w:pPr>
-            <w:r>
-              <w:rPr/>
-              <w:t xml:space="preserve">המחזורים של מאמן, ממוינים לפי יום המרוץ</w:t>
+            <w:vAlign w:val="center"/>
+          </w:tcPr>
+          <w:p>
+            <w:pPr>
+              <w:jc w:val="center"/>
+            </w:pPr>
+            <w:r>
+              <w:t>המחזורים של מאמן, ממוינים לפי יום המרוץ</w:t>
             </w:r>
           </w:p>
         </w:tc>
@@ -3227,14 +3601,14 @@
               <w:bottom w:w="90" w:type="dxa"/>
               <w:right w:w="120" w:type="dxa"/>
             </w:tcMar>
-          </w:tcPr>
-          <w:p>
-            <w:pPr>
-              <w:jc w:val="right"/>
-            </w:pPr>
-            <w:r>
-              <w:rPr/>
-              <w:t xml:space="preserve">רשימת המחזורים של מאמן, ממוינת לפי יום מרוץ.</w:t>
+            <w:vAlign w:val="center"/>
+          </w:tcPr>
+          <w:p>
+            <w:pPr>
+              <w:jc w:val="center"/>
+            </w:pPr>
+            <w:r>
+              <w:t>רשימת המחזורים של מאמן, ממוינת לפי יום מרוץ.</w:t>
             </w:r>
           </w:p>
         </w:tc>
@@ -3248,7 +3622,6 @@
     <w:p>
       <w:pPr>
         <w:spacing w:after="140" w:line="300" w:lineRule="auto"/>
-        <w:rPr/>
       </w:pPr>
       <w:r>
         <w:rPr>
@@ -3258,7 +3631,6 @@
         <w:t>שני אינדקסים חלקיים.</w:t>
       </w:r>
       <w:r>
-        <w:rPr/>
         <w:t xml:space="preserve"> אינדקס חלקי מכסה רק שורות שעונות לתנאי — קטן יותר, מהיר יותר, וזול יותר בכתיבה. </w:t>
       </w:r>
       <w:r>
@@ -3272,7 +3644,6 @@
         <w:t>plan_workouts_adjustable_idx</w:t>
       </w:r>
       <w:r>
-        <w:rPr/>
         <w:t xml:space="preserve"> מכסה רק את מה שהמנוע רשאי לגעת בו, וזו בדיוק השאילתה שרצה כל לילה.</w:t>
       </w:r>
     </w:p>
@@ -3297,10 +3668,9 @@
           <w:szCs w:val="19"/>
           <w:rtl w:val="0"/>
         </w:rPr>
-        <w:t xml:space="preserve">(user_id, source, external_id)</w:t>
-      </w:r>
-      <w:r>
-        <w:rPr/>
+        <w:t>(user_id, source, external_id)</w:t>
+      </w:r>
+      <w:r>
         <w:t xml:space="preserve"> — הוא לא רק מאיץ, הוא </w:t>
       </w:r>
       <w:r>
@@ -3311,7 +3681,6 @@
         <w:t>מונע כפילות מבנית</w:t>
       </w:r>
       <w:r>
-        <w:rPr/>
         <w:t>. סנכרון חוזר מעדכן במקום להוסיף.</w:t>
       </w:r>
     </w:p>
@@ -3320,8 +3689,7 @@
         <w:spacing w:after="140" w:line="300" w:lineRule="auto"/>
       </w:pPr>
       <w:r>
-        <w:rPr/>
-        <w:t xml:space="preserve">בניגוד לשני האינדקסים החלקיים שמייעלים שאילתות ספציפיות, האינדקס הזה קיים כדי למנוע מצב לא-תקין מבנית — כפל רשומות — ולכן הוא היחיד שבלעדיו קיים סיכון לנתונים שגויים, לא רק לביצועים.</w:t>
+        <w:t>בניגוד לשני האינדקסים החלקיים שמייעלים שאילתות ספציפיות, האינדקס הזה קיים כדי למנוע מצב לא-תקין מבנית — כפל רשומות — ולכן הוא היחיד שבלעדיו קיים סיכון לנתונים שגויים, לא רק לביצועים.</w:t>
       </w:r>
     </w:p>
     <w:p>
@@ -3329,24 +3697,23 @@
         <w:pStyle w:val="Heading1"/>
         <w:spacing w:before="320" w:after="120"/>
       </w:pPr>
-      <w:bookmarkStart w:id="6022" w:name="_Toc6doc6007"/>
-      <w:r>
-        <w:rPr>
-          <w:color w:val="000000"/>
+      <w:bookmarkStart w:id="10" w:name="_Toc6doc6007"/>
+      <w:r>
+        <w:rPr>
           <w:sz w:val="27"/>
           <w:szCs w:val="27"/>
         </w:rPr>
-        <w:t xml:space="preserve">4. איך נמנעים מטעינה מיותרת</w:t>
-      </w:r>
-      <w:bookmarkEnd w:id="6022"/>
+        <w:lastRenderedPageBreak/>
+        <w:t>4. איך נמנעים מטעינה מיותרת</w:t>
+      </w:r>
+      <w:bookmarkEnd w:id="10"/>
     </w:p>
     <w:p>
       <w:pPr>
         <w:spacing w:after="140" w:line="300" w:lineRule="auto"/>
       </w:pPr>
       <w:r>
-        <w:rPr/>
-        <w:t xml:space="preserve">·  שולפים רק עמודות שצריך: כל שאילתה בקוד מבקשת את העמודות הנחוצות בלבד, כך שלא נשלפת כמות מידע עודפת בכל טעינה — משמעותי במיוחד בטבלת activities, שיש בה עמודות JSON גדולות (תוצרי ניתוח המקטעים), ובשורת ה-profiles, שיש בה את תמונת הפרופיל כ-data URL.</w:t>
+        <w:t>·  שולפים רק עמודות שצריך: כל שאילתה בקוד מבקשת את העמודות הנחוצות בלבד, כך שלא נשלפת כמות מידע עודפת בכל טעינה — משמעותי במיוחד בטבלת activities, שיש בה עמודות JSON גדולות (תוצרי ניתוח המקטעים), ובשורת ה-profiles, שיש בה את תמונת הפרופיל כ-data URL.</w:t>
       </w:r>
     </w:p>
     <w:p>
@@ -3354,8 +3721,7 @@
         <w:spacing w:after="140" w:line="300" w:lineRule="auto"/>
       </w:pPr>
       <w:r>
-        <w:rPr/>
-        <w:t xml:space="preserve">·  המקטעים הגולמיים לא נשמרים: עשרות מגה-בייט לשנה למשתמש נשמרות כארבע עמודות נגזרות בלבד, והזרם הגולמי נמחק. אם אי-פעם יידרש נתון שכבר נגזר, אין צורך לשחזר אותו מגיבוי — הוא נשלף מחדש מ-intervals.icu ומחושב מחדש, כי הנתון הגולמי עצמו לא משתנה. זה חיסכון של סדר גודל בגודל המסד ובכל שאילתה.</w:t>
+        <w:t>·  המקטעים הגולמיים לא נשמרים: עשרות מגה-בייט לשנה למשתמש נשמרות כארבע עמודות נגזרות בלבד, והזרם הגולמי נמחק. אם אי-פעם יידרש נתון שכבר נגזר, אין צורך לשחזר אותו מגיבוי — הוא נשלף מחדש מ-intervals.icu ומחושב מחדש, כי הנתון הגולמי עצמו לא משתנה. זה חיסכון של סדר גודל בגודל המסד ובכל שאילתה.</w:t>
       </w:r>
     </w:p>
     <w:p>
@@ -3363,8 +3729,7 @@
         <w:spacing w:after="140" w:line="300" w:lineRule="auto"/>
       </w:pPr>
       <w:r>
-        <w:rPr/>
-        <w:t xml:space="preserve">·  חלונות זמן. 84 ימי מוכנות בבית, 400 יום ייבוא, שנה ביומן ובלוח המספרים, 60 ריצות ברשימה.</w:t>
+        <w:t>·  חלונות זמן. 84 ימי מוכנות בבית, 400 יום ייבוא, שנה ביומן ובלוח המספרים, 60 ריצות ברשימה.</w:t>
       </w:r>
     </w:p>
     <w:p>
@@ -3372,8 +3737,7 @@
         <w:spacing w:after="140" w:line="300" w:lineRule="auto"/>
       </w:pPr>
       <w:r>
-        <w:rPr/>
-        <w:t xml:space="preserve">·  ההסבר נשמר, לא מחושב מחדש. נכתב פעם ביום ונקרא מהשורה.</w:t>
+        <w:t>·  ההסבר נשמר, לא מחושב מחדש. נכתב פעם ביום ונקרא מהשורה.</w:t>
       </w:r>
     </w:p>
     <w:p>
@@ -3381,53 +3745,30 @@
         <w:spacing w:after="140" w:line="300" w:lineRule="auto"/>
       </w:pPr>
       <w:r>
-        <w:rPr/>
-        <w:t xml:space="preserve">·  ומטמון שהיה טעות: בקשת נתוני ההתאוששות (readiness) נשמרה במטמון (cache — עותק זמני של תוצאה, כדי לא לחשב אותה מחדש בכל בקשה) לפי מפתח שנשאר קבוע לכל היום, אך עם תוקף (TTL) של שעה בלבד. התוצאה: "סנכרן עכשיו" לא יצר מפתח חדש — הוא פגע באותו מפתח הישן וקיבל בחזרה תשובה ממועד קודם. הוסר. הלקח: מטמון על נתיב שהמשתמש מפעיל באופן יזום ומצפה לתוצאה טרייה הוא באג, לא אופטימיזציה.</w:t>
-      </w:r>
-    </w:p>
-    <w:p>
-      <w:pPr>
-        <w:spacing w:after="140" w:line="300" w:lineRule="auto"/>
-      </w:pPr>
-    </w:p>
-    <w:p>
-      <w:pPr>
-        <w:spacing w:after="140" w:line="300" w:lineRule="auto"/>
-      </w:pPr>
-    </w:p>
-    <w:p>
-      <w:pPr>
-        <w:spacing w:after="140" w:line="300" w:lineRule="auto"/>
-      </w:pPr>
-    </w:p>
-    <w:p>
-      <w:pPr>
-        <w:spacing w:after="140" w:line="300" w:lineRule="auto"/>
-      </w:pPr>
+        <w:t>·  ומטמון שהיה טעות: בקשת נתוני ההתאוששות (readiness) נשמרה במטמון (cache — עותק זמני של תוצאה, כדי לא לחשב אותה מחדש בכל בקשה) לפי מפתח שנשאר קבוע לכל היום, אך עם תוקף (TTL) של שעה בלבד. התוצאה: "סנכרן עכשיו" לא יצר מפתח חדש — הוא פגע באותו מפתח הישן וקיבל בחזרה תשובה ממועד קודם. הוסר. הלקח: מטמון על נתיב שהמשתמש מפעיל באופן יזום ומצפה לתוצאה טרייה הוא באג, לא אופטימיזציה.</w:t>
+      </w:r>
     </w:p>
     <w:p>
       <w:pPr>
         <w:pStyle w:val="Heading1"/>
         <w:spacing w:before="320" w:after="120"/>
       </w:pPr>
-      <w:bookmarkStart w:id="6023" w:name="_Toc6doc6008"/>
-      <w:r>
-        <w:rPr>
-          <w:color w:val="000000"/>
+      <w:bookmarkStart w:id="11" w:name="_Toc6doc6008"/>
+      <w:r>
+        <w:rPr>
           <w:sz w:val="27"/>
           <w:szCs w:val="27"/>
         </w:rPr>
-        <w:t xml:space="preserve">5. Pagination — ואיפה הוא חסר</w:t>
-      </w:r>
-      <w:bookmarkEnd w:id="6023"/>
+        <w:t>5. Pagination — ואיפה הוא חסר</w:t>
+      </w:r>
+      <w:bookmarkEnd w:id="11"/>
     </w:p>
     <w:p>
       <w:pPr>
         <w:spacing w:after="140" w:line="300" w:lineRule="auto"/>
       </w:pPr>
       <w:r>
-        <w:rPr/>
-        <w:t xml:space="preserve">הבהרה: העימוד כאן הוא עימוד בממשק המוצר — כמה שורות מוצגות למשתמש בכל פעם — ולא עימוד על מסד הנתונים עצמו. זה האחרון הוא בדיוק מה שחסר, ומפורט בתת-הסעיף הבא.</w:t>
+        <w:t>הבהרה: העימוד כאן הוא עימוד בממשק המוצר — כמה שורות מוצגות למשתמש בכל פעם — ולא עימוד על מסד הנתונים עצמו. זה האחרון הוא בדיוק מה שחסר, ומפורט בתת-הסעיף הבא.</w:t>
       </w:r>
     </w:p>
     <w:tbl>
@@ -3435,15 +3776,15 @@
         <w:bidiVisual/>
         <w:tblW w:w="9350" w:type="dxa"/>
         <w:tblBorders>
-          <w:top w:val="single" w:sz="4" w:color="000000"/>
-          <w:left w:val="single" w:sz="4" w:color="000000"/>
-          <w:bottom w:val="single" w:sz="4" w:color="000000"/>
-          <w:right w:val="single" w:sz="4" w:color="000000"/>
-          <w:insideH w:val="single" w:sz="4" w:color="000000"/>
-          <w:insideV w:val="single" w:sz="4" w:color="000000"/>
+          <w:top w:val="single" w:sz="4" w:space="0" w:color="000000"/>
+          <w:left w:val="single" w:sz="4" w:space="0" w:color="000000"/>
+          <w:bottom w:val="single" w:sz="4" w:space="0" w:color="000000"/>
+          <w:right w:val="single" w:sz="4" w:space="0" w:color="000000"/>
+          <w:insideH w:val="single" w:sz="4" w:space="0" w:color="000000"/>
+          <w:insideV w:val="single" w:sz="4" w:space="0" w:color="000000"/>
         </w:tblBorders>
         <w:tblLayout w:type="fixed"/>
-        <w:tblLook w:val="04A0"/>
+        <w:tblLook w:val="04A0" w:firstRow="1" w:lastRow="0" w:firstColumn="1" w:lastColumn="0" w:noHBand="0" w:noVBand="1"/>
       </w:tblPr>
       <w:tblGrid>
         <w:gridCol w:w="1700"/>
@@ -3461,17 +3802,18 @@
               <w:bottom w:w="90" w:type="dxa"/>
               <w:right w:w="120" w:type="dxa"/>
             </w:tcMar>
-          </w:tcPr>
-          <w:p>
-            <w:pPr>
-              <w:jc w:val="right"/>
+            <w:vAlign w:val="center"/>
+          </w:tcPr>
+          <w:p>
+            <w:pPr>
+              <w:jc w:val="center"/>
             </w:pPr>
             <w:r>
               <w:rPr>
                 <w:b/>
                 <w:bCs/>
               </w:rPr>
-              <w:t xml:space="preserve">תקרה</w:t>
+              <w:t>תקרה</w:t>
             </w:r>
           </w:p>
         </w:tc>
@@ -3485,17 +3827,18 @@
               <w:bottom w:w="90" w:type="dxa"/>
               <w:right w:w="120" w:type="dxa"/>
             </w:tcMar>
-          </w:tcPr>
-          <w:p>
-            <w:pPr>
-              <w:jc w:val="right"/>
+            <w:vAlign w:val="center"/>
+          </w:tcPr>
+          <w:p>
+            <w:pPr>
+              <w:jc w:val="center"/>
             </w:pPr>
             <w:r>
               <w:rPr>
                 <w:b/>
                 <w:bCs/>
               </w:rPr>
-              <w:t xml:space="preserve">מוצג איפה</w:t>
+              <w:t>מוצג איפה</w:t>
             </w:r>
           </w:p>
         </w:tc>
@@ -3509,17 +3852,18 @@
               <w:bottom w:w="90" w:type="dxa"/>
               <w:right w:w="120" w:type="dxa"/>
             </w:tcMar>
-          </w:tcPr>
-          <w:p>
-            <w:pPr>
-              <w:jc w:val="right"/>
+            <w:vAlign w:val="center"/>
+          </w:tcPr>
+          <w:p>
+            <w:pPr>
+              <w:jc w:val="center"/>
             </w:pPr>
             <w:r>
               <w:rPr>
                 <w:b/>
                 <w:bCs/>
               </w:rPr>
-              <w:t xml:space="preserve">הקשר</w:t>
+              <w:t>הקשר</w:t>
             </w:r>
           </w:p>
         </w:tc>
@@ -3534,14 +3878,14 @@
               <w:bottom w:w="90" w:type="dxa"/>
               <w:right w:w="120" w:type="dxa"/>
             </w:tcMar>
-          </w:tcPr>
-          <w:p>
-            <w:pPr>
-              <w:jc w:val="right"/>
-            </w:pPr>
-            <w:r>
-              <w:rPr/>
-              <w:t xml:space="preserve">60 ריצות</w:t>
+            <w:vAlign w:val="center"/>
+          </w:tcPr>
+          <w:p>
+            <w:pPr>
+              <w:jc w:val="center"/>
+            </w:pPr>
+            <w:r>
+              <w:t>60 ריצות</w:t>
             </w:r>
           </w:p>
         </w:tc>
@@ -3554,14 +3898,14 @@
               <w:bottom w:w="90" w:type="dxa"/>
               <w:right w:w="120" w:type="dxa"/>
             </w:tcMar>
-          </w:tcPr>
-          <w:p>
-            <w:pPr>
-              <w:jc w:val="right"/>
-            </w:pPr>
-            <w:r>
-              <w:rPr/>
-              <w:t xml:space="preserve">רשימת הפעילויות (לכל משתמש בנפרד)</w:t>
+            <w:vAlign w:val="center"/>
+          </w:tcPr>
+          <w:p>
+            <w:pPr>
+              <w:jc w:val="center"/>
+            </w:pPr>
+            <w:r>
+              <w:t>רשימת הפעילויות (לכל משתמש בנפרד)</w:t>
             </w:r>
           </w:p>
         </w:tc>
@@ -3574,14 +3918,14 @@
               <w:bottom w:w="90" w:type="dxa"/>
               <w:right w:w="120" w:type="dxa"/>
             </w:tcMar>
-          </w:tcPr>
-          <w:p>
-            <w:pPr>
-              <w:jc w:val="right"/>
-            </w:pPr>
-            <w:r>
-              <w:rPr/>
-              <w:t xml:space="preserve">כ-3 חודשים לרץ טיפוסי</w:t>
+            <w:vAlign w:val="center"/>
+          </w:tcPr>
+          <w:p>
+            <w:pPr>
+              <w:jc w:val="center"/>
+            </w:pPr>
+            <w:r>
+              <w:t>כ-3 חודשים לרץ טיפוסי</w:t>
             </w:r>
           </w:p>
         </w:tc>
@@ -3596,14 +3940,14 @@
               <w:bottom w:w="90" w:type="dxa"/>
               <w:right w:w="120" w:type="dxa"/>
             </w:tcMar>
-          </w:tcPr>
-          <w:p>
-            <w:pPr>
-              <w:jc w:val="right"/>
-            </w:pPr>
-            <w:r>
-              <w:rPr/>
-              <w:t xml:space="preserve">84 ימים</w:t>
+            <w:vAlign w:val="center"/>
+          </w:tcPr>
+          <w:p>
+            <w:pPr>
+              <w:jc w:val="center"/>
+            </w:pPr>
+            <w:r>
+              <w:t>84 ימים</w:t>
             </w:r>
           </w:p>
         </w:tc>
@@ -3616,14 +3960,14 @@
               <w:bottom w:w="90" w:type="dxa"/>
               <w:right w:w="120" w:type="dxa"/>
             </w:tcMar>
-          </w:tcPr>
-          <w:p>
-            <w:pPr>
-              <w:jc w:val="right"/>
-            </w:pPr>
-            <w:r>
-              <w:rPr/>
-              <w:t xml:space="preserve">גרף סדרת המוכנות (לכל משתמש)</w:t>
+            <w:vAlign w:val="center"/>
+          </w:tcPr>
+          <w:p>
+            <w:pPr>
+              <w:jc w:val="center"/>
+            </w:pPr>
+            <w:r>
+              <w:t>גרף סדרת המוכנות (לכל משתמש)</w:t>
             </w:r>
           </w:p>
         </w:tc>
@@ -3636,14 +3980,14 @@
               <w:bottom w:w="90" w:type="dxa"/>
               <w:right w:w="120" w:type="dxa"/>
             </w:tcMar>
-          </w:tcPr>
-          <w:p>
-            <w:pPr>
-              <w:jc w:val="right"/>
-            </w:pPr>
-            <w:r>
-              <w:rPr/>
-              <w:t xml:space="preserve">חלון התצוגה היומי של ציון המוכנות</w:t>
+            <w:vAlign w:val="center"/>
+          </w:tcPr>
+          <w:p>
+            <w:pPr>
+              <w:jc w:val="center"/>
+            </w:pPr>
+            <w:r>
+              <w:t>חלון התצוגה היומי של ציון המוכנות</w:t>
             </w:r>
           </w:p>
         </w:tc>
@@ -3658,14 +4002,14 @@
               <w:bottom w:w="90" w:type="dxa"/>
               <w:right w:w="120" w:type="dxa"/>
             </w:tcMar>
-          </w:tcPr>
-          <w:p>
-            <w:pPr>
-              <w:jc w:val="right"/>
-            </w:pPr>
-            <w:r>
-              <w:rPr/>
-              <w:t xml:space="preserve">400 ריצות</w:t>
+            <w:vAlign w:val="center"/>
+          </w:tcPr>
+          <w:p>
+            <w:pPr>
+              <w:jc w:val="center"/>
+            </w:pPr>
+            <w:r>
+              <w:t>400 ריצות</w:t>
             </w:r>
           </w:p>
         </w:tc>
@@ -3678,14 +4022,14 @@
               <w:bottom w:w="90" w:type="dxa"/>
               <w:right w:w="120" w:type="dxa"/>
             </w:tcMar>
-          </w:tcPr>
-          <w:p>
-            <w:pPr>
-              <w:jc w:val="right"/>
-            </w:pPr>
-            <w:r>
-              <w:rPr/>
-              <w:t xml:space="preserve">סריקת שיאים אישיים — PR (ההיסטוריה של אותו משתמש בלבד, לא של כל המסד)</w:t>
+            <w:vAlign w:val="center"/>
+          </w:tcPr>
+          <w:p>
+            <w:pPr>
+              <w:jc w:val="center"/>
+            </w:pPr>
+            <w:r>
+              <w:t>סריקת שיאים אישיים — PR (ההיסטוריה של אותו משתמש בלבד, לא של כל המסד)</w:t>
             </w:r>
           </w:p>
         </w:tc>
@@ -3698,14 +4042,14 @@
               <w:bottom w:w="90" w:type="dxa"/>
               <w:right w:w="120" w:type="dxa"/>
             </w:tcMar>
-          </w:tcPr>
-          <w:p>
-            <w:pPr>
-              <w:jc w:val="right"/>
-            </w:pPr>
-            <w:r>
-              <w:rPr/>
-              <w:t xml:space="preserve">מבטיח שהסריקה לא עוברת על כל הטבלה</w:t>
+            <w:vAlign w:val="center"/>
+          </w:tcPr>
+          <w:p>
+            <w:pPr>
+              <w:jc w:val="center"/>
+            </w:pPr>
+            <w:r>
+              <w:t>מבטיח שהסריקה לא עוברת על כל הטבלה</w:t>
             </w:r>
           </w:p>
         </w:tc>
@@ -3720,14 +4064,14 @@
               <w:bottom w:w="90" w:type="dxa"/>
               <w:right w:w="120" w:type="dxa"/>
             </w:tcMar>
-          </w:tcPr>
-          <w:p>
-            <w:pPr>
-              <w:jc w:val="right"/>
-            </w:pPr>
-            <w:r>
-              <w:rPr/>
-              <w:t xml:space="preserve">שנה (365 ימים)</w:t>
+            <w:vAlign w:val="center"/>
+          </w:tcPr>
+          <w:p>
+            <w:pPr>
+              <w:jc w:val="center"/>
+            </w:pPr>
+            <w:r>
+              <w:t>שנה (365 ימים)</w:t>
             </w:r>
           </w:p>
         </w:tc>
@@ -3740,14 +4084,14 @@
               <w:bottom w:w="90" w:type="dxa"/>
               <w:right w:w="120" w:type="dxa"/>
             </w:tcMar>
-          </w:tcPr>
-          <w:p>
-            <w:pPr>
-              <w:jc w:val="right"/>
-            </w:pPr>
-            <w:r>
-              <w:rPr/>
-              <w:t xml:space="preserve">יומן המאמן ולוח המספרים (לכל משתמש)</w:t>
+            <w:vAlign w:val="center"/>
+          </w:tcPr>
+          <w:p>
+            <w:pPr>
+              <w:jc w:val="center"/>
+            </w:pPr>
+            <w:r>
+              <w:t>יומן המאמן ולוח המספרים (לכל משתמש)</w:t>
             </w:r>
           </w:p>
         </w:tc>
@@ -3760,14 +4104,14 @@
               <w:bottom w:w="90" w:type="dxa"/>
               <w:right w:w="120" w:type="dxa"/>
             </w:tcMar>
-          </w:tcPr>
-          <w:p>
-            <w:pPr>
-              <w:jc w:val="right"/>
-            </w:pPr>
-            <w:r>
-              <w:rPr/>
-              <w:t xml:space="preserve">חלון ברירת המחדל להיסטוריה מוצגת</w:t>
+            <w:vAlign w:val="center"/>
+          </w:tcPr>
+          <w:p>
+            <w:pPr>
+              <w:jc w:val="center"/>
+            </w:pPr>
+            <w:r>
+              <w:t>חלון ברירת המחדל להיסטוריה מוצגת</w:t>
             </w:r>
           </w:p>
         </w:tc>
@@ -3785,7 +4129,6 @@
         <w:t>זה מספיק</w:t>
       </w:r>
       <w:r>
-        <w:rPr/>
         <w:t xml:space="preserve"> לרץ טיפוסי — 60 ריצות הן כשלושה חודשים.</w:t>
       </w:r>
     </w:p>
@@ -3794,16 +4137,15 @@
         <w:pStyle w:val="Heading2"/>
         <w:spacing w:before="240" w:after="120"/>
       </w:pPr>
-      <w:bookmarkStart w:id="6024" w:name="_Toc6doc6009"/>
-      <w:r>
-        <w:rPr>
-          <w:color w:val="000000"/>
+      <w:bookmarkStart w:id="12" w:name="_Toc6doc6009"/>
+      <w:r>
+        <w:rPr>
           <w:sz w:val="23"/>
           <w:szCs w:val="23"/>
         </w:rPr>
-        <w:t xml:space="preserve">ומה עוד לא מלא</w:t>
-      </w:r>
-      <w:bookmarkEnd w:id="6024"/>
+        <w:t>ומה עוד לא מלא</w:t>
+      </w:r>
+      <w:bookmarkEnd w:id="12"/>
     </w:p>
     <w:p>
       <w:pPr>
@@ -3842,7 +4184,7 @@
           <w:szCs w:val="19"/>
           <w:rtl w:val="0"/>
         </w:rPr>
-        <w:t xml:space="preserve">started_at &lt; last</w:t>
+        <w:t>started_at &lt; last</w:t>
       </w:r>
       <w:r>
         <w:t xml:space="preserve">) ולא </w:t>
@@ -3866,8 +4208,7 @@
         <w:spacing w:after="140" w:line="300" w:lineRule="auto"/>
       </w:pPr>
       <w:r>
-        <w:rPr/>
-        <w:t xml:space="preserve">וגם בצד המאמן: לרוסטר, לתזכורות ולמחזורים של מאמן אין כרגע תקרת עימוד כלל — הם נטענים בשלמותם בכל טעינה. זה עדיין זניח כי מאמן טיפוסי מנהל עשרות מתאמנים ולא מאות, אבל ברגע שרוסטר יגדל מעבר לכך, זה המקום הבא שידרוש עימוד.</w:t>
+        <w:t>וגם בצד המאמן: לרוסטר, לתזכורות ולמחזורים של מאמן אין כרגע תקרת עימוד כלל — הם נטענים בשלמותם בכל טעינה. זה עדיין זניח כי מאמן טיפוסי מנהל עשרות מתאמנים ולא מאות, אבל ברגע שרוסטר יגדל מעבר לכך, זה המקום הבא שידרוש עימוד.</w:t>
       </w:r>
     </w:p>
     <w:p>
@@ -3875,24 +4216,70 @@
         <w:pStyle w:val="Heading1"/>
         <w:spacing w:before="320" w:after="120"/>
       </w:pPr>
-      <w:bookmarkStart w:id="6025" w:name="_Toc6doc6010"/>
-      <w:r>
-        <w:rPr>
-          <w:color w:val="000000"/>
+      <w:bookmarkStart w:id="13" w:name="_Toc6doc6010"/>
+      <w:r>
+        <w:rPr>
           <w:sz w:val="27"/>
           <w:szCs w:val="27"/>
         </w:rPr>
-        <w:t xml:space="preserve">6. הפרדה בין צד לקוח לצד שרת</w:t>
-      </w:r>
-      <w:bookmarkEnd w:id="6025"/>
+        <w:lastRenderedPageBreak/>
+        <w:t>6. הפרדה בין צד לקוח לצד שרת</w:t>
+      </w:r>
+      <w:bookmarkEnd w:id="13"/>
     </w:p>
     <w:p>
       <w:pPr>
         <w:spacing w:after="140" w:line="300" w:lineRule="auto"/>
       </w:pPr>
       <w:r>
-        <w:rPr/>
-        <w:t xml:space="preserve">למה מפרידים: רק לשרת יש גישה למסד הנתונים ולמפתחות האישיים (כגון מפתח ה-API של intervals.icu) — אלה לא יכולים להיחשף לדפדפן בלי לאבד כל הגנה. הלקוח מקבל תוצר מוכן: HTML ומספרים, לא גישה לנתונים הגולמיים.</w:t>
+        <w:t>למה מפרידים: רק לשרת יש גישה למסד הנתונים ולמפתחות האישיים (כגון מפתח ה-API של intervals.icu) — אלה לא יכולים להיחשף לדפדפן בלי לאבד כל הגנה. הלקוח מקבל תוצר מוכן: HTML ומספרים, לא גישה לנתונים הגולמיים.</w:t>
+      </w:r>
+    </w:p>
+    <w:p>
+      <w:pPr>
+        <w:keepNext/>
+        <w:spacing w:before="120" w:after="200"/>
+        <w:jc w:val="center"/>
+      </w:pPr>
+      <w:r>
+        <w:rPr>
+          <w:noProof/>
+        </w:rPr>
+        <w:drawing>
+          <wp:inline distT="0" distB="0" distL="0" distR="0" wp14:anchorId="510B80D0" wp14:editId="415989D3">
+            <wp:extent cx="5760720" cy="2189073"/>
+            <wp:effectExtent l="0" t="0" r="0" b="0"/>
+            <wp:docPr id="102" name="Picture 102"/>
+            <wp:cNvGraphicFramePr>
+              <a:graphicFrameLocks xmlns:a="http://schemas.openxmlformats.org/drawingml/2006/main" noChangeAspect="1"/>
+            </wp:cNvGraphicFramePr>
+            <a:graphic xmlns:a="http://schemas.openxmlformats.org/drawingml/2006/main">
+              <a:graphicData uri="http://schemas.openxmlformats.org/drawingml/2006/picture">
+                <pic:pic xmlns:pic="http://schemas.openxmlformats.org/drawingml/2006/picture">
+                  <pic:nvPicPr>
+                    <pic:cNvPr id="102" name="Picture 102"/>
+                    <pic:cNvPicPr/>
+                  </pic:nvPicPr>
+                  <pic:blipFill>
+                    <a:blip r:embed="rId8"/>
+                    <a:stretch>
+                      <a:fillRect/>
+                    </a:stretch>
+                  </pic:blipFill>
+                  <pic:spPr>
+                    <a:xfrm>
+                      <a:off x="0" y="0"/>
+                      <a:ext cx="5760720" cy="2189073"/>
+                    </a:xfrm>
+                    <a:prstGeom prst="rect">
+                      <a:avLst/>
+                    </a:prstGeom>
+                  </pic:spPr>
+                </pic:pic>
+              </a:graphicData>
+            </a:graphic>
+          </wp:inline>
+        </w:drawing>
       </w:r>
     </w:p>
     <w:p>
@@ -3900,8 +4287,7 @@
         <w:spacing w:after="140" w:line="300" w:lineRule="auto"/>
       </w:pPr>
       <w:r>
-        <w:rPr/>
-        <w:t xml:space="preserve">איך זה מיושם: כל קוד שנוגע במסד או בסוד מסומן "use server" ורץ רק בשרת (בתיקיית src/actions) — קוד שהדפדפן אפילו לא מקבל. קומפוננטות React בצד הלקוח (טאבים, טפסים, ציור הגרפים) קוראות לפונקציות האלה ולא יודעות להתחבר למסד בעצמן. הטבלה הבאה ממפה מה קורה בכל צד — וזו בעצם התרשים שהתבקש.</w:t>
+        <w:t>איך זה מיושם: כל קוד שנוגע במסד או בסוד מסומן "use server" ורץ רק בשרת (בתיקיית src/actions) — קוד שהדפדפן אפילו לא מקבל. קומפוננטות React בצד הלקוח (טאבים, טפסים, ציור הגרפים) קוראות לפונקציות האלה ולא יודעות להתחבר למסד בעצמן. הטבלה הבאה ממפה מה קורה בכל צד — וזו בעצם התרשים שהתבקש.</w:t>
       </w:r>
     </w:p>
     <w:tbl>
@@ -3927,12 +4313,6 @@
         <w:gridCol w:w="4680"/>
       </w:tblGrid>
       <w:tr>
-        <w:tblPrEx>
-          <w:tblCellMar>
-            <w:top w:w="0" w:type="dxa"/>
-            <w:bottom w:w="0" w:type="dxa"/>
-          </w:tblCellMar>
-        </w:tblPrEx>
         <w:trPr>
           <w:cantSplit/>
           <w:tblHeader/>
@@ -3993,12 +4373,6 @@
         </w:tc>
       </w:tr>
       <w:tr>
-        <w:tblPrEx>
-          <w:tblCellMar>
-            <w:top w:w="0" w:type="dxa"/>
-            <w:bottom w:w="0" w:type="dxa"/>
-          </w:tblCellMar>
-        </w:tblPrEx>
         <w:trPr>
           <w:cantSplit/>
         </w:trPr>
@@ -4044,18 +4418,12 @@
                 <w:sz w:val="19"/>
                 <w:szCs w:val="19"/>
               </w:rPr>
-              <w:t xml:space="preserve">קליקים, טאבים, טפסים</w:t>
+              <w:t>קליקים, טאבים, טפסים</w:t>
             </w:r>
           </w:p>
         </w:tc>
       </w:tr>
       <w:tr>
-        <w:tblPrEx>
-          <w:tblCellMar>
-            <w:top w:w="0" w:type="dxa"/>
-            <w:bottom w:w="0" w:type="dxa"/>
-          </w:tblCellMar>
-        </w:tblPrEx>
         <w:trPr>
           <w:cantSplit/>
         </w:trPr>
@@ -4107,12 +4475,6 @@
         </w:tc>
       </w:tr>
       <w:tr>
-        <w:tblPrEx>
-          <w:tblCellMar>
-            <w:top w:w="0" w:type="dxa"/>
-            <w:bottom w:w="0" w:type="dxa"/>
-          </w:tblCellMar>
-        </w:tblPrEx>
         <w:trPr>
           <w:cantSplit/>
         </w:trPr>
@@ -4135,7 +4497,7 @@
                 <w:sz w:val="19"/>
                 <w:szCs w:val="19"/>
               </w:rPr>
-              <w:t xml:space="preserve">דיבור עם ספקי הנתונים החיצוניים (כגון intervals.icu)</w:t>
+              <w:t>דיבור עם ספקי הנתונים החיצוניים (כגון intervals.icu)</w:t>
             </w:r>
           </w:p>
         </w:tc>
@@ -4164,12 +4526,6 @@
         </w:tc>
       </w:tr>
       <w:tr>
-        <w:tblPrEx>
-          <w:tblCellMar>
-            <w:top w:w="0" w:type="dxa"/>
-            <w:bottom w:w="0" w:type="dxa"/>
-          </w:tblCellMar>
-        </w:tblPrEx>
         <w:trPr>
           <w:cantSplit/>
         </w:trPr>
@@ -4258,8 +4614,7 @@
         <w:spacing w:after="140" w:line="300" w:lineRule="auto"/>
       </w:pPr>
       <w:r>
-        <w:rPr/>
-        <w:t xml:space="preserve">·  ביצועים — החישוב קורה פעם אחת בשרת ולא בכל מכשיר. בלי ההפרדה, כל מכשיר היה צריך לחשב מחדש את כל מודל העומס (ACWR, מוכנות, קצבים) על ההיסטוריה המלאה של המשתמש — כ-260 ריצות בשנה — בכל טעינה, כולל על מכשירים חלשים יותר.</w:t>
+        <w:t>·  ביצועים — החישוב קורה פעם אחת בשרת ולא בכל מכשיר. בלי ההפרדה, כל מכשיר היה צריך לחשב מחדש את כל מודל העומס (ACWR, מוכנות, קצבים) על ההיסטוריה המלאה של המשתמש — כ-260 ריצות בשנה — בכל טעינה, כולל על מכשירים חלשים יותר.</w:t>
       </w:r>
     </w:p>
     <w:p>
@@ -4267,8 +4622,7 @@
         <w:spacing w:after="140" w:line="300" w:lineRule="auto"/>
       </w:pPr>
       <w:r>
-        <w:rPr/>
-        <w:t xml:space="preserve">·  אבטחה — המפתח האישי ל-intervals.icu לא מגיע לדפדפן בשום שלב.</w:t>
+        <w:t>·  אבטחה — המפתח האישי ל-intervals.icu לא מגיע לדפדפן בשום שלב.</w:t>
       </w:r>
     </w:p>
     <w:p>
@@ -4276,8 +4630,7 @@
         <w:spacing w:after="140" w:line="300" w:lineRule="auto"/>
       </w:pPr>
       <w:r>
-        <w:rPr/>
-        <w:t xml:space="preserve">·  משקל — מה שנשלח הוא HTML ומספרים מוכנים, לא ספריית חישוב שהדפדפן צריך להוריד ולהפעיל.</w:t>
+        <w:t>·  משקל — מה שנשלח הוא HTML ומספרים מוכנים, לא ספריית חישוב שהדפדפן צריך להוריד ולהפעיל.</w:t>
       </w:r>
     </w:p>
     <w:p>
@@ -4293,10 +4646,11 @@
       </w:r>
       <w:r>
         <w:t xml:space="preserve"> תומכת בזה: הגרפים כתובים ידנית ב-SVG, ושוקלים יחד פחות מהספרייה שהייתה מיובאת בשבילם.</w:t>
+      </w:r>
+      <w:r>
         <w:br/>
-        <w:br/>
-        <w:br/>
-        <w:lastRenderedPageBreak/>
+      </w:r>
+      <w:r>
         <w:br/>
       </w:r>
     </w:p>
@@ -4305,20 +4659,18 @@
         <w:pStyle w:val="Heading1"/>
         <w:spacing w:before="320" w:after="120"/>
       </w:pPr>
-      <w:bookmarkStart w:id="11" w:name="toc_12"/>
-      <w:bookmarkEnd w:id="11"/>
-      <w:bookmarkStart w:id="6026" w:name="_Toc6doc6011"/>
-      <w:r>
-        <w:rPr>
-          <w:b/>
-          <w:bCs/>
-          <w:color w:val="000000"/>
+      <w:bookmarkStart w:id="14" w:name="toc_12"/>
+      <w:bookmarkStart w:id="15" w:name="_Toc6doc6011"/>
+      <w:bookmarkEnd w:id="14"/>
+      <w:r>
+        <w:rPr>
           <w:sz w:val="27"/>
           <w:szCs w:val="27"/>
         </w:rPr>
+        <w:lastRenderedPageBreak/>
         <w:t>7. מגבלות המוצר הנוכחי</w:t>
       </w:r>
-      <w:bookmarkEnd w:id="6026"/>
+      <w:bookmarkEnd w:id="15"/>
     </w:p>
     <w:tbl>
       <w:tblPr>
@@ -4339,24 +4691,18 @@
         <w:tblLook w:val="04A0" w:firstRow="1" w:lastRow="0" w:firstColumn="1" w:lastColumn="0" w:noHBand="0" w:noVBand="1"/>
       </w:tblPr>
       <w:tblGrid>
-        <w:gridCol w:w="3120"/>
-        <w:gridCol w:w="3120"/>
-        <w:gridCol w:w="3120"/>
+        <w:gridCol w:w="1146"/>
+        <w:gridCol w:w="4820"/>
+        <w:gridCol w:w="3394"/>
       </w:tblGrid>
       <w:tr>
-        <w:tblPrEx>
-          <w:tblCellMar>
-            <w:top w:w="0" w:type="dxa"/>
-            <w:bottom w:w="0" w:type="dxa"/>
-          </w:tblCellMar>
-        </w:tblPrEx>
         <w:trPr>
           <w:cantSplit/>
           <w:tblHeader/>
         </w:trPr>
         <w:tc>
           <w:tcPr>
-            <w:tcW w:w="3120" w:type="dxa"/>
+            <w:tcW w:w="1146" w:type="dxa"/>
             <w:shd w:val="clear" w:color="auto" w:fill="D9D9D9"/>
             <w:tcMar>
               <w:top w:w="90" w:type="dxa"/>
@@ -4383,7 +4729,7 @@
         </w:tc>
         <w:tc>
           <w:tcPr>
-            <w:tcW w:w="3120" w:type="dxa"/>
+            <w:tcW w:w="4820" w:type="dxa"/>
             <w:shd w:val="clear" w:color="auto" w:fill="D9D9D9"/>
             <w:tcMar>
               <w:top w:w="90" w:type="dxa"/>
@@ -4410,7 +4756,7 @@
         </w:tc>
         <w:tc>
           <w:tcPr>
-            <w:tcW w:w="3120" w:type="dxa"/>
+            <w:tcW w:w="3394" w:type="dxa"/>
             <w:shd w:val="clear" w:color="auto" w:fill="D9D9D9"/>
             <w:tcMar>
               <w:top w:w="90" w:type="dxa"/>
@@ -4431,24 +4777,29 @@
                 <w:sz w:val="19"/>
                 <w:szCs w:val="19"/>
               </w:rPr>
-              <w:t>נשבר ב…</w:t>
+              <w:t xml:space="preserve">נשבר </w:t>
+            </w:r>
+            <w:r>
+              <w:rPr>
+                <w:rFonts w:hint="cs"/>
+                <w:b/>
+                <w:bCs/>
+                <w:color w:val="000000"/>
+                <w:sz w:val="19"/>
+                <w:szCs w:val="19"/>
+              </w:rPr>
+              <w:t>כ-</w:t>
             </w:r>
           </w:p>
         </w:tc>
       </w:tr>
       <w:tr>
-        <w:tblPrEx>
-          <w:tblCellMar>
-            <w:top w:w="0" w:type="dxa"/>
-            <w:bottom w:w="0" w:type="dxa"/>
-          </w:tblCellMar>
-        </w:tblPrEx>
         <w:trPr>
           <w:cantSplit/>
         </w:trPr>
         <w:tc>
           <w:tcPr>
-            <w:tcW w:w="3120" w:type="dxa"/>
+            <w:tcW w:w="1146" w:type="dxa"/>
             <w:tcMar>
               <w:top w:w="90" w:type="dxa"/>
               <w:left w:w="120" w:type="dxa"/>
@@ -4471,7 +4822,7 @@
         </w:tc>
         <w:tc>
           <w:tcPr>
-            <w:tcW w:w="3120" w:type="dxa"/>
+            <w:tcW w:w="4820" w:type="dxa"/>
             <w:tcMar>
               <w:top w:w="90" w:type="dxa"/>
               <w:left w:w="120" w:type="dxa"/>
@@ -4496,7 +4847,7 @@
         </w:tc>
         <w:tc>
           <w:tcPr>
-            <w:tcW w:w="3120" w:type="dxa"/>
+            <w:tcW w:w="3394" w:type="dxa"/>
             <w:tcMar>
               <w:top w:w="90" w:type="dxa"/>
               <w:left w:w="120" w:type="dxa"/>
@@ -4519,18 +4870,12 @@
         </w:tc>
       </w:tr>
       <w:tr>
-        <w:tblPrEx>
-          <w:tblCellMar>
-            <w:top w:w="0" w:type="dxa"/>
-            <w:bottom w:w="0" w:type="dxa"/>
-          </w:tblCellMar>
-        </w:tblPrEx>
         <w:trPr>
           <w:cantSplit/>
         </w:trPr>
         <w:tc>
           <w:tcPr>
-            <w:tcW w:w="3120" w:type="dxa"/>
+            <w:tcW w:w="1146" w:type="dxa"/>
             <w:tcMar>
               <w:top w:w="90" w:type="dxa"/>
               <w:left w:w="120" w:type="dxa"/>
@@ -4553,30 +4898,30 @@
         </w:tc>
         <w:tc>
           <w:tcPr>
-            <w:tcW w:w="3120" w:type="dxa"/>
-            <w:tcMar>
-              <w:top w:w="90" w:type="dxa"/>
-              <w:left w:w="120" w:type="dxa"/>
-              <w:bottom w:w="90" w:type="dxa"/>
-              <w:right w:w="120" w:type="dxa"/>
-            </w:tcMar>
-          </w:tcPr>
-          <w:p>
-            <w:pPr>
-              <w:spacing w:line="260" w:lineRule="auto"/>
-            </w:pPr>
-            <w:r>
-              <w:rPr>
-                <w:sz w:val="19"/>
-                <w:szCs w:val="19"/>
-              </w:rPr>
-              <w:t xml:space="preserve">מגבלת קצב בצד ספקי הנתונים החיצוניים (intervals.icu ודומים)</w:t>
-            </w:r>
-          </w:p>
-        </w:tc>
-        <w:tc>
-          <w:tcPr>
-            <w:tcW w:w="3120" w:type="dxa"/>
+            <w:tcW w:w="4820" w:type="dxa"/>
+            <w:tcMar>
+              <w:top w:w="90" w:type="dxa"/>
+              <w:left w:w="120" w:type="dxa"/>
+              <w:bottom w:w="90" w:type="dxa"/>
+              <w:right w:w="120" w:type="dxa"/>
+            </w:tcMar>
+          </w:tcPr>
+          <w:p>
+            <w:pPr>
+              <w:spacing w:line="260" w:lineRule="auto"/>
+            </w:pPr>
+            <w:r>
+              <w:rPr>
+                <w:sz w:val="19"/>
+                <w:szCs w:val="19"/>
+              </w:rPr>
+              <w:t>מגבלת קצב בצד ספקי הנתונים החיצוניים (intervals.icu ודומים)</w:t>
+            </w:r>
+          </w:p>
+        </w:tc>
+        <w:tc>
+          <w:tcPr>
+            <w:tcW w:w="3394" w:type="dxa"/>
             <w:tcMar>
               <w:top w:w="90" w:type="dxa"/>
               <w:left w:w="120" w:type="dxa"/>
@@ -4599,18 +4944,12 @@
         </w:tc>
       </w:tr>
       <w:tr>
-        <w:tblPrEx>
-          <w:tblCellMar>
-            <w:top w:w="0" w:type="dxa"/>
-            <w:bottom w:w="0" w:type="dxa"/>
-          </w:tblCellMar>
-        </w:tblPrEx>
         <w:trPr>
           <w:cantSplit/>
         </w:trPr>
         <w:tc>
           <w:tcPr>
-            <w:tcW w:w="3120" w:type="dxa"/>
+            <w:tcW w:w="1146" w:type="dxa"/>
             <w:tcMar>
               <w:top w:w="90" w:type="dxa"/>
               <w:left w:w="120" w:type="dxa"/>
@@ -4633,7 +4972,7 @@
         </w:tc>
         <w:tc>
           <w:tcPr>
-            <w:tcW w:w="3120" w:type="dxa"/>
+            <w:tcW w:w="4820" w:type="dxa"/>
             <w:tcMar>
               <w:top w:w="90" w:type="dxa"/>
               <w:left w:w="120" w:type="dxa"/>
@@ -4658,7 +4997,7 @@
         </w:tc>
         <w:tc>
           <w:tcPr>
-            <w:tcW w:w="3120" w:type="dxa"/>
+            <w:tcW w:w="3394" w:type="dxa"/>
             <w:tcMar>
               <w:top w:w="90" w:type="dxa"/>
               <w:left w:w="120" w:type="dxa"/>
@@ -4681,18 +5020,12 @@
         </w:tc>
       </w:tr>
       <w:tr>
-        <w:tblPrEx>
-          <w:tblCellMar>
-            <w:top w:w="0" w:type="dxa"/>
-            <w:bottom w:w="0" w:type="dxa"/>
-          </w:tblCellMar>
-        </w:tblPrEx>
         <w:trPr>
           <w:cantSplit/>
         </w:trPr>
         <w:tc>
           <w:tcPr>
-            <w:tcW w:w="3120" w:type="dxa"/>
+            <w:tcW w:w="1146" w:type="dxa"/>
             <w:tcMar>
               <w:top w:w="90" w:type="dxa"/>
               <w:left w:w="120" w:type="dxa"/>
@@ -4715,7 +5048,7 @@
         </w:tc>
         <w:tc>
           <w:tcPr>
-            <w:tcW w:w="3120" w:type="dxa"/>
+            <w:tcW w:w="4820" w:type="dxa"/>
             <w:tcMar>
               <w:top w:w="90" w:type="dxa"/>
               <w:left w:w="120" w:type="dxa"/>
@@ -4740,7 +5073,7 @@
         </w:tc>
         <w:tc>
           <w:tcPr>
-            <w:tcW w:w="3120" w:type="dxa"/>
+            <w:tcW w:w="3394" w:type="dxa"/>
             <w:tcMar>
               <w:top w:w="90" w:type="dxa"/>
               <w:left w:w="120" w:type="dxa"/>
@@ -4763,18 +5096,12 @@
         </w:tc>
       </w:tr>
       <w:tr>
-        <w:tblPrEx>
-          <w:tblCellMar>
-            <w:top w:w="0" w:type="dxa"/>
-            <w:bottom w:w="0" w:type="dxa"/>
-          </w:tblCellMar>
-        </w:tblPrEx>
         <w:trPr>
           <w:cantSplit/>
         </w:trPr>
         <w:tc>
           <w:tcPr>
-            <w:tcW w:w="3120" w:type="dxa"/>
+            <w:tcW w:w="1146" w:type="dxa"/>
             <w:tcMar>
               <w:top w:w="90" w:type="dxa"/>
               <w:left w:w="120" w:type="dxa"/>
@@ -4797,7 +5124,7 @@
         </w:tc>
         <w:tc>
           <w:tcPr>
-            <w:tcW w:w="3120" w:type="dxa"/>
+            <w:tcW w:w="4820" w:type="dxa"/>
             <w:tcMar>
               <w:top w:w="90" w:type="dxa"/>
               <w:left w:w="120" w:type="dxa"/>
@@ -4822,7 +5149,7 @@
         </w:tc>
         <w:tc>
           <w:tcPr>
-            <w:tcW w:w="3120" w:type="dxa"/>
+            <w:tcW w:w="3394" w:type="dxa"/>
             <w:tcMar>
               <w:top w:w="90" w:type="dxa"/>
               <w:left w:w="120" w:type="dxa"/>
@@ -4845,18 +5172,12 @@
         </w:tc>
       </w:tr>
       <w:tr>
-        <w:tblPrEx>
-          <w:tblCellMar>
-            <w:top w:w="0" w:type="dxa"/>
-            <w:bottom w:w="0" w:type="dxa"/>
-          </w:tblCellMar>
-        </w:tblPrEx>
         <w:trPr>
           <w:cantSplit/>
         </w:trPr>
         <w:tc>
           <w:tcPr>
-            <w:tcW w:w="3120" w:type="dxa"/>
+            <w:tcW w:w="1146" w:type="dxa"/>
             <w:tcMar>
               <w:top w:w="90" w:type="dxa"/>
               <w:left w:w="120" w:type="dxa"/>
@@ -4879,7 +5200,7 @@
         </w:tc>
         <w:tc>
           <w:tcPr>
-            <w:tcW w:w="3120" w:type="dxa"/>
+            <w:tcW w:w="4820" w:type="dxa"/>
             <w:tcMar>
               <w:top w:w="90" w:type="dxa"/>
               <w:left w:w="120" w:type="dxa"/>
@@ -4904,7 +5225,7 @@
         </w:tc>
         <w:tc>
           <w:tcPr>
-            <w:tcW w:w="3120" w:type="dxa"/>
+            <w:tcW w:w="3394" w:type="dxa"/>
             <w:tcMar>
               <w:top w:w="90" w:type="dxa"/>
               <w:left w:w="120" w:type="dxa"/>
@@ -4927,18 +5248,12 @@
         </w:tc>
       </w:tr>
       <w:tr>
-        <w:tblPrEx>
-          <w:tblCellMar>
-            <w:top w:w="0" w:type="dxa"/>
-            <w:bottom w:w="0" w:type="dxa"/>
-          </w:tblCellMar>
-        </w:tblPrEx>
         <w:trPr>
           <w:cantSplit/>
         </w:trPr>
         <w:tc>
           <w:tcPr>
-            <w:tcW w:w="3120" w:type="dxa"/>
+            <w:tcW w:w="1146" w:type="dxa"/>
             <w:tcMar>
               <w:top w:w="90" w:type="dxa"/>
               <w:left w:w="120" w:type="dxa"/>
@@ -4961,7 +5276,7 @@
         </w:tc>
         <w:tc>
           <w:tcPr>
-            <w:tcW w:w="3120" w:type="dxa"/>
+            <w:tcW w:w="4820" w:type="dxa"/>
             <w:tcMar>
               <w:top w:w="90" w:type="dxa"/>
               <w:left w:w="120" w:type="dxa"/>
@@ -4980,47 +5295,41 @@
                 <w:sz w:val="19"/>
                 <w:szCs w:val="19"/>
               </w:rPr>
-              <w:t xml:space="preserve">תוכנית Hobby ב-Vercel</w:t>
-            </w:r>
-          </w:p>
-        </w:tc>
-        <w:tc>
-          <w:tcPr>
-            <w:tcW w:w="3120" w:type="dxa"/>
-            <w:tcMar>
-              <w:top w:w="90" w:type="dxa"/>
-              <w:left w:w="120" w:type="dxa"/>
-              <w:bottom w:w="90" w:type="dxa"/>
-              <w:right w:w="120" w:type="dxa"/>
-            </w:tcMar>
-          </w:tcPr>
-          <w:p>
-            <w:pPr>
-              <w:spacing w:line="260" w:lineRule="auto"/>
-            </w:pPr>
-            <w:r>
-              <w:rPr>
-                <w:sz w:val="19"/>
-                <w:szCs w:val="19"/>
-              </w:rPr>
-              <w:t xml:space="preserve">מגבלת זמן ריצה לפונקציה בודדת, ותקרת חריצי cron — cron הוא משימה שרצה אוטומטית בזמנים קבועים, כמו הסנכרון היומי.</w:t>
+              <w:t>תוכנית Hobby ב-Vercel</w:t>
+            </w:r>
+          </w:p>
+        </w:tc>
+        <w:tc>
+          <w:tcPr>
+            <w:tcW w:w="3394" w:type="dxa"/>
+            <w:tcMar>
+              <w:top w:w="90" w:type="dxa"/>
+              <w:left w:w="120" w:type="dxa"/>
+              <w:bottom w:w="90" w:type="dxa"/>
+              <w:right w:w="120" w:type="dxa"/>
+            </w:tcMar>
+          </w:tcPr>
+          <w:p>
+            <w:pPr>
+              <w:spacing w:line="260" w:lineRule="auto"/>
+            </w:pPr>
+            <w:r>
+              <w:rPr>
+                <w:sz w:val="19"/>
+                <w:szCs w:val="19"/>
+              </w:rPr>
+              <w:t>מגבלת זמן ריצה לפונקציה בודדת, ותקרת חריצי cron — cron הוא משימה שרצה אוטומטית בזמנים קבועים, כמו הסנכרון היומי.</w:t>
             </w:r>
           </w:p>
         </w:tc>
       </w:tr>
       <w:tr>
-        <w:tblPrEx>
-          <w:tblCellMar>
-            <w:top w:w="0" w:type="dxa"/>
-            <w:bottom w:w="0" w:type="dxa"/>
-          </w:tblCellMar>
-        </w:tblPrEx>
         <w:trPr>
           <w:cantSplit/>
         </w:trPr>
         <w:tc>
           <w:tcPr>
-            <w:tcW w:w="3120" w:type="dxa"/>
+            <w:tcW w:w="1146" w:type="dxa"/>
             <w:tcMar>
               <w:top w:w="90" w:type="dxa"/>
               <w:left w:w="120" w:type="dxa"/>
@@ -5043,7 +5352,7 @@
         </w:tc>
         <w:tc>
           <w:tcPr>
-            <w:tcW w:w="3120" w:type="dxa"/>
+            <w:tcW w:w="4820" w:type="dxa"/>
             <w:tcMar>
               <w:top w:w="90" w:type="dxa"/>
               <w:left w:w="120" w:type="dxa"/>
@@ -5068,41 +5377,35 @@
         </w:tc>
         <w:tc>
           <w:tcPr>
-            <w:tcW w:w="3120" w:type="dxa"/>
-            <w:tcMar>
-              <w:top w:w="90" w:type="dxa"/>
-              <w:left w:w="120" w:type="dxa"/>
-              <w:bottom w:w="90" w:type="dxa"/>
-              <w:right w:w="120" w:type="dxa"/>
-            </w:tcMar>
-          </w:tcPr>
-          <w:p>
-            <w:pPr>
-              <w:spacing w:line="260" w:lineRule="auto"/>
-            </w:pPr>
-            <w:r>
-              <w:rPr>
-                <w:sz w:val="19"/>
-                <w:szCs w:val="19"/>
-              </w:rPr>
-              <w:t xml:space="preserve">מוצרי, לא טכני — Vercel מתיר עד 100 חריצי cron לפרויקט (המוצר משתמש ב-1); אפשר לעבור לסנכרון פעמיים ביום בלי עלות נוספת</w:t>
+            <w:tcW w:w="3394" w:type="dxa"/>
+            <w:tcMar>
+              <w:top w:w="90" w:type="dxa"/>
+              <w:left w:w="120" w:type="dxa"/>
+              <w:bottom w:w="90" w:type="dxa"/>
+              <w:right w:w="120" w:type="dxa"/>
+            </w:tcMar>
+          </w:tcPr>
+          <w:p>
+            <w:pPr>
+              <w:spacing w:line="260" w:lineRule="auto"/>
+            </w:pPr>
+            <w:r>
+              <w:rPr>
+                <w:sz w:val="19"/>
+                <w:szCs w:val="19"/>
+              </w:rPr>
+              <w:t>מוצרי, לא טכני — Vercel מתיר עד 100 חריצי cron לפרויקט (המוצר משתמש ב-1); אפשר לעבור לסנכרון פעמיים ביום בלי עלות נוספת</w:t>
             </w:r>
           </w:p>
         </w:tc>
       </w:tr>
       <w:tr>
-        <w:tblPrEx>
-          <w:tblCellMar>
-            <w:top w:w="0" w:type="dxa"/>
-            <w:bottom w:w="0" w:type="dxa"/>
-          </w:tblCellMar>
-        </w:tblPrEx>
         <w:trPr>
           <w:cantSplit/>
         </w:trPr>
         <w:tc>
           <w:tcPr>
-            <w:tcW w:w="3120" w:type="dxa"/>
+            <w:tcW w:w="1146" w:type="dxa"/>
             <w:tcMar>
               <w:top w:w="90" w:type="dxa"/>
               <w:left w:w="120" w:type="dxa"/>
@@ -5125,7 +5428,7 @@
         </w:tc>
         <w:tc>
           <w:tcPr>
-            <w:tcW w:w="3120" w:type="dxa"/>
+            <w:tcW w:w="4820" w:type="dxa"/>
             <w:tcMar>
               <w:top w:w="90" w:type="dxa"/>
               <w:left w:w="120" w:type="dxa"/>
@@ -5150,7 +5453,7 @@
         </w:tc>
         <w:tc>
           <w:tcPr>
-            <w:tcW w:w="3120" w:type="dxa"/>
+            <w:tcW w:w="3394" w:type="dxa"/>
             <w:tcMar>
               <w:top w:w="90" w:type="dxa"/>
               <w:left w:w="120" w:type="dxa"/>
@@ -5181,58 +5484,164 @@
     <w:p>
       <w:pPr>
         <w:spacing w:after="140" w:line="300" w:lineRule="auto"/>
-      </w:pPr>
-      <w:r>
         <w:rPr>
           <w:b/>
           <w:bCs/>
         </w:rPr>
+      </w:pPr>
+      <w:r>
+        <w:rPr>
+          <w:b/>
+          <w:bCs/>
+        </w:rPr>
         <w:t>המגבלה מספר 1 היא זו שתישבר ראשונה, והיא ידועה ומתועדת.</w:t>
       </w:r>
+    </w:p>
+    <w:p>
+      <w:pPr>
+        <w:spacing w:after="140" w:line="300" w:lineRule="auto"/>
+        <w:rPr>
+          <w:b/>
+          <w:bCs/>
+        </w:rPr>
+      </w:pPr>
+    </w:p>
+    <w:p>
+      <w:pPr>
+        <w:spacing w:after="140" w:line="300" w:lineRule="auto"/>
+        <w:rPr>
+          <w:b/>
+          <w:bCs/>
+        </w:rPr>
+      </w:pPr>
+    </w:p>
+    <w:p>
+      <w:pPr>
+        <w:spacing w:after="140" w:line="300" w:lineRule="auto"/>
+        <w:rPr>
+          <w:b/>
+          <w:bCs/>
+        </w:rPr>
+      </w:pPr>
+    </w:p>
+    <w:p>
+      <w:pPr>
+        <w:spacing w:after="140" w:line="300" w:lineRule="auto"/>
+        <w:rPr>
+          <w:b/>
+          <w:bCs/>
+        </w:rPr>
+      </w:pPr>
+    </w:p>
+    <w:p>
+      <w:pPr>
+        <w:spacing w:after="140" w:line="300" w:lineRule="auto"/>
+        <w:rPr>
+          <w:b/>
+          <w:bCs/>
+        </w:rPr>
+      </w:pPr>
+    </w:p>
+    <w:p>
+      <w:pPr>
+        <w:spacing w:after="140" w:line="300" w:lineRule="auto"/>
+        <w:rPr>
+          <w:b/>
+          <w:bCs/>
+        </w:rPr>
+      </w:pPr>
+    </w:p>
+    <w:p>
+      <w:pPr>
+        <w:spacing w:after="140" w:line="300" w:lineRule="auto"/>
+        <w:rPr>
+          <w:b/>
+          <w:bCs/>
+        </w:rPr>
+      </w:pPr>
+    </w:p>
+    <w:p>
+      <w:pPr>
+        <w:spacing w:after="140" w:line="300" w:lineRule="auto"/>
+        <w:rPr>
+          <w:b/>
+          <w:bCs/>
+        </w:rPr>
+      </w:pPr>
+    </w:p>
+    <w:p>
+      <w:pPr>
+        <w:spacing w:after="140" w:line="300" w:lineRule="auto"/>
+        <w:rPr>
+          <w:b/>
+          <w:bCs/>
+        </w:rPr>
+      </w:pPr>
+    </w:p>
+    <w:p>
+      <w:pPr>
+        <w:spacing w:after="140" w:line="300" w:lineRule="auto"/>
+        <w:rPr>
+          <w:b/>
+          <w:bCs/>
+        </w:rPr>
+      </w:pPr>
+    </w:p>
+    <w:p>
+      <w:pPr>
+        <w:spacing w:after="140" w:line="300" w:lineRule="auto"/>
+        <w:rPr>
+          <w:b/>
+          <w:bCs/>
+        </w:rPr>
+      </w:pPr>
+    </w:p>
+    <w:p>
+      <w:pPr>
+        <w:spacing w:after="140" w:line="300" w:lineRule="auto"/>
+      </w:pPr>
     </w:p>
     <w:p>
       <w:pPr>
         <w:pStyle w:val="Heading1"/>
         <w:spacing w:before="320" w:after="120"/>
       </w:pPr>
-      <w:bookmarkStart w:id="6027" w:name="_Toc6doc6012"/>
-      <w:r>
-        <w:rPr>
-          <w:color w:val="000000"/>
+      <w:bookmarkStart w:id="16" w:name="_Toc6doc6012"/>
+      <w:r>
+        <w:rPr>
           <w:sz w:val="27"/>
           <w:szCs w:val="27"/>
         </w:rPr>
-        <w:t xml:space="preserve">8. מה היינו משפרים לגרסה הבאה</w:t>
-      </w:r>
-      <w:bookmarkEnd w:id="6027"/>
+        <w:lastRenderedPageBreak/>
+        <w:t>8. מה היינו משפרים לגרסה הבאה</w:t>
+      </w:r>
+      <w:bookmarkEnd w:id="16"/>
     </w:p>
     <w:p>
       <w:pPr>
         <w:pStyle w:val="Heading2"/>
         <w:spacing w:before="240" w:after="120"/>
       </w:pPr>
-      <w:bookmarkStart w:id="13" w:name="toc_14"/>
-      <w:bookmarkEnd w:id="13"/>
-      <w:bookmarkStart w:id="6028" w:name="_Toc6doc6013"/>
+      <w:bookmarkStart w:id="17" w:name="toc_14"/>
+      <w:bookmarkStart w:id="18" w:name="_Toc6doc6013"/>
+      <w:bookmarkEnd w:id="17"/>
       <w:r>
         <w:rPr>
           <w:b/>
           <w:bCs/>
-          <w:color w:val="000000"/>
           <w:sz w:val="23"/>
           <w:szCs w:val="23"/>
         </w:rPr>
         <w:t>לפי סדר החזר ההשקעה</w:t>
       </w:r>
-      <w:bookmarkEnd w:id="6028"/>
+      <w:bookmarkEnd w:id="18"/>
     </w:p>
     <w:p>
       <w:pPr>
         <w:spacing w:after="140" w:line="300" w:lineRule="auto"/>
       </w:pPr>
       <w:r>
-        <w:rPr/>
-        <w:t xml:space="preserve">1. תור עבודה במקום לולאה. כיום פונקציית ה-cron היחידה עוברת על כל המשתמשים ברצף, בתוך הרצה אחת שחוסמת גם במגבלת הזמן וגם במגבלת הקצב של intervals.icu. השיפור: ה-cron רק מכניס משימה לכל משתמש לתור; עובד אחד או יותר מושך משימה בכל פעם בקצב מבוקר, עם ניסיון חזור על כשל נקודתי בלי להפיל את כל הריצה — כך שמגבלת הזמן ומגבלת הקצב מתפרקות בבת אחת.</w:t>
+        <w:t>1. תור עבודה במקום לולאה. כיום פונקציית ה-cron היחידה עוברת על כל המשתמשים ברצף, בתוך הרצה אחת שחוסמת גם במגבלת הזמן וגם במגבלת הקצב של intervals.icu. השיפור: ה-cron רק מכניס משימה לכל משתמש לתור; עובד אחד או יותר מושך משימה בכל פעם בקצב מבוקר, עם ניסיון חזור על כשל נקודתי בלי להפיל את כל הריצה — כך שמגבלת הזמן ומגבלת הקצב מתפרקות בבת אחת.</w:t>
       </w:r>
     </w:p>
     <w:p>
@@ -5240,8 +5649,7 @@
         <w:spacing w:after="140" w:line="300" w:lineRule="auto"/>
       </w:pPr>
       <w:r>
-        <w:rPr/>
-        <w:t xml:space="preserve">2. חישוב מצטבר במקום מלא. היום כל סנכרון מחשב מחדש את 120 הימים האחרונים של המוכנות, גם כשנוספה רק ריצה אחת. השיפור: לשמור את נקודת החיתוך האחרונה שחושבה ולחשב מחדש רק מהיום שיש בו נתון חדש והלאה — כך שסנכרון יומי שגרתי הוא פעולה על יום אחד, לא על 120.</w:t>
+        <w:t>2. חישוב מצטבר במקום מלא. היום כל סנכרון מחשב מחדש את 120 הימים האחרונים של המוכנות, גם כשנוספה רק ריצה אחת. השיפור: לשמור את נקודת החיתוך האחרונה שחושבה ולחשב מחדש רק מהיום שיש בו נתון חדש והלאה — כך שסנכרון יומי שגרתי הוא פעולה על יום אחד, לא על 120.</w:t>
       </w:r>
     </w:p>
     <w:p>
@@ -5249,8 +5657,7 @@
         <w:spacing w:after="140" w:line="300" w:lineRule="auto"/>
       </w:pPr>
       <w:r>
-        <w:rPr/>
-        <w:t xml:space="preserve">3. עימוד מבוסס-סמן במסד. כיום העימוד בממשק קיים, אך השליפה מהמסד היא מעל תקרה קבועה (60 שורות) ולא שליפה מדורגת אמיתית. השיפור: המסד יחזיר עמוד לפי עמודת סמן (started_at &lt; הערך האחרון שהוצג) במקום offset — כך שכל עמוד נשלף בלי לסרוק ולזרוק את כל מה שלפניו.</w:t>
+        <w:t>3. עימוד מבוסס-סמן במסד. כיום העימוד בממשק קיים, אך השליפה מהמסד היא מעל תקרה קבועה (60 שורות) ולא שליפה מדורגת אמיתית. השיפור: המסד יחזיר עמוד לפי עמודת סמן (started_at &lt; הערך האחרון שהוצג) במקום offset — כך שכל עמוד נשלף בלי לסרוק ולזרוק את כל מה שלפניו.</w:t>
       </w:r>
     </w:p>
     <w:p>
@@ -5258,8 +5665,7 @@
         <w:spacing w:after="140" w:line="300" w:lineRule="auto"/>
       </w:pPr>
       <w:r>
-        <w:rPr/>
-        <w:t xml:space="preserve">4. הגבלת קצב. כיום אין שום הגבלה על ה-API של המוצר עצמו. השיפור: קודם אימות/התחברות (כדי לא להגביל בטעות משתמשים אמיתיים), ואז הגבלה לפי משתמש או IP בקצב שמתאים לשימוש טבעי אך חוסם ניסיון אוטומטי לשלוח כמות גדולה של בקשות.</w:t>
+        <w:t>4. הגבלת קצב. כיום אין שום הגבלה על ה-API של המוצר עצמו. השיפור: קודם אימות/התחברות (כדי לא להגביל בטעות משתמשים אמיתיים), ואז הגבלה לפי משתמש או IP בקצב שמתאים לשימוש טבעי אך חוסם ניסיון אוטומטי לשלוח כמות גדולה של בקשות.</w:t>
       </w:r>
     </w:p>
     <w:p>
@@ -5267,8 +5673,7 @@
         <w:spacing w:after="140" w:line="300" w:lineRule="auto"/>
       </w:pPr>
       <w:r>
-        <w:rPr/>
-        <w:t xml:space="preserve">5. תמונות ל-Storage. כיום תמונת הפרופיל נשמרת כ-data URL בתוך שורת ה-profiles עצמה — נוח לכתוב, אבל מנפח כל שורה שנקראת בכל טעינה, גם כשהתמונה לא נחוצה. השיפור: להעביר את הקובץ ל-Supabase Storage ולשמור בשורה רק נתיב, כך שהשורה החמה שנטענת כל הזמן נשארת קלה.</w:t>
+        <w:t>5. תמונות ל-Storage. כיום תמונת הפרופיל נשמרת כ-data URL בתוך שורת ה-profiles עצמה — נוח לכתוב, אבל מנפח כל שורה שנקראת בכל טעינה, גם כשהתמונה לא נחוצה. השיפור: להעביר את הקובץ ל-Supabase Storage ולשמור בשורה רק נתיב, כך שהשורה החמה שנטענת כל הזמן נשארת קלה.</w:t>
       </w:r>
     </w:p>
     <w:p>
@@ -5276,8 +5681,7 @@
         <w:spacing w:after="140" w:line="300" w:lineRule="auto"/>
       </w:pPr>
       <w:r>
-        <w:rPr/>
-        <w:t xml:space="preserve">6. SELECT ... FOR UPDATE SKIP LOCKED. כיום יש ריצה סדרתית יחידה, כך שאין סיכון שתי פעולות יתנגשו על אותו משתמש. בשלב שבו יהיה תור עם כמה עובדים (שיפור 1), SELECT ... FOR UPDATE SKIP LOCKED הוא המנגנון שמבטיח שרק עובד אחד ייקח משימה של משתמש מסוים בכל רגע — עובד שני שמגיע לאותה שורה מדלג הלאה במקום לחכות או לכפול את העבודה.</w:t>
+        <w:t>6. SELECT ... FOR UPDATE SKIP LOCKED. כיום יש ריצה סדרתית יחידה, כך שאין סיכון שתי פעולות יתנגשו על אותו משתמש. בשלב שבו יהיה תור עם כמה עובדים (שיפור 1), SELECT ... FOR UPDATE SKIP LOCKED הוא המנגנון שמבטיח שרק עובד אחד ייקח משימה של משתמש מסוים בכל רגע — עובד שני שמגיע לאותה שורה מדלג הלאה במקום לחכות או לכפול את העבודה.</w:t>
       </w:r>
     </w:p>
     <w:p>
@@ -5285,8 +5689,7 @@
         <w:spacing w:after="140" w:line="300" w:lineRule="auto"/>
       </w:pPr>
       <w:r>
-        <w:rPr/>
-        <w:t xml:space="preserve">7. סיכומים שבועיים שמורים. כיום לוח המספרים גוזר נפח, TRIMP וקצב לכל שבוע מחדש מהריצות הגולמיות בכל טעינה — עבודה שחוזרת על עצמה בלי להשתנות. השיפור: טבלת סיכום שבועי שנכתבת פעם אחת בזמן הסנכרון (שורה לשבוע), כך שגרף של שנה שלמה נטען מ-52 שורות מוכנות במקום לחשב מאות ריצות מחדש בכל פעם.</w:t>
+        <w:t>7. סיכומים שבועיים שמורים. כיום לוח המספרים גוזר נפח, TRIMP וקצב לכל שבוע מחדש מהריצות הגולמיות בכל טעינה — עבודה שחוזרת על עצמה בלי להשתנות. השיפור: טבלת סיכום שבועי שנכתבת פעם אחת בזמן הסנכרון (שורה לשבוע), כך שגרף של שנה שלמה נטען מ-52 שורות מוכנות במקום לחשב מאות ריצות מחדש בכל פעם.</w:t>
       </w:r>
     </w:p>
     <w:p>
@@ -5294,13 +5697,12 @@
         <w:spacing w:after="140" w:line="300" w:lineRule="auto"/>
       </w:pPr>
       <w:r>
-        <w:rPr/>
-        <w:t xml:space="preserve">לסיכום: המוצר מחזיק היטב לעשרות עד מאות משתמשים, ולמגבלה הראשונה שתישבר יש מספר ידוע: 200–400 משתמשים פעילים, בלולאת הסנכרון היומית. זו הסיבה שתור העבודה הוא השיפור היחיד מהרשימה שמתאים לבצע באופן יזום לפני שהכאב מגיע — נקודת השבירה שלו מחושבת, לא משוערת. שאר השיפורים שווים את העלות שלהם רק כשהשימוש בפועל יצדיק אותם.</w:t>
+        <w:t>לסיכום: המוצר מחזיק היטב לעשרות עד מאות משתמשים, ולמגבלה הראשונה שתישבר יש מספר ידוע: 200–400 משתמשים פעילים, בלולאת הסנכרון היומית. זו הסיבה שתור העבודה הוא השיפור היחיד מהרשימה שמתאים לבצע באופן יזום לפני שהכאב מגיע — נקודת השבירה שלו מחושבת, לא משוערת. שאר השיפורים שווים את העלות שלהם רק כשהשימוש בפועל יצדיק אותם.</w:t>
       </w:r>
     </w:p>
     <w:sectPr>
-      <w:headerReference w:type="default" r:id="rId7"/>
-      <w:footerReference w:type="default" r:id="rId8"/>
+      <w:headerReference w:type="default" r:id="rId9"/>
+      <w:footerReference w:type="default" r:id="rId10"/>
       <w:pgSz w:w="12240" w:h="15840"/>
       <w:pgMar w:top="1200" w:right="1440" w:bottom="1200" w:left="1440" w:header="708" w:footer="708" w:gutter="0"/>
       <w:cols w:space="720"/>
@@ -5312,7 +5714,7 @@
 </file>
 
 <file path=word/endnotes.xml><?xml version="1.0" encoding="utf-8"?>
-<w:endnotes xmlns:wpc="http://schemas.microsoft.com/office/word/2010/wordprocessingCanvas" xmlns:cx="http://schemas.microsoft.com/office/drawing/2014/chartex" xmlns:cx1="http://schemas.microsoft.com/office/drawing/2015/9/8/chartex" xmlns:cx2="http://schemas.microsoft.com/office/drawing/2015/10/21/chartex" xmlns:cx3="http://schemas.microsoft.com/office/drawing/2016/5/9/chartex" xmlns:cx4="http://schemas.microsoft.com/office/drawing/2016/5/10/chartex" xmlns:cx5="http://schemas.microsoft.com/office/drawing/2016/5/11/chartex" xmlns:cx6="http://schemas.microsoft.com/office/drawing/2016/5/12/chartex" xmlns:cx7="http://schemas.microsoft.com/office/drawing/2016/5/13/chartex" xmlns:cx8="http://schemas.microsoft.com/office/drawing/2016/5/14/chartex" xmlns:mc="http://schemas.openxmlformats.org/markup-compatibility/2006" xmlns:m="http://schemas.openxmlformats.org/officeDocument/2006/math" xmlns:aink="http://schemas.microsoft.com/office/drawing/2016/ink" xmlns:am3d="http://schemas.microsoft.com/office/drawing/2017/model3d" xmlns:oel="http://schemas.microsoft.com/office/2019/extlst" xmlns:r="http://schemas.openxmlformats.org/officeDocument/2006/relationships" xmlns:wp14="http://schemas.microsoft.com/office/word/2010/wordprocessingDrawing" xmlns:wp="http://schemas.openxmlformats.org/drawingml/2006/wordprocessingDrawing" xmlns:wpg="http://schemas.microsoft.com/office/word/2010/wordprocessingGroup" xmlns:wpi="http://schemas.microsoft.com/office/word/2010/wordprocessingInk" xmlns:wps="http://schemas.microsoft.com/office/word/2010/wordprocessingShape" xmlns:o="urn:schemas-microsoft-com:office:office" xmlns:v="urn:schemas-microsoft-com:vml" xmlns:w10="urn:schemas-microsoft-com:office:word" xmlns:w="http://schemas.openxmlformats.org/wordprocessingml/2006/main" xmlns:w14="http://schemas.microsoft.com/office/word/2010/wordml" xmlns:w15="http://schemas.microsoft.com/office/word/2012/wordml" xmlns:w16cei="http://schemas.microsoft.com/office/word/2026/wordml/cei" xmlns:w16cex="http://schemas.microsoft.com/office/word/2018/wordml/cex" xmlns:w16cid="http://schemas.microsoft.com/office/word/2016/wordml/cid" xmlns:w16="http://schemas.microsoft.com/office/word/2018/wordml" xmlns:w16sdtdh="http://schemas.microsoft.com/office/word/2020/wordml/sdtdatahash" xmlns:w16sdtfl="http://schemas.microsoft.com/office/word/2024/wordml/sdtformatlock" xmlns:w16se="http://schemas.microsoft.com/office/word/2015/wordml/symex" xmlns:w16du="http://schemas.microsoft.com/office/word/2023/wordml/word16du" xmlns:wne="http://schemas.microsoft.com/office/word/2006/wordml" mc:Ignorable="w14 w15 w16se w16cid w16 w16cex w16sdtdh w16sdtfl w16du wp14">
+<w:endnotes xmlns:wpc="http://schemas.microsoft.com/office/word/2010/wordprocessingCanvas" xmlns:cx="http://schemas.microsoft.com/office/drawing/2014/chartex" xmlns:cx1="http://schemas.microsoft.com/office/drawing/2015/9/8/chartex" xmlns:cx2="http://schemas.microsoft.com/office/drawing/2015/10/21/chartex" xmlns:cx3="http://schemas.microsoft.com/office/drawing/2016/5/9/chartex" xmlns:cx4="http://schemas.microsoft.com/office/drawing/2016/5/10/chartex" xmlns:cx5="http://schemas.microsoft.com/office/drawing/2016/5/11/chartex" xmlns:cx6="http://schemas.microsoft.com/office/drawing/2016/5/12/chartex" xmlns:cx7="http://schemas.microsoft.com/office/drawing/2016/5/13/chartex" xmlns:cx8="http://schemas.microsoft.com/office/drawing/2016/5/14/chartex" xmlns:mc="http://schemas.openxmlformats.org/markup-compatibility/2006" xmlns:m="http://schemas.openxmlformats.org/officeDocument/2006/math" xmlns:aink="http://schemas.microsoft.com/office/drawing/2016/ink" xmlns:am3d="http://schemas.microsoft.com/office/drawing/2017/model3d" xmlns:oel="http://schemas.microsoft.com/office/2019/extlst" xmlns:r="http://schemas.openxmlformats.org/officeDocument/2006/relationships" xmlns:wp14="http://schemas.microsoft.com/office/word/2010/wordprocessingDrawing" xmlns:wp="http://schemas.openxmlformats.org/drawingml/2006/wordprocessingDrawing" xmlns:wpg="http://schemas.microsoft.com/office/word/2010/wordprocessingGroup" xmlns:wpi="http://schemas.microsoft.com/office/word/2010/wordprocessingInk" xmlns:wps="http://schemas.microsoft.com/office/word/2010/wordprocessingShape" xmlns:o="urn:schemas-microsoft-com:office:office" xmlns:v="urn:schemas-microsoft-com:vml" xmlns:w10="urn:schemas-microsoft-com:office:word" xmlns:w="http://schemas.openxmlformats.org/wordprocessingml/2006/main" xmlns:w14="http://schemas.microsoft.com/office/word/2010/wordml" xmlns:w15="http://schemas.microsoft.com/office/word/2012/wordml" xmlns:w16cex="http://schemas.microsoft.com/office/word/2018/wordml/cex" xmlns:w16cid="http://schemas.microsoft.com/office/word/2016/wordml/cid" xmlns:w16="http://schemas.microsoft.com/office/word/2018/wordml" xmlns:w16sdtdh="http://schemas.microsoft.com/office/word/2020/wordml/sdtdatahash" xmlns:w16sdtfl="http://schemas.microsoft.com/office/word/2024/wordml/sdtformatlock" xmlns:w16se="http://schemas.microsoft.com/office/word/2015/wordml/symex" xmlns:w16du="http://schemas.microsoft.com/office/word/2023/wordml/word16du" xmlns:wne="http://schemas.microsoft.com/office/word/2006/wordml" mc:Ignorable="w14 w15 w16se w16cid w16 w16cex w16sdtdh w16sdtfl w16du wp14">
   <w:endnote w:type="separator" w:id="-1">
     <w:p>
       <w:r>
@@ -5331,7 +5733,7 @@
 </file>
 
 <file path=word/footer1.xml><?xml version="1.0" encoding="utf-8"?>
-<w:ftr xmlns:wpc="http://schemas.microsoft.com/office/word/2010/wordprocessingCanvas" xmlns:cx="http://schemas.microsoft.com/office/drawing/2014/chartex" xmlns:cx1="http://schemas.microsoft.com/office/drawing/2015/9/8/chartex" xmlns:cx2="http://schemas.microsoft.com/office/drawing/2015/10/21/chartex" xmlns:cx3="http://schemas.microsoft.com/office/drawing/2016/5/9/chartex" xmlns:cx4="http://schemas.microsoft.com/office/drawing/2016/5/10/chartex" xmlns:cx5="http://schemas.microsoft.com/office/drawing/2016/5/11/chartex" xmlns:cx6="http://schemas.microsoft.com/office/drawing/2016/5/12/chartex" xmlns:cx7="http://schemas.microsoft.com/office/drawing/2016/5/13/chartex" xmlns:cx8="http://schemas.microsoft.com/office/drawing/2016/5/14/chartex" xmlns:mc="http://schemas.openxmlformats.org/markup-compatibility/2006" xmlns:m="http://schemas.openxmlformats.org/officeDocument/2006/math" xmlns:aink="http://schemas.microsoft.com/office/drawing/2016/ink" xmlns:am3d="http://schemas.microsoft.com/office/drawing/2017/model3d" xmlns:oel="http://schemas.microsoft.com/office/2019/extlst" xmlns:r="http://schemas.openxmlformats.org/officeDocument/2006/relationships" xmlns:wp14="http://schemas.microsoft.com/office/word/2010/wordprocessingDrawing" xmlns:wp="http://schemas.openxmlformats.org/drawingml/2006/wordprocessingDrawing" xmlns:wpg="http://schemas.microsoft.com/office/word/2010/wordprocessingGroup" xmlns:wpi="http://schemas.microsoft.com/office/word/2010/wordprocessingInk" xmlns:wps="http://schemas.microsoft.com/office/word/2010/wordprocessingShape" xmlns:o="urn:schemas-microsoft-com:office:office" xmlns:v="urn:schemas-microsoft-com:vml" xmlns:w10="urn:schemas-microsoft-com:office:word" xmlns:w="http://schemas.openxmlformats.org/wordprocessingml/2006/main" xmlns:w14="http://schemas.microsoft.com/office/word/2010/wordml" xmlns:w15="http://schemas.microsoft.com/office/word/2012/wordml" xmlns:w16cei="http://schemas.microsoft.com/office/word/2026/wordml/cei" xmlns:w16cex="http://schemas.microsoft.com/office/word/2018/wordml/cex" xmlns:w16cid="http://schemas.microsoft.com/office/word/2016/wordml/cid" xmlns:w16="http://schemas.microsoft.com/office/word/2018/wordml" xmlns:w16sdtdh="http://schemas.microsoft.com/office/word/2020/wordml/sdtdatahash" xmlns:w16sdtfl="http://schemas.microsoft.com/office/word/2024/wordml/sdtformatlock" xmlns:w16se="http://schemas.microsoft.com/office/word/2015/wordml/symex" xmlns:w16du="http://schemas.microsoft.com/office/word/2023/wordml/word16du" xmlns:wne="http://schemas.microsoft.com/office/word/2006/wordml" mc:Ignorable="w14 w15 w16se w16cid w16 w16cex w16sdtdh w16sdtfl w16du wp14">
+<w:ftr xmlns:wpc="http://schemas.microsoft.com/office/word/2010/wordprocessingCanvas" xmlns:cx="http://schemas.microsoft.com/office/drawing/2014/chartex" xmlns:cx1="http://schemas.microsoft.com/office/drawing/2015/9/8/chartex" xmlns:cx2="http://schemas.microsoft.com/office/drawing/2015/10/21/chartex" xmlns:cx3="http://schemas.microsoft.com/office/drawing/2016/5/9/chartex" xmlns:cx4="http://schemas.microsoft.com/office/drawing/2016/5/10/chartex" xmlns:cx5="http://schemas.microsoft.com/office/drawing/2016/5/11/chartex" xmlns:cx6="http://schemas.microsoft.com/office/drawing/2016/5/12/chartex" xmlns:cx7="http://schemas.microsoft.com/office/drawing/2016/5/13/chartex" xmlns:cx8="http://schemas.microsoft.com/office/drawing/2016/5/14/chartex" xmlns:mc="http://schemas.openxmlformats.org/markup-compatibility/2006" xmlns:m="http://schemas.openxmlformats.org/officeDocument/2006/math" xmlns:aink="http://schemas.microsoft.com/office/drawing/2016/ink" xmlns:am3d="http://schemas.microsoft.com/office/drawing/2017/model3d" xmlns:oel="http://schemas.microsoft.com/office/2019/extlst" xmlns:r="http://schemas.openxmlformats.org/officeDocument/2006/relationships" xmlns:wp14="http://schemas.microsoft.com/office/word/2010/wordprocessingDrawing" xmlns:wp="http://schemas.openxmlformats.org/drawingml/2006/wordprocessingDrawing" xmlns:wpg="http://schemas.microsoft.com/office/word/2010/wordprocessingGroup" xmlns:wpi="http://schemas.microsoft.com/office/word/2010/wordprocessingInk" xmlns:wps="http://schemas.microsoft.com/office/word/2010/wordprocessingShape" xmlns:o="urn:schemas-microsoft-com:office:office" xmlns:v="urn:schemas-microsoft-com:vml" xmlns:w10="urn:schemas-microsoft-com:office:word" xmlns:w="http://schemas.openxmlformats.org/wordprocessingml/2006/main" xmlns:w14="http://schemas.microsoft.com/office/word/2010/wordml" xmlns:w15="http://schemas.microsoft.com/office/word/2012/wordml" xmlns:w16cex="http://schemas.microsoft.com/office/word/2018/wordml/cex" xmlns:w16cid="http://schemas.microsoft.com/office/word/2016/wordml/cid" xmlns:w16="http://schemas.microsoft.com/office/word/2018/wordml" xmlns:w16sdtdh="http://schemas.microsoft.com/office/word/2020/wordml/sdtdatahash" xmlns:w16sdtfl="http://schemas.microsoft.com/office/word/2024/wordml/sdtformatlock" xmlns:w16se="http://schemas.microsoft.com/office/word/2015/wordml/symex" xmlns:w16du="http://schemas.microsoft.com/office/word/2023/wordml/word16du" xmlns:wne="http://schemas.microsoft.com/office/word/2006/wordml" mc:Ignorable="w14 w15 w16se w16cid w16 w16cex w16sdtdh w16sdtfl w16du wp14">
   <w:p>
     <w:r>
       <w:rPr>
@@ -5379,7 +5781,7 @@
 </file>
 
 <file path=word/footnotes.xml><?xml version="1.0" encoding="utf-8"?>
-<w:footnotes xmlns:wpc="http://schemas.microsoft.com/office/word/2010/wordprocessingCanvas" xmlns:cx="http://schemas.microsoft.com/office/drawing/2014/chartex" xmlns:cx1="http://schemas.microsoft.com/office/drawing/2015/9/8/chartex" xmlns:cx2="http://schemas.microsoft.com/office/drawing/2015/10/21/chartex" xmlns:cx3="http://schemas.microsoft.com/office/drawing/2016/5/9/chartex" xmlns:cx4="http://schemas.microsoft.com/office/drawing/2016/5/10/chartex" xmlns:cx5="http://schemas.microsoft.com/office/drawing/2016/5/11/chartex" xmlns:cx6="http://schemas.microsoft.com/office/drawing/2016/5/12/chartex" xmlns:cx7="http://schemas.microsoft.com/office/drawing/2016/5/13/chartex" xmlns:cx8="http://schemas.microsoft.com/office/drawing/2016/5/14/chartex" xmlns:mc="http://schemas.openxmlformats.org/markup-compatibility/2006" xmlns:m="http://schemas.openxmlformats.org/officeDocument/2006/math" xmlns:aink="http://schemas.microsoft.com/office/drawing/2016/ink" xmlns:am3d="http://schemas.microsoft.com/office/drawing/2017/model3d" xmlns:oel="http://schemas.microsoft.com/office/2019/extlst" xmlns:r="http://schemas.openxmlformats.org/officeDocument/2006/relationships" xmlns:wp14="http://schemas.microsoft.com/office/word/2010/wordprocessingDrawing" xmlns:wp="http://schemas.openxmlformats.org/drawingml/2006/wordprocessingDrawing" xmlns:wpg="http://schemas.microsoft.com/office/word/2010/wordprocessingGroup" xmlns:wpi="http://schemas.microsoft.com/office/word/2010/wordprocessingInk" xmlns:wps="http://schemas.microsoft.com/office/word/2010/wordprocessingShape" xmlns:o="urn:schemas-microsoft-com:office:office" xmlns:v="urn:schemas-microsoft-com:vml" xmlns:w10="urn:schemas-microsoft-com:office:word" xmlns:w="http://schemas.openxmlformats.org/wordprocessingml/2006/main" xmlns:w14="http://schemas.microsoft.com/office/word/2010/wordml" xmlns:w15="http://schemas.microsoft.com/office/word/2012/wordml" xmlns:w16cei="http://schemas.microsoft.com/office/word/2026/wordml/cei" xmlns:w16cex="http://schemas.microsoft.com/office/word/2018/wordml/cex" xmlns:w16cid="http://schemas.microsoft.com/office/word/2016/wordml/cid" xmlns:w16="http://schemas.microsoft.com/office/word/2018/wordml" xmlns:w16sdtdh="http://schemas.microsoft.com/office/word/2020/wordml/sdtdatahash" xmlns:w16sdtfl="http://schemas.microsoft.com/office/word/2024/wordml/sdtformatlock" xmlns:w16se="http://schemas.microsoft.com/office/word/2015/wordml/symex" xmlns:w16du="http://schemas.microsoft.com/office/word/2023/wordml/word16du" xmlns:wne="http://schemas.microsoft.com/office/word/2006/wordml" mc:Ignorable="w14 w15 w16se w16cid w16 w16cex w16sdtdh w16sdtfl w16du wp14">
+<w:footnotes xmlns:wpc="http://schemas.microsoft.com/office/word/2010/wordprocessingCanvas" xmlns:cx="http://schemas.microsoft.com/office/drawing/2014/chartex" xmlns:cx1="http://schemas.microsoft.com/office/drawing/2015/9/8/chartex" xmlns:cx2="http://schemas.microsoft.com/office/drawing/2015/10/21/chartex" xmlns:cx3="http://schemas.microsoft.com/office/drawing/2016/5/9/chartex" xmlns:cx4="http://schemas.microsoft.com/office/drawing/2016/5/10/chartex" xmlns:cx5="http://schemas.microsoft.com/office/drawing/2016/5/11/chartex" xmlns:cx6="http://schemas.microsoft.com/office/drawing/2016/5/12/chartex" xmlns:cx7="http://schemas.microsoft.com/office/drawing/2016/5/13/chartex" xmlns:cx8="http://schemas.microsoft.com/office/drawing/2016/5/14/chartex" xmlns:mc="http://schemas.openxmlformats.org/markup-compatibility/2006" xmlns:m="http://schemas.openxmlformats.org/officeDocument/2006/math" xmlns:aink="http://schemas.microsoft.com/office/drawing/2016/ink" xmlns:am3d="http://schemas.microsoft.com/office/drawing/2017/model3d" xmlns:oel="http://schemas.microsoft.com/office/2019/extlst" xmlns:r="http://schemas.openxmlformats.org/officeDocument/2006/relationships" xmlns:wp14="http://schemas.microsoft.com/office/word/2010/wordprocessingDrawing" xmlns:wp="http://schemas.openxmlformats.org/drawingml/2006/wordprocessingDrawing" xmlns:wpg="http://schemas.microsoft.com/office/word/2010/wordprocessingGroup" xmlns:wpi="http://schemas.microsoft.com/office/word/2010/wordprocessingInk" xmlns:wps="http://schemas.microsoft.com/office/word/2010/wordprocessingShape" xmlns:o="urn:schemas-microsoft-com:office:office" xmlns:v="urn:schemas-microsoft-com:vml" xmlns:w10="urn:schemas-microsoft-com:office:word" xmlns:w="http://schemas.openxmlformats.org/wordprocessingml/2006/main" xmlns:w14="http://schemas.microsoft.com/office/word/2010/wordml" xmlns:w15="http://schemas.microsoft.com/office/word/2012/wordml" xmlns:w16cex="http://schemas.microsoft.com/office/word/2018/wordml/cex" xmlns:w16cid="http://schemas.microsoft.com/office/word/2016/wordml/cid" xmlns:w16="http://schemas.microsoft.com/office/word/2018/wordml" xmlns:w16sdtdh="http://schemas.microsoft.com/office/word/2020/wordml/sdtdatahash" xmlns:w16sdtfl="http://schemas.microsoft.com/office/word/2024/wordml/sdtformatlock" xmlns:w16se="http://schemas.microsoft.com/office/word/2015/wordml/symex" xmlns:w16du="http://schemas.microsoft.com/office/word/2023/wordml/word16du" xmlns:wne="http://schemas.microsoft.com/office/word/2006/wordml" mc:Ignorable="w14 w15 w16se w16cid w16 w16cex w16sdtdh w16sdtfl w16du wp14">
   <w:footnote w:type="separator" w:id="-1">
     <w:p>
       <w:r>
@@ -5398,7 +5800,7 @@
 </file>
 
 <file path=word/header1.xml><?xml version="1.0" encoding="utf-8"?>
-<w:hdr xmlns:wpc="http://schemas.microsoft.com/office/word/2010/wordprocessingCanvas" xmlns:cx="http://schemas.microsoft.com/office/drawing/2014/chartex" xmlns:cx1="http://schemas.microsoft.com/office/drawing/2015/9/8/chartex" xmlns:cx2="http://schemas.microsoft.com/office/drawing/2015/10/21/chartex" xmlns:cx3="http://schemas.microsoft.com/office/drawing/2016/5/9/chartex" xmlns:cx4="http://schemas.microsoft.com/office/drawing/2016/5/10/chartex" xmlns:cx5="http://schemas.microsoft.com/office/drawing/2016/5/11/chartex" xmlns:cx6="http://schemas.microsoft.com/office/drawing/2016/5/12/chartex" xmlns:cx7="http://schemas.microsoft.com/office/drawing/2016/5/13/chartex" xmlns:cx8="http://schemas.microsoft.com/office/drawing/2016/5/14/chartex" xmlns:mc="http://schemas.openxmlformats.org/markup-compatibility/2006" xmlns:m="http://schemas.openxmlformats.org/officeDocument/2006/math" xmlns:aink="http://schemas.microsoft.com/office/drawing/2016/ink" xmlns:am3d="http://schemas.microsoft.com/office/drawing/2017/model3d" xmlns:oel="http://schemas.microsoft.com/office/2019/extlst" xmlns:r="http://schemas.openxmlformats.org/officeDocument/2006/relationships" xmlns:wp14="http://schemas.microsoft.com/office/word/2010/wordprocessingDrawing" xmlns:wp="http://schemas.openxmlformats.org/drawingml/2006/wordprocessingDrawing" xmlns:wpg="http://schemas.microsoft.com/office/word/2010/wordprocessingGroup" xmlns:wpi="http://schemas.microsoft.com/office/word/2010/wordprocessingInk" xmlns:wps="http://schemas.microsoft.com/office/word/2010/wordprocessingShape" xmlns:o="urn:schemas-microsoft-com:office:office" xmlns:v="urn:schemas-microsoft-com:vml" xmlns:w10="urn:schemas-microsoft-com:office:word" xmlns:w="http://schemas.openxmlformats.org/wordprocessingml/2006/main" xmlns:w14="http://schemas.microsoft.com/office/word/2010/wordml" xmlns:w15="http://schemas.microsoft.com/office/word/2012/wordml" xmlns:w16cei="http://schemas.microsoft.com/office/word/2026/wordml/cei" xmlns:w16cex="http://schemas.microsoft.com/office/word/2018/wordml/cex" xmlns:w16cid="http://schemas.microsoft.com/office/word/2016/wordml/cid" xmlns:w16="http://schemas.microsoft.com/office/word/2018/wordml" xmlns:w16sdtdh="http://schemas.microsoft.com/office/word/2020/wordml/sdtdatahash" xmlns:w16sdtfl="http://schemas.microsoft.com/office/word/2024/wordml/sdtformatlock" xmlns:w16se="http://schemas.microsoft.com/office/word/2015/wordml/symex" xmlns:w16du="http://schemas.microsoft.com/office/word/2023/wordml/word16du" xmlns:wne="http://schemas.microsoft.com/office/word/2006/wordml" mc:Ignorable="w14 w15 w16se w16cid w16 w16cex w16sdtdh w16sdtfl w16du wp14">
+<w:hdr xmlns:wpc="http://schemas.microsoft.com/office/word/2010/wordprocessingCanvas" xmlns:cx="http://schemas.microsoft.com/office/drawing/2014/chartex" xmlns:cx1="http://schemas.microsoft.com/office/drawing/2015/9/8/chartex" xmlns:cx2="http://schemas.microsoft.com/office/drawing/2015/10/21/chartex" xmlns:cx3="http://schemas.microsoft.com/office/drawing/2016/5/9/chartex" xmlns:cx4="http://schemas.microsoft.com/office/drawing/2016/5/10/chartex" xmlns:cx5="http://schemas.microsoft.com/office/drawing/2016/5/11/chartex" xmlns:cx6="http://schemas.microsoft.com/office/drawing/2016/5/12/chartex" xmlns:cx7="http://schemas.microsoft.com/office/drawing/2016/5/13/chartex" xmlns:cx8="http://schemas.microsoft.com/office/drawing/2016/5/14/chartex" xmlns:mc="http://schemas.openxmlformats.org/markup-compatibility/2006" xmlns:m="http://schemas.openxmlformats.org/officeDocument/2006/math" xmlns:aink="http://schemas.microsoft.com/office/drawing/2016/ink" xmlns:am3d="http://schemas.microsoft.com/office/drawing/2017/model3d" xmlns:oel="http://schemas.microsoft.com/office/2019/extlst" xmlns:r="http://schemas.openxmlformats.org/officeDocument/2006/relationships" xmlns:wp14="http://schemas.microsoft.com/office/word/2010/wordprocessingDrawing" xmlns:wp="http://schemas.openxmlformats.org/drawingml/2006/wordprocessingDrawing" xmlns:wpg="http://schemas.microsoft.com/office/word/2010/wordprocessingGroup" xmlns:wpi="http://schemas.microsoft.com/office/word/2010/wordprocessingInk" xmlns:wps="http://schemas.microsoft.com/office/word/2010/wordprocessingShape" xmlns:o="urn:schemas-microsoft-com:office:office" xmlns:v="urn:schemas-microsoft-com:vml" xmlns:w10="urn:schemas-microsoft-com:office:word" xmlns:w="http://schemas.openxmlformats.org/wordprocessingml/2006/main" xmlns:w14="http://schemas.microsoft.com/office/word/2010/wordml" xmlns:w15="http://schemas.microsoft.com/office/word/2012/wordml" xmlns:w16cex="http://schemas.microsoft.com/office/word/2018/wordml/cex" xmlns:w16cid="http://schemas.microsoft.com/office/word/2016/wordml/cid" xmlns:w16="http://schemas.microsoft.com/office/word/2018/wordml" xmlns:w16sdtdh="http://schemas.microsoft.com/office/word/2020/wordml/sdtdatahash" xmlns:w16sdtfl="http://schemas.microsoft.com/office/word/2024/wordml/sdtformatlock" xmlns:w16se="http://schemas.microsoft.com/office/word/2015/wordml/symex" xmlns:w16du="http://schemas.microsoft.com/office/word/2023/wordml/word16du" xmlns:wne="http://schemas.microsoft.com/office/word/2006/wordml" mc:Ignorable="w14 w15 w16se w16cid w16 w16cex w16sdtdh w16sdtfl w16du wp14">
   <w:p>
     <w:pPr>
       <w:jc w:val="center"/>
@@ -5408,7 +5810,7 @@
 </file>
 
 <file path=word/numbering.xml><?xml version="1.0" encoding="utf-8"?>
-<w:numbering xmlns:wpc="http://schemas.microsoft.com/office/word/2010/wordprocessingCanvas" xmlns:cx="http://schemas.microsoft.com/office/drawing/2014/chartex" xmlns:cx1="http://schemas.microsoft.com/office/drawing/2015/9/8/chartex" xmlns:cx2="http://schemas.microsoft.com/office/drawing/2015/10/21/chartex" xmlns:cx3="http://schemas.microsoft.com/office/drawing/2016/5/9/chartex" xmlns:cx4="http://schemas.microsoft.com/office/drawing/2016/5/10/chartex" xmlns:cx5="http://schemas.microsoft.com/office/drawing/2016/5/11/chartex" xmlns:cx6="http://schemas.microsoft.com/office/drawing/2016/5/12/chartex" xmlns:cx7="http://schemas.microsoft.com/office/drawing/2016/5/13/chartex" xmlns:cx8="http://schemas.microsoft.com/office/drawing/2016/5/14/chartex" xmlns:mc="http://schemas.openxmlformats.org/markup-compatibility/2006" xmlns:m="http://schemas.openxmlformats.org/officeDocument/2006/math" xmlns:aink="http://schemas.microsoft.com/office/drawing/2016/ink" xmlns:am3d="http://schemas.microsoft.com/office/drawing/2017/model3d" xmlns:oel="http://schemas.microsoft.com/office/2019/extlst" xmlns:r="http://schemas.openxmlformats.org/officeDocument/2006/relationships" xmlns:wp14="http://schemas.microsoft.com/office/word/2010/wordprocessingDrawing" xmlns:wp="http://schemas.openxmlformats.org/drawingml/2006/wordprocessingDrawing" xmlns:wpg="http://schemas.microsoft.com/office/word/2010/wordprocessingGroup" xmlns:wpi="http://schemas.microsoft.com/office/word/2010/wordprocessingInk" xmlns:wps="http://schemas.microsoft.com/office/word/2010/wordprocessingShape" xmlns:o="urn:schemas-microsoft-com:office:office" xmlns:v="urn:schemas-microsoft-com:vml" xmlns:w10="urn:schemas-microsoft-com:office:word" xmlns:w="http://schemas.openxmlformats.org/wordprocessingml/2006/main" xmlns:w14="http://schemas.microsoft.com/office/word/2010/wordml" xmlns:w15="http://schemas.microsoft.com/office/word/2012/wordml" xmlns:w16cei="http://schemas.microsoft.com/office/word/2026/wordml/cei" xmlns:w16cex="http://schemas.microsoft.com/office/word/2018/wordml/cex" xmlns:w16cid="http://schemas.microsoft.com/office/word/2016/wordml/cid" xmlns:w16="http://schemas.microsoft.com/office/word/2018/wordml" xmlns:w16sdtdh="http://schemas.microsoft.com/office/word/2020/wordml/sdtdatahash" xmlns:w16sdtfl="http://schemas.microsoft.com/office/word/2024/wordml/sdtformatlock" xmlns:w16se="http://schemas.microsoft.com/office/word/2015/wordml/symex" xmlns:w16du="http://schemas.microsoft.com/office/word/2023/wordml/word16du" xmlns:wne="http://schemas.microsoft.com/office/word/2006/wordml" mc:Ignorable="w14 w15 w16se w16cid w16 w16cex w16sdtdh w16sdtfl w16du wp14">
+<w:numbering xmlns:wpc="http://schemas.microsoft.com/office/word/2010/wordprocessingCanvas" xmlns:cx="http://schemas.microsoft.com/office/drawing/2014/chartex" xmlns:cx1="http://schemas.microsoft.com/office/drawing/2015/9/8/chartex" xmlns:cx2="http://schemas.microsoft.com/office/drawing/2015/10/21/chartex" xmlns:cx3="http://schemas.microsoft.com/office/drawing/2016/5/9/chartex" xmlns:cx4="http://schemas.microsoft.com/office/drawing/2016/5/10/chartex" xmlns:cx5="http://schemas.microsoft.com/office/drawing/2016/5/11/chartex" xmlns:cx6="http://schemas.microsoft.com/office/drawing/2016/5/12/chartex" xmlns:cx7="http://schemas.microsoft.com/office/drawing/2016/5/13/chartex" xmlns:cx8="http://schemas.microsoft.com/office/drawing/2016/5/14/chartex" xmlns:mc="http://schemas.openxmlformats.org/markup-compatibility/2006" xmlns:m="http://schemas.openxmlformats.org/officeDocument/2006/math" xmlns:aink="http://schemas.microsoft.com/office/drawing/2016/ink" xmlns:am3d="http://schemas.microsoft.com/office/drawing/2017/model3d" xmlns:oel="http://schemas.microsoft.com/office/2019/extlst" xmlns:r="http://schemas.openxmlformats.org/officeDocument/2006/relationships" xmlns:wp14="http://schemas.microsoft.com/office/word/2010/wordprocessingDrawing" xmlns:wp="http://schemas.openxmlformats.org/drawingml/2006/wordprocessingDrawing" xmlns:wpg="http://schemas.microsoft.com/office/word/2010/wordprocessingGroup" xmlns:wpi="http://schemas.microsoft.com/office/word/2010/wordprocessingInk" xmlns:wps="http://schemas.microsoft.com/office/word/2010/wordprocessingShape" xmlns:o="urn:schemas-microsoft-com:office:office" xmlns:v="urn:schemas-microsoft-com:vml" xmlns:w10="urn:schemas-microsoft-com:office:word" xmlns:w="http://schemas.openxmlformats.org/wordprocessingml/2006/main" xmlns:w14="http://schemas.microsoft.com/office/word/2010/wordml" xmlns:w15="http://schemas.microsoft.com/office/word/2012/wordml" xmlns:w16cex="http://schemas.microsoft.com/office/word/2018/wordml/cex" xmlns:w16cid="http://schemas.microsoft.com/office/word/2016/wordml/cid" xmlns:w16="http://schemas.microsoft.com/office/word/2018/wordml" xmlns:w16sdtdh="http://schemas.microsoft.com/office/word/2020/wordml/sdtdatahash" xmlns:w16sdtfl="http://schemas.microsoft.com/office/word/2024/wordml/sdtformatlock" xmlns:w16se="http://schemas.microsoft.com/office/word/2015/wordml/symex" xmlns:w16du="http://schemas.microsoft.com/office/word/2023/wordml/word16du" xmlns:wne="http://schemas.microsoft.com/office/word/2006/wordml" mc:Ignorable="w14 w15 w16se w16cid w16 w16cex w16sdtdh w16sdtfl w16du wp14">
   <w:abstractNum w:abstractNumId="0" w15:restartNumberingAfterBreak="0">
     <w:nsid w:val="1C686CAD"/>
     <w:multiLevelType w:val="hybridMultilevel"/>

--- a/docs/הגשה סופית/6 - מסמך סקייל וביצועים - Runi.docx
+++ b/docs/הגשה סופית/6 - מסמך סקייל וביצועים - Runi.docx
@@ -2899,7 +2899,7 @@
         <w:spacing w:after="140" w:line="300" w:lineRule="auto"/>
       </w:pPr>
       <w:r>
-        <w:t>בפועל: מאמן עם 30 מתאמנים טוען בכ-4 שאילתות קבוצתיות בלבד (אחת לכל סוג נתון: רוסטר, מוכנות, שיאים, יומן) ולא ב-30 שאילתות נפרדות — זה מה שעומד מאחורי "עולה כמו מאמן עם 3".</w:t>
+        <w:t>בפועל: מאמן עם 30 מתאמנים טוען בכ-9 שאילתות קבוצתיות בלבד (אחת לכל סוג נתון: רוסטר, מחזורים, פרופילים, מוכנות, מרוצי יעד, תוכניות, ריצות, אימונים) ולא ב-30 שאילתות נפרדות — זה מה שעומד מאחורי "עולה כמו מאמן עם 3".</w:t>
       </w:r>
     </w:p>
     <w:p>
@@ -2924,7 +2924,7 @@
         <w:spacing w:after="140" w:line="300" w:lineRule="auto"/>
       </w:pPr>
       <w:r>
-        <w:t>18 אינדקסים נוצרו במפורש, ועוד מפתחות ראשיים ואילוצי ייחודיות שפוסטגרס ממש אותם כאינדקס גם הם. אף אחד מהם אינו "ליתר ביטחון": כל אינדקס שנוצר במפורש מכסה שאילתה שקיימת בקוד.</w:t>
+        <w:t>18 אינדקסים נוצרו במפורש, ועוד מפתחות ראשיים ואילוצי ייחודיות שפוסטגרס ממש אותם כאינדקס גם הם. כל אינדקס שנוצר במפורש מכסה שאילתה שקיימת בקוד, למעט אחד: idx_plan_adjustments_plan נוצר במיגרציה הראשונה עם טבלת יומן ההתאמות, שאינה בשימוש בגרסה זו — הוא ריק, ולא עולה דבר.</w:t>
       </w:r>
     </w:p>
     <w:tbl>
@@ -3625,26 +3625,13 @@
       </w:pPr>
       <w:r>
         <w:rPr>
-          <w:b/>
-          <w:bCs/>
-        </w:rPr>
-        <w:t>שני אינדקסים חלקיים.</w:t>
-      </w:r>
-      <w:r>
-        <w:t xml:space="preserve"> אינדקס חלקי מכסה רק שורות שעונות לתנאי — קטן יותר, מהיר יותר, וזול יותר בכתיבה. </w:t>
-      </w:r>
-      <w:r>
-        <w:rPr>
           <w:rFonts w:ascii="Courier New" w:eastAsia="Courier New" w:hAnsi="Courier New" w:cs="Courier New"/>
           <w:color w:val="8A3A2A"/>
           <w:sz w:val="19"/>
           <w:szCs w:val="19"/>
           <w:rtl w:val="0"/>
         </w:rPr>
-        <w:t>plan_workouts_adjustable_idx</w:t>
-      </w:r>
-      <w:r>
-        <w:t xml:space="preserve"> מכסה רק את מה שהמנוע רשאי לגעת בו, וזו בדיוק השאילתה שרצה כל לילה.</w:t>
+        <w:t xml:space="preserve">שלושה אינדקסים חלקיים (activities_derivation_idx, activities_streams_pending_idx, plan_workouts_adjustable_idx). אינדקס חלקי מכסה רק שורות שעונות לתנאי — קטן יותר, מהיר יותר, וזול יותר בכתיבה. plan_workouts_adjustable_idx מכסה רק את מה שהמנוע רשאי לגעת בו, וזו בדיוק השאילתה שרצה כל לילה.</w:t>
       </w:r>
     </w:p>
     <w:p>
@@ -3689,7 +3676,7 @@
         <w:spacing w:after="140" w:line="300" w:lineRule="auto"/>
       </w:pPr>
       <w:r>
-        <w:t>בניגוד לשני האינדקסים החלקיים שמייעלים שאילתות ספציפיות, האינדקס הזה קיים כדי למנוע מצב לא-תקין מבנית — כפל רשומות — ולכן הוא היחיד שבלעדיו קיים סיכון לנתונים שגויים, לא רק לביצועים.</w:t>
+        <w:t>בניגוד לשלושת האינדקסים החלקיים שמייעלים שאילתות ספציפיות, האינדקס הזה קיים כדי למנוע מצב לא-תקין מבנית — כפל רשומות — ולכן הוא היחיד שבלעדיו קיים סיכון לנתונים שגויים, לא רק לביצועים.</w:t>
       </w:r>
     </w:p>
     <w:p>
